--- a/Template_Incident_Investigation_FR.docx
+++ b/Template_Incident_Investigation_FR.docx
@@ -5,22 +5,25 @@
     <w:p>
       <w:pPr>
         <w:spacing w:before="200" w:after="200"/>
+        <w:pStyle w:val="Title"/>
       </w:pPr>
       <w:r>
         <w:rPr>
           <w:rFonts w:ascii="Arial" w:cs="Arial" w:eastAsia="Arial" w:hAnsi="Arial"/>
           <w:b/>
           <w:bCs/>
-          <w:color w:val="C04E1A"/>
+          <w:color w:val="000000"/>
           <w:sz w:val="32"/>
           <w:szCs w:val="32"/>
+          <w:lang w:val="fr-CH"/>
         </w:rPr>
-        <w:t xml:space="preserve">ENQUÊTE D’ÉVÉNEMENT — PROCÉDURE</w:t>
+        <w:t xml:space="preserve">Procédure d’analyse d’événement</w:t>
       </w:r>
     </w:p>
     <w:p>
       <w:pPr>
         <w:spacing w:before="240" w:after="120"/>
+        <w:keepNext/>
       </w:pPr>
       <w:r>
         <w:rPr>
@@ -30,8 +33,9 @@
           <w:color w:val="C04E1A"/>
           <w:sz w:val="26"/>
           <w:szCs w:val="26"/>
+          <w:lang w:val="fr-CH"/>
         </w:rPr>
-        <w:t xml:space="preserve">QU’EST-CE QU’UNE ENQUÊTE D’ÉVÉNEMENT ?</w:t>
+        <w:t xml:space="preserve">Objectif et responsabilités</w:t>
       </w:r>
     </w:p>
     <w:tbl>
@@ -51,6 +55,9 @@
         <w:gridCol w:w="7066"/>
       </w:tblGrid>
       <w:tr>
+        <w:trPr>
+          <w:cantSplit/>
+        </w:trPr>
         <w:tc>
           <w:tcPr>
             <w:tcW w:type="dxa" w:w="3400"/>
@@ -76,10 +83,11 @@
                 <w:b/>
                 <w:bCs/>
                 <w:color w:val="000000"/>
-                <w:sz w:val="22"/>
-                <w:szCs w:val="22"/>
-              </w:rPr>
-              <w:t xml:space="preserve">Ce que c’est</w:t>
+                <w:sz w:val="21"/>
+                <w:szCs w:val="22"/>
+                <w:lang w:val="fr-CH"/>
+              </w:rPr>
+              <w:t xml:space="preserve">Objectif</w:t>
             </w:r>
           </w:p>
         </w:tc>
@@ -105,59 +113,73 @@
               <w:rPr>
                 <w:rFonts w:ascii="Arial" w:cs="Arial" w:eastAsia="Arial" w:hAnsi="Arial"/>
                 <w:color w:val="000000"/>
-                <w:sz w:val="22"/>
-                <w:szCs w:val="22"/>
-              </w:rPr>
-              <w:t xml:space="preserve">Un processus structuré pour déterminer ce qui s’est passé, pourquoi cela s’est produit et ce qu’il faut changer pour que cela ne se reproduise pas.</w:t>
-            </w:r>
-          </w:p>
-          <w:p>
-            <w:r>
-              <w:rPr>
-                <w:rFonts w:ascii="Arial" w:cs="Arial" w:eastAsia="Arial" w:hAnsi="Arial"/>
-                <w:color w:val="000000"/>
-                <w:sz w:val="6"/>
+                <w:sz w:val="21"/>
+                <w:szCs w:val="22"/>
+                <w:lang w:val="fr-CH"/>
+              </w:rPr>
+              <w:t xml:space="preserve">Utilisez cette procédure pour analyser les accidents, les presque-accidents et les dommages matériels. Décrivez ce qui s’est passé, identifiez les causes et convenez de mesures pour éviter une répétition.</w:t>
+            </w:r>
+          </w:p>
+          <w:p>
+            <w:pPr>
+              <w:spacing w:before="0" w:after="0" w:line="100" w:lineRule="exact"/>
+            </w:pPr>
+            <w:r>
+              <w:rPr>
+                <w:rFonts w:ascii="Arial" w:cs="Arial" w:eastAsia="Arial" w:hAnsi="Arial"/>
+                <w:color w:val="000000"/>
+                <w:sz w:val="10"/>
                 <w:szCs w:val="6"/>
-              </w:rPr>
-              <w:t xml:space="preserve"/>
-            </w:r>
-          </w:p>
-          <w:p>
-            <w:r>
-              <w:rPr>
-                <w:rFonts w:ascii="Arial" w:cs="Arial" w:eastAsia="Arial" w:hAnsi="Arial"/>
-                <w:color w:val="000000"/>
-                <w:sz w:val="22"/>
-                <w:szCs w:val="22"/>
-              </w:rPr>
-              <w:t xml:space="preserve">Une recherche factuelle — pas une recherche de coupables. L’objectif est de tirer des leçons de l’événement et d’améliorer l’organisation du travail.</w:t>
-            </w:r>
-          </w:p>
-          <w:p>
-            <w:r>
-              <w:rPr>
-                <w:rFonts w:ascii="Arial" w:cs="Arial" w:eastAsia="Arial" w:hAnsi="Arial"/>
-                <w:color w:val="000000"/>
-                <w:sz w:val="6"/>
+                <w:lang w:val="fr-CH"/>
+              </w:rPr>
+              <w:t xml:space="preserve"/>
+            </w:r>
+          </w:p>
+          <w:p>
+            <w:r>
+              <w:rPr>
+                <w:rFonts w:ascii="Arial" w:cs="Arial" w:eastAsia="Arial" w:hAnsi="Arial"/>
+                <w:color w:val="000000"/>
+                <w:sz w:val="21"/>
+                <w:szCs w:val="22"/>
+                <w:lang w:val="fr-CH"/>
+              </w:rPr>
+              <w:t xml:space="preserve">Appuyez l’analyse sur des faits. Examinez comment le travail était organisé, quels dangers étaient présents et quelles mesures de protection ont fait défaut.</w:t>
+            </w:r>
+          </w:p>
+          <w:p>
+            <w:pPr>
+              <w:spacing w:before="0" w:after="0" w:line="100" w:lineRule="exact"/>
+            </w:pPr>
+            <w:r>
+              <w:rPr>
+                <w:rFonts w:ascii="Arial" w:cs="Arial" w:eastAsia="Arial" w:hAnsi="Arial"/>
+                <w:color w:val="000000"/>
+                <w:sz w:val="10"/>
                 <w:szCs w:val="6"/>
-              </w:rPr>
-              <w:t xml:space="preserve"/>
-            </w:r>
-          </w:p>
-          <w:p>
-            <w:r>
-              <w:rPr>
-                <w:rFonts w:ascii="Arial" w:cs="Arial" w:eastAsia="Arial" w:hAnsi="Arial"/>
-                <w:color w:val="000000"/>
-                <w:sz w:val="22"/>
-                <w:szCs w:val="22"/>
-              </w:rPr>
-              <w:t xml:space="preserve">Un outil pratique qui aide les responsables à rassembler les faits, identifier les causes profondes et convenir de mesures correctives efficaces.</w:t>
+                <w:lang w:val="fr-CH"/>
+              </w:rPr>
+              <w:t xml:space="preserve"/>
+            </w:r>
+          </w:p>
+          <w:p>
+            <w:r>
+              <w:rPr>
+                <w:rFonts w:ascii="Arial" w:cs="Arial" w:eastAsia="Arial" w:hAnsi="Arial"/>
+                <w:color w:val="000000"/>
+                <w:sz w:val="21"/>
+                <w:szCs w:val="22"/>
+                <w:lang w:val="fr-CH"/>
+              </w:rPr>
+              <w:t xml:space="preserve">Les responsables utilisent le formulaire pour rassembler les preuves, identifier les causes et attribuer les mesures correctives.</w:t>
             </w:r>
           </w:p>
         </w:tc>
       </w:tr>
       <w:tr>
+        <w:trPr>
+          <w:cantSplit/>
+        </w:trPr>
         <w:tc>
           <w:tcPr>
             <w:tcW w:type="dxa" w:w="3400"/>
@@ -183,10 +205,11 @@
                 <w:b/>
                 <w:bCs/>
                 <w:color w:val="000000"/>
-                <w:sz w:val="22"/>
-                <w:szCs w:val="22"/>
-              </w:rPr>
-              <w:t xml:space="preserve">Ce que ce n’est pas</w:t>
+                <w:sz w:val="21"/>
+                <w:szCs w:val="22"/>
+                <w:lang w:val="fr-CH"/>
+              </w:rPr>
+              <w:t xml:space="preserve">Utilisation</w:t>
             </w:r>
           </w:p>
         </w:tc>
@@ -212,59 +235,73 @@
               <w:rPr>
                 <w:rFonts w:ascii="Arial" w:cs="Arial" w:eastAsia="Arial" w:hAnsi="Arial"/>
                 <w:color w:val="000000"/>
-                <w:sz w:val="22"/>
-                <w:szCs w:val="22"/>
-              </w:rPr>
-              <w:t xml:space="preserve">Pas une procédure disciplinaire ni un moyen d’attribuer des fautes.</w:t>
-            </w:r>
-          </w:p>
-          <w:p>
-            <w:r>
-              <w:rPr>
-                <w:rFonts w:ascii="Arial" w:cs="Arial" w:eastAsia="Arial" w:hAnsi="Arial"/>
-                <w:color w:val="000000"/>
-                <w:sz w:val="6"/>
+                <w:sz w:val="21"/>
+                <w:szCs w:val="22"/>
+                <w:lang w:val="fr-CH"/>
+              </w:rPr>
+              <w:t xml:space="preserve">Menez l’analyse séparément des procédures disciplinaires. Concentrez-vous sur les conditions et les décisions qui ont contribué à l’événement.</w:t>
+            </w:r>
+          </w:p>
+          <w:p>
+            <w:pPr>
+              <w:spacing w:before="0" w:after="0" w:line="100" w:lineRule="exact"/>
+            </w:pPr>
+            <w:r>
+              <w:rPr>
+                <w:rFonts w:ascii="Arial" w:cs="Arial" w:eastAsia="Arial" w:hAnsi="Arial"/>
+                <w:color w:val="000000"/>
+                <w:sz w:val="10"/>
                 <w:szCs w:val="6"/>
-              </w:rPr>
-              <w:t xml:space="preserve"/>
-            </w:r>
-          </w:p>
-          <w:p>
-            <w:r>
-              <w:rPr>
-                <w:rFonts w:ascii="Arial" w:cs="Arial" w:eastAsia="Arial" w:hAnsi="Arial"/>
-                <w:color w:val="000000"/>
-                <w:sz w:val="22"/>
-                <w:szCs w:val="22"/>
-              </w:rPr>
-              <w:t xml:space="preserve">Pas une formalité — si l’enquête ne conduit pas à des actions concrètes, elle n’a aucune valeur.</w:t>
-            </w:r>
-          </w:p>
-          <w:p>
-            <w:r>
-              <w:rPr>
-                <w:rFonts w:ascii="Arial" w:cs="Arial" w:eastAsia="Arial" w:hAnsi="Arial"/>
-                <w:color w:val="000000"/>
-                <w:sz w:val="6"/>
+                <w:lang w:val="fr-CH"/>
+              </w:rPr>
+              <w:t xml:space="preserve"/>
+            </w:r>
+          </w:p>
+          <w:p>
+            <w:r>
+              <w:rPr>
+                <w:rFonts w:ascii="Arial" w:cs="Arial" w:eastAsia="Arial" w:hAnsi="Arial"/>
+                <w:color w:val="000000"/>
+                <w:sz w:val="21"/>
+                <w:szCs w:val="22"/>
+                <w:lang w:val="fr-CH"/>
+              </w:rPr>
+              <w:t xml:space="preserve">Terminez l’analyse en convenant de mesures, de responsables nommément désignés et de délais. Vérifiez la mise en œuvre et l’efficacité.</w:t>
+            </w:r>
+          </w:p>
+          <w:p>
+            <w:pPr>
+              <w:spacing w:before="0" w:after="0" w:line="100" w:lineRule="exact"/>
+            </w:pPr>
+            <w:r>
+              <w:rPr>
+                <w:rFonts w:ascii="Arial" w:cs="Arial" w:eastAsia="Arial" w:hAnsi="Arial"/>
+                <w:color w:val="000000"/>
+                <w:sz w:val="10"/>
                 <w:szCs w:val="6"/>
-              </w:rPr>
-              <w:t xml:space="preserve"/>
-            </w:r>
-          </w:p>
-          <w:p>
-            <w:r>
-              <w:rPr>
-                <w:rFonts w:ascii="Arial" w:cs="Arial" w:eastAsia="Arial" w:hAnsi="Arial"/>
-                <w:color w:val="000000"/>
-                <w:sz w:val="22"/>
-                <w:szCs w:val="22"/>
-              </w:rPr>
-              <w:t xml:space="preserve">Pas réservé aux spécialistes — la plupart des accidents de travail peuvent et doivent être enquêtés par le supérieur direct, avec un soutien.</w:t>
+                <w:lang w:val="fr-CH"/>
+              </w:rPr>
+              <w:t xml:space="preserve"/>
+            </w:r>
+          </w:p>
+          <w:p>
+            <w:r>
+              <w:rPr>
+                <w:rFonts w:ascii="Arial" w:cs="Arial" w:eastAsia="Arial" w:hAnsi="Arial"/>
+                <w:color w:val="000000"/>
+                <w:sz w:val="21"/>
+                <w:szCs w:val="22"/>
+                <w:lang w:val="fr-CH"/>
+              </w:rPr>
+              <w:t xml:space="preserve">Le supérieur direct analyse généralement les événements survenus au travail, avec l’appui des collaborateurs et du chargé de sécurité si nécessaire.</w:t>
             </w:r>
           </w:p>
         </w:tc>
       </w:tr>
       <w:tr>
+        <w:trPr>
+          <w:cantSplit/>
+        </w:trPr>
         <w:tc>
           <w:tcPr>
             <w:tcW w:type="dxa" w:w="3400"/>
@@ -290,10 +327,11 @@
                 <w:b/>
                 <w:bCs/>
                 <w:color w:val="000000"/>
-                <w:sz w:val="22"/>
-                <w:szCs w:val="22"/>
-              </w:rPr>
-              <w:t xml:space="preserve">Pourquoi nous le faisons</w:t>
+                <w:sz w:val="21"/>
+                <w:szCs w:val="22"/>
+                <w:lang w:val="fr-CH"/>
+              </w:rPr>
+              <w:t xml:space="preserve">Obligations de l’employeur</w:t>
             </w:r>
           </w:p>
         </w:tc>
@@ -319,88 +357,108 @@
               <w:rPr>
                 <w:rFonts w:ascii="Arial" w:cs="Arial" w:eastAsia="Arial" w:hAnsi="Arial"/>
                 <w:color w:val="000000"/>
-                <w:sz w:val="22"/>
-                <w:szCs w:val="22"/>
-              </w:rPr>
-              <w:t xml:space="preserve">L’employeur a le devoir général de prendre toutes les mesures nécessaires pour prévenir les accidents et protéger la santé (OPA Art. 3). Cela inclut l’identification des dangers, la mise en place de systèmes de travail sûrs et l’apprentissage des événements.</w:t>
-            </w:r>
-          </w:p>
-          <w:p>
-            <w:r>
-              <w:rPr>
-                <w:rFonts w:ascii="Arial" w:cs="Arial" w:eastAsia="Arial" w:hAnsi="Arial"/>
-                <w:color w:val="000000"/>
-                <w:sz w:val="6"/>
+                <w:sz w:val="21"/>
+                <w:szCs w:val="22"/>
+                <w:lang w:val="fr-CH"/>
+              </w:rPr>
+              <w:t xml:space="preserve">L’employeur doit prendre les mesures nécessaires pour prévenir les accidents et protéger la santé (OPA art. 3). Cela comprend l’identification des dangers, la mise à disposition de méthodes de travail sûres et la prise en compte des enseignements tirés des événements.</w:t>
+            </w:r>
+          </w:p>
+          <w:p>
+            <w:pPr>
+              <w:spacing w:before="0" w:after="0" w:line="100" w:lineRule="exact"/>
+            </w:pPr>
+            <w:r>
+              <w:rPr>
+                <w:rFonts w:ascii="Arial" w:cs="Arial" w:eastAsia="Arial" w:hAnsi="Arial"/>
+                <w:color w:val="000000"/>
+                <w:sz w:val="10"/>
                 <w:szCs w:val="6"/>
-              </w:rPr>
-              <w:t xml:space="preserve"/>
-            </w:r>
-          </w:p>
-          <w:p>
-            <w:r>
-              <w:rPr>
-                <w:rFonts w:ascii="Arial" w:cs="Arial" w:eastAsia="Arial" w:hAnsi="Arial"/>
-                <w:color w:val="000000"/>
-                <w:sz w:val="22"/>
-                <w:szCs w:val="22"/>
-              </w:rPr>
-              <w:t xml:space="preserve">L’employeur doit informer et instruire tous les travailleurs sur les dangers et les mesures de sécurité (OPA Art. 6). Une enquête permet de vérifier si cela a été fait — et où cela a échoué.</w:t>
-            </w:r>
-          </w:p>
-          <w:p>
-            <w:r>
-              <w:rPr>
-                <w:rFonts w:ascii="Arial" w:cs="Arial" w:eastAsia="Arial" w:hAnsi="Arial"/>
-                <w:color w:val="000000"/>
-                <w:sz w:val="6"/>
+                <w:lang w:val="fr-CH"/>
+              </w:rPr>
+              <w:t xml:space="preserve"/>
+            </w:r>
+          </w:p>
+          <w:p>
+            <w:r>
+              <w:rPr>
+                <w:rFonts w:ascii="Arial" w:cs="Arial" w:eastAsia="Arial" w:hAnsi="Arial"/>
+                <w:color w:val="000000"/>
+                <w:sz w:val="21"/>
+                <w:szCs w:val="22"/>
+                <w:lang w:val="fr-CH"/>
+              </w:rPr>
+              <w:t xml:space="preserve">L’employeur doit informer et instruire les travailleurs sur les dangers et les mesures de sécurité (OPA art. 6). Vérifiez quelles informations et instructions ont été données et si elles couvraient l’activité.</w:t>
+            </w:r>
+          </w:p>
+          <w:p>
+            <w:pPr>
+              <w:spacing w:before="0" w:after="0" w:line="100" w:lineRule="exact"/>
+            </w:pPr>
+            <w:r>
+              <w:rPr>
+                <w:rFonts w:ascii="Arial" w:cs="Arial" w:eastAsia="Arial" w:hAnsi="Arial"/>
+                <w:color w:val="000000"/>
+                <w:sz w:val="10"/>
                 <w:szCs w:val="6"/>
-              </w:rPr>
-              <w:t xml:space="preserve"/>
-            </w:r>
-          </w:p>
-          <w:p>
-            <w:r>
-              <w:rPr>
-                <w:rFonts w:ascii="Arial" w:cs="Arial" w:eastAsia="Arial" w:hAnsi="Arial"/>
-                <w:color w:val="000000"/>
-                <w:sz w:val="22"/>
-                <w:szCs w:val="22"/>
-              </w:rPr>
-              <w:t xml:space="preserve">La Suva recommande de mener une enquête interne après chaque accident, quasi-accident et dommage matériel (Suva 66100). L’enquête crée une trace vérifiable que l’entreprise a appris et agi.</w:t>
-            </w:r>
-          </w:p>
-          <w:p>
-            <w:r>
-              <w:rPr>
-                <w:rFonts w:ascii="Arial" w:cs="Arial" w:eastAsia="Arial" w:hAnsi="Arial"/>
-                <w:color w:val="000000"/>
-                <w:sz w:val="6"/>
+                <w:lang w:val="fr-CH"/>
+              </w:rPr>
+              <w:t xml:space="preserve"/>
+            </w:r>
+          </w:p>
+          <w:p>
+            <w:r>
+              <w:rPr>
+                <w:rFonts w:ascii="Arial" w:cs="Arial" w:eastAsia="Arial" w:hAnsi="Arial"/>
+                <w:color w:val="000000"/>
+                <w:sz w:val="21"/>
+                <w:szCs w:val="22"/>
+                <w:lang w:val="fr-CH"/>
+              </w:rPr>
+              <w:t xml:space="preserve">La Suva recommande une analyse interne après chaque accident, presque-accident et dommage matériel (Suva 66100). Documentez les constats et les mesures pour pouvoir vérifier leur mise en œuvre.</w:t>
+            </w:r>
+          </w:p>
+          <w:p>
+            <w:pPr>
+              <w:spacing w:before="0" w:after="0" w:line="100" w:lineRule="exact"/>
+            </w:pPr>
+            <w:r>
+              <w:rPr>
+                <w:rFonts w:ascii="Arial" w:cs="Arial" w:eastAsia="Arial" w:hAnsi="Arial"/>
+                <w:color w:val="000000"/>
+                <w:sz w:val="10"/>
                 <w:szCs w:val="6"/>
-              </w:rPr>
-              <w:t xml:space="preserve"/>
-            </w:r>
-          </w:p>
-          <w:p>
-            <w:r>
-              <w:rPr>
-                <w:rFonts w:ascii="Arial" w:cs="Arial" w:eastAsia="Arial" w:hAnsi="Arial"/>
-                <w:color w:val="000000"/>
-                <w:sz w:val="22"/>
-                <w:szCs w:val="22"/>
-              </w:rPr>
-              <w:t xml:space="preserve">Selon la LAA Art. 82, l’employeur doit prendre toutes les mesures dont l’expérience a démontré la nécessité, que l’état de la technique permet d’appliquer et qui sont adaptées aux conditions de l’entreprise. Une enquête permet de découvrir quelles sont ces mesures.</w:t>
+                <w:lang w:val="fr-CH"/>
+              </w:rPr>
+              <w:t xml:space="preserve"/>
+            </w:r>
+          </w:p>
+          <w:p>
+            <w:r>
+              <w:rPr>
+                <w:rFonts w:ascii="Arial" w:cs="Arial" w:eastAsia="Arial" w:hAnsi="Arial"/>
+                <w:color w:val="000000"/>
+                <w:sz w:val="21"/>
+                <w:szCs w:val="22"/>
+                <w:lang w:val="fr-CH"/>
+              </w:rPr>
+              <w:t xml:space="preserve">Selon l’art. 82 LAA, l’employeur doit prendre les mesures dont l’expérience a démontré la nécessité, que l’état de la technique permet d’appliquer et qui sont adaptées aux conditions de l’entreprise. Utilisez l’analyse pour identifier les mesures nécessaires.</w:t>
             </w:r>
           </w:p>
         </w:tc>
       </w:tr>
     </w:tbl>
     <w:p>
+      <w:pPr>
+        <w:spacing w:before="0" w:after="0" w:line="100" w:lineRule="exact"/>
+      </w:pPr>
       <w:r>
         <w:rPr>
           <w:rFonts w:ascii="Arial" w:cs="Arial" w:eastAsia="Arial" w:hAnsi="Arial"/>
           <w:color w:val="000000"/>
-          <w:sz w:val="6"/>
+          <w:sz w:val="10"/>
           <w:szCs w:val="6"/>
+          <w:lang w:val="fr-CH"/>
         </w:rPr>
         <w:t xml:space="preserve"/>
       </w:r>
@@ -408,6 +466,7 @@
     <w:p>
       <w:pPr>
         <w:spacing w:before="240" w:after="120"/>
+        <w:keepNext/>
       </w:pPr>
       <w:r>
         <w:rPr>
@@ -417,8 +476,9 @@
           <w:color w:val="C04E1A"/>
           <w:sz w:val="26"/>
           <w:szCs w:val="26"/>
+          <w:lang w:val="fr-CH"/>
         </w:rPr>
-        <w:t xml:space="preserve">QUAND ENQUÊTER ?</w:t>
+        <w:t xml:space="preserve">Quand analyser un événement</w:t>
       </w:r>
     </w:p>
     <w:tbl>
@@ -438,6 +498,9 @@
         <w:gridCol w:w="7066"/>
       </w:tblGrid>
       <w:tr>
+        <w:trPr>
+          <w:cantSplit/>
+        </w:trPr>
         <w:tc>
           <w:tcPr>
             <w:tcW w:type="dxa" w:w="3400"/>
@@ -463,8 +526,9 @@
                 <w:b/>
                 <w:bCs/>
                 <w:color w:val="000000"/>
-                <w:sz w:val="22"/>
-                <w:szCs w:val="22"/>
+                <w:sz w:val="21"/>
+                <w:szCs w:val="22"/>
+                <w:lang w:val="fr-CH"/>
               </w:rPr>
               <w:t xml:space="preserve">Toujours</w:t>
             </w:r>
@@ -492,15 +556,19 @@
               <w:rPr>
                 <w:rFonts w:ascii="Arial" w:cs="Arial" w:eastAsia="Arial" w:hAnsi="Arial"/>
                 <w:color w:val="000000"/>
-                <w:sz w:val="22"/>
-                <w:szCs w:val="22"/>
-              </w:rPr>
-              <w:t xml:space="preserve">Tout accident avec blessure, tout événement avec arrêt de travail, tout traitement médical au-delà des premiers secours.</w:t>
+                <w:sz w:val="21"/>
+                <w:szCs w:val="22"/>
+                <w:lang w:val="fr-CH"/>
+              </w:rPr>
+              <w:t xml:space="preserve">Tout accident avec blessure, tout événement entraînant un arrêt de travail et tout événement nécessitant un traitement au-delà des premiers secours.</w:t>
             </w:r>
           </w:p>
         </w:tc>
       </w:tr>
       <w:tr>
+        <w:trPr>
+          <w:cantSplit/>
+        </w:trPr>
         <w:tc>
           <w:tcPr>
             <w:tcW w:type="dxa" w:w="3400"/>
@@ -526,10 +594,11 @@
                 <w:b/>
                 <w:bCs/>
                 <w:color w:val="000000"/>
-                <w:sz w:val="22"/>
-                <w:szCs w:val="22"/>
-              </w:rPr>
-              <w:t xml:space="preserve">Également</w:t>
+                <w:sz w:val="21"/>
+                <w:szCs w:val="22"/>
+                <w:lang w:val="fr-CH"/>
+              </w:rPr>
+              <w:t xml:space="preserve">À analyser également</w:t>
             </w:r>
           </w:p>
         </w:tc>
@@ -555,15 +624,19 @@
               <w:rPr>
                 <w:rFonts w:ascii="Arial" w:cs="Arial" w:eastAsia="Arial" w:hAnsi="Arial"/>
                 <w:color w:val="000000"/>
-                <w:sz w:val="22"/>
-                <w:szCs w:val="22"/>
-              </w:rPr>
-              <w:t xml:space="preserve">Quasi-accidents, dommages matériels, événements dangereux. Ce sont des avertissements — les mêmes conditions peuvent provoquer une blessure grave la prochaine fois.</w:t>
+                <w:sz w:val="21"/>
+                <w:szCs w:val="22"/>
+                <w:lang w:val="fr-CH"/>
+              </w:rPr>
+              <w:t xml:space="preserve">Analysez les presque-accidents, les dommages matériels et les événements dangereux. Examinez si les mêmes conditions pourraient provoquer une blessure grave.</w:t>
             </w:r>
           </w:p>
         </w:tc>
       </w:tr>
       <w:tr>
+        <w:trPr>
+          <w:cantSplit/>
+        </w:trPr>
         <w:tc>
           <w:tcPr>
             <w:tcW w:type="dxa" w:w="3400"/>
@@ -589,8 +662,9 @@
                 <w:b/>
                 <w:bCs/>
                 <w:color w:val="000000"/>
-                <w:sz w:val="22"/>
-                <w:szCs w:val="22"/>
+                <w:sz w:val="21"/>
+                <w:szCs w:val="22"/>
+                <w:lang w:val="fr-CH"/>
               </w:rPr>
               <w:t xml:space="preserve">Obligations de déclaration</w:t>
             </w:r>
@@ -613,6 +687,46 @@
             </w:tcMar>
             <w:vAlign w:val="top"/>
           </w:tcPr>
+          <w:p>
+            <w:r>
+              <w:rPr>
+                <w:rFonts w:ascii="Arial" w:cs="Arial" w:eastAsia="Arial" w:hAnsi="Arial"/>
+                <w:b w:val="0"/>
+                <w:bCs/>
+                <w:color w:val="000000"/>
+                <w:sz w:val="21"/>
+                <w:szCs w:val="22"/>
+                <w:lang w:val="fr-CH"/>
+              </w:rPr>
+              <w:t xml:space="preserve">Annoncez rapidement les accidents professionnels à l’assureur-accidents. Pour une déclaration d’accident-bagatelle à la Suva, l’incapacité de travail ne doit pas dépasser 3 jours, jour de l’accident compris. Les lésions dentaires, les rechutes et les maladies professionnelles nécessitent une déclaration ordinaire.</w:t>
+            </w:r>
+            <w:r>
+              <w:rPr>
+                <w:rFonts w:ascii="Arial" w:cs="Arial" w:eastAsia="Arial" w:hAnsi="Arial"/>
+                <w:color w:val="000000"/>
+                <w:sz w:val="21"/>
+                <w:szCs w:val="22"/>
+                <w:b w:val="0"/>
+                <w:lang w:val="fr-CH"/>
+              </w:rPr>
+              <w:t xml:space="preserve"/>
+            </w:r>
+          </w:p>
+          <w:p>
+            <w:pPr>
+              <w:spacing w:before="0" w:after="0" w:line="100" w:lineRule="exact"/>
+            </w:pPr>
+            <w:r>
+              <w:rPr>
+                <w:rFonts w:ascii="Arial" w:cs="Arial" w:eastAsia="Arial" w:hAnsi="Arial"/>
+                <w:color w:val="000000"/>
+                <w:sz w:val="10"/>
+                <w:szCs w:val="6"/>
+                <w:lang w:val="fr-CH"/>
+              </w:rPr>
+              <w:t xml:space="preserve"/>
+            </w:r>
+          </w:p>
           <w:p>
             <w:r>
               <w:rPr>
@@ -620,64 +734,37 @@
                 <w:b/>
                 <w:bCs/>
                 <w:color w:val="000000"/>
-                <w:sz w:val="22"/>
-                <w:szCs w:val="22"/>
-              </w:rPr>
-              <w:t xml:space="preserve">Tous les accidents professionnels : </w:t>
-            </w:r>
-            <w:r>
-              <w:rPr>
-                <w:rFonts w:ascii="Arial" w:cs="Arial" w:eastAsia="Arial" w:hAnsi="Arial"/>
-                <w:color w:val="000000"/>
-                <w:sz w:val="22"/>
-                <w:szCs w:val="22"/>
-              </w:rPr>
-              <w:t xml:space="preserve">l’employeur doit déposer une déclaration de sinistre auprès de l’assureur-accidents (Suva ou assureur privé). Pour les accidents bénins (≤3 jours d’arrêt), utiliser la déclaration d’accident bagatelle.</w:t>
-            </w:r>
-          </w:p>
-          <w:p>
-            <w:r>
-              <w:rPr>
-                <w:rFonts w:ascii="Arial" w:cs="Arial" w:eastAsia="Arial" w:hAnsi="Arial"/>
-                <w:color w:val="000000"/>
-                <w:sz w:val="6"/>
-                <w:szCs w:val="6"/>
-              </w:rPr>
-              <w:t xml:space="preserve"/>
-            </w:r>
-          </w:p>
-          <w:p>
-            <w:r>
-              <w:rPr>
-                <w:rFonts w:ascii="Arial" w:cs="Arial" w:eastAsia="Arial" w:hAnsi="Arial"/>
-                <w:b/>
-                <w:bCs/>
-                <w:color w:val="000000"/>
-                <w:sz w:val="22"/>
-                <w:szCs w:val="22"/>
-              </w:rPr>
-              <w:t xml:space="preserve">Accidents graves ou mortels : </w:t>
-            </w:r>
-            <w:r>
-              <w:rPr>
-                <w:rFonts w:ascii="Arial" w:cs="Arial" w:eastAsia="Arial" w:hAnsi="Arial"/>
-                <w:color w:val="000000"/>
-                <w:sz w:val="22"/>
-                <w:szCs w:val="22"/>
-              </w:rPr>
-              <w:t xml:space="preserve">appeler immédiatement les services d’urgence (144 ambulance, 117 police, 118 pompiers). Préserver les lieux. Informer la direction. Déposer la déclaration de sinistre dès que possible.</w:t>
+                <w:sz w:val="21"/>
+                <w:szCs w:val="22"/>
+                <w:lang w:val="fr-CH"/>
+              </w:rPr>
+              <w:t xml:space="preserve">Accidents graves ou mortels : </w:t>
+            </w:r>
+            <w:r>
+              <w:rPr>
+                <w:rFonts w:ascii="Arial" w:cs="Arial" w:eastAsia="Arial" w:hAnsi="Arial"/>
+                <w:color w:val="000000"/>
+                <w:sz w:val="21"/>
+                <w:szCs w:val="22"/>
+                <w:lang w:val="fr-CH"/>
+              </w:rPr>
+              <w:t xml:space="preserve">appelez immédiatement les services d’urgence (144 ambulance, 117 police, 118 pompiers). Sécurisez les lieux, informez la direction et transmettez la déclaration d’accident dès que possible.</w:t>
             </w:r>
           </w:p>
         </w:tc>
       </w:tr>
     </w:tbl>
     <w:p>
+      <w:pPr>
+        <w:spacing w:before="0" w:after="0" w:line="100" w:lineRule="exact"/>
+      </w:pPr>
       <w:r>
         <w:rPr>
           <w:rFonts w:ascii="Arial" w:cs="Arial" w:eastAsia="Arial" w:hAnsi="Arial"/>
           <w:color w:val="000000"/>
-          <w:sz w:val="6"/>
+          <w:sz w:val="10"/>
           <w:szCs w:val="6"/>
+          <w:lang w:val="fr-CH"/>
         </w:rPr>
         <w:t xml:space="preserve"/>
       </w:r>
@@ -685,6 +772,7 @@
     <w:p>
       <w:pPr>
         <w:spacing w:before="240" w:after="120"/>
+        <w:keepNext/>
       </w:pPr>
       <w:r>
         <w:rPr>
@@ -694,8 +782,9 @@
           <w:color w:val="C04E1A"/>
           <w:sz w:val="26"/>
           <w:szCs w:val="26"/>
+          <w:lang w:val="fr-CH"/>
         </w:rPr>
-        <w:t xml:space="preserve">RÔLES</w:t>
+        <w:t xml:space="preserve">Rôles</w:t>
       </w:r>
     </w:p>
     <w:tbl>
@@ -715,6 +804,9 @@
         <w:gridCol w:w="7066"/>
       </w:tblGrid>
       <w:tr>
+        <w:trPr>
+          <w:cantSplit/>
+        </w:trPr>
         <w:tc>
           <w:tcPr>
             <w:tcW w:type="dxa" w:w="3400"/>
@@ -740,10 +832,11 @@
                 <w:b/>
                 <w:bCs/>
                 <w:color w:val="000000"/>
-                <w:sz w:val="22"/>
-                <w:szCs w:val="22"/>
-              </w:rPr>
-              <w:t xml:space="preserve">Responsable de l’enquête</w:t>
+                <w:sz w:val="21"/>
+                <w:szCs w:val="22"/>
+                <w:lang w:val="fr-CH"/>
+              </w:rPr>
+              <w:t xml:space="preserve">Responsable de l’analyse</w:t>
             </w:r>
           </w:p>
         </w:tc>
@@ -769,37 +862,46 @@
               <w:rPr>
                 <w:rFonts w:ascii="Arial" w:cs="Arial" w:eastAsia="Arial" w:hAnsi="Arial"/>
                 <w:color w:val="000000"/>
-                <w:sz w:val="22"/>
-                <w:szCs w:val="22"/>
-              </w:rPr>
-              <w:t xml:space="preserve">En règle générale, le/la supérieur(e) direct(e) du secteur concerné. Pour les événements graves : le/la chargé(e) de sécurité (SiBe / COSEC) ou un(e) spécialiste externe.</w:t>
-            </w:r>
-          </w:p>
-          <w:p>
-            <w:r>
-              <w:rPr>
-                <w:rFonts w:ascii="Arial" w:cs="Arial" w:eastAsia="Arial" w:hAnsi="Arial"/>
-                <w:color w:val="000000"/>
-                <w:sz w:val="6"/>
+                <w:sz w:val="21"/>
+                <w:szCs w:val="22"/>
+                <w:lang w:val="fr-CH"/>
+              </w:rPr>
+              <w:t xml:space="preserve">Généralement le supérieur direct du secteur concerné. Pour les événements graves, confiez l’analyse au chargé de sécurité, à la personne de contact pour la sécurité ou à un spécialiste externe.</w:t>
+            </w:r>
+          </w:p>
+          <w:p>
+            <w:pPr>
+              <w:spacing w:before="0" w:after="0" w:line="100" w:lineRule="exact"/>
+            </w:pPr>
+            <w:r>
+              <w:rPr>
+                <w:rFonts w:ascii="Arial" w:cs="Arial" w:eastAsia="Arial" w:hAnsi="Arial"/>
+                <w:color w:val="000000"/>
+                <w:sz w:val="10"/>
                 <w:szCs w:val="6"/>
-              </w:rPr>
-              <w:t xml:space="preserve"/>
-            </w:r>
-          </w:p>
-          <w:p>
-            <w:r>
-              <w:rPr>
-                <w:rFonts w:ascii="Arial" w:cs="Arial" w:eastAsia="Arial" w:hAnsi="Arial"/>
-                <w:color w:val="000000"/>
-                <w:sz w:val="22"/>
-                <w:szCs w:val="22"/>
-              </w:rPr>
-              <w:t xml:space="preserve">Responsable de la collecte des faits, des entretiens, de l’analyse des causes, de la rédaction du rapport et du suivi des mesures.</w:t>
+                <w:lang w:val="fr-CH"/>
+              </w:rPr>
+              <w:t xml:space="preserve"/>
+            </w:r>
+          </w:p>
+          <w:p>
+            <w:r>
+              <w:rPr>
+                <w:rFonts w:ascii="Arial" w:cs="Arial" w:eastAsia="Arial" w:hAnsi="Arial"/>
+                <w:color w:val="000000"/>
+                <w:sz w:val="21"/>
+                <w:szCs w:val="22"/>
+                <w:lang w:val="fr-CH"/>
+              </w:rPr>
+              <w:t xml:space="preserve">Rassemble les faits, mène les entretiens, analyse les causes, rédige le rapport et suit les mesures.</w:t>
             </w:r>
           </w:p>
         </w:tc>
       </w:tr>
       <w:tr>
+        <w:trPr>
+          <w:cantSplit/>
+        </w:trPr>
         <w:tc>
           <w:tcPr>
             <w:tcW w:type="dxa" w:w="3400"/>
@@ -825,10 +927,11 @@
                 <w:b/>
                 <w:bCs/>
                 <w:color w:val="000000"/>
-                <w:sz w:val="22"/>
-                <w:szCs w:val="22"/>
-              </w:rPr>
-              <w:t xml:space="preserve">Équipe d’enquête</w:t>
+                <w:sz w:val="21"/>
+                <w:szCs w:val="22"/>
+                <w:lang w:val="fr-CH"/>
+              </w:rPr>
+              <w:t xml:space="preserve">Équipe d’analyse</w:t>
             </w:r>
           </w:p>
         </w:tc>
@@ -854,15 +957,19 @@
               <w:rPr>
                 <w:rFonts w:ascii="Arial" w:cs="Arial" w:eastAsia="Arial" w:hAnsi="Arial"/>
                 <w:color w:val="000000"/>
-                <w:sz w:val="22"/>
-                <w:szCs w:val="22"/>
-              </w:rPr>
-              <w:t xml:space="preserve">Standard : supérieur(e) + 1–2 collaborateurs connaissant l’activité. Détaillée : ajouter le/la chargé(e) de sécurité, un représentant des travailleurs, un expert si nécessaire.</w:t>
+                <w:sz w:val="21"/>
+                <w:szCs w:val="22"/>
+                <w:lang w:val="fr-CH"/>
+              </w:rPr>
+              <w:t xml:space="preserve">Analyse standard : supérieur direct et 1–2 collaborateurs connaissant l’activité. Analyse détaillée : associez aussi le chargé de sécurité, un représentant des travailleurs et un spécialiste technique si nécessaire.</w:t>
             </w:r>
           </w:p>
         </w:tc>
       </w:tr>
       <w:tr>
+        <w:trPr>
+          <w:cantSplit/>
+        </w:trPr>
         <w:tc>
           <w:tcPr>
             <w:tcW w:type="dxa" w:w="3400"/>
@@ -888,8 +995,9 @@
                 <w:b/>
                 <w:bCs/>
                 <w:color w:val="000000"/>
-                <w:sz w:val="22"/>
-                <w:szCs w:val="22"/>
+                <w:sz w:val="21"/>
+                <w:szCs w:val="22"/>
+                <w:lang w:val="fr-CH"/>
               </w:rPr>
               <w:t xml:space="preserve">Direction</w:t>
             </w:r>
@@ -917,15 +1025,19 @@
               <w:rPr>
                 <w:rFonts w:ascii="Arial" w:cs="Arial" w:eastAsia="Arial" w:hAnsi="Arial"/>
                 <w:color w:val="000000"/>
-                <w:sz w:val="22"/>
-                <w:szCs w:val="22"/>
-              </w:rPr>
-              <w:t xml:space="preserve">Examine le rapport, approuve le plan d’action, fournit les ressources, surveille la mise en œuvre. Communique les conclusions dans l’entreprise.</w:t>
+                <w:sz w:val="21"/>
+                <w:szCs w:val="22"/>
+                <w:lang w:val="fr-CH"/>
+              </w:rPr>
+              <w:t xml:space="preserve">Examine le rapport, approuve le plan de mesures, fournit les ressources et vérifie la mise en œuvre. Partage les constats dans l’entreprise.</w:t>
             </w:r>
           </w:p>
         </w:tc>
       </w:tr>
       <w:tr>
+        <w:trPr>
+          <w:cantSplit/>
+        </w:trPr>
         <w:tc>
           <w:tcPr>
             <w:tcW w:type="dxa" w:w="3400"/>
@@ -951,8 +1063,9 @@
                 <w:b/>
                 <w:bCs/>
                 <w:color w:val="000000"/>
-                <w:sz w:val="22"/>
-                <w:szCs w:val="22"/>
+                <w:sz w:val="21"/>
+                <w:szCs w:val="22"/>
+                <w:lang w:val="fr-CH"/>
               </w:rPr>
               <w:t xml:space="preserve">Toutes les personnes concernées</w:t>
             </w:r>
@@ -980,22 +1093,27 @@
               <w:rPr>
                 <w:rFonts w:ascii="Arial" w:cs="Arial" w:eastAsia="Arial" w:hAnsi="Arial"/>
                 <w:color w:val="000000"/>
-                <w:sz w:val="22"/>
-                <w:szCs w:val="22"/>
-              </w:rPr>
-              <w:t xml:space="preserve">Coopèrent ouvertement et honnêtement. L’enquête est confidentielle et non punitive. Personne ne sera sanctionné pour avoir contribué à l’enquête.</w:t>
+                <w:sz w:val="21"/>
+                <w:szCs w:val="22"/>
+                <w:lang w:val="fr-CH"/>
+              </w:rPr>
+              <w:t xml:space="preserve">Coopèrent ouvertement et honnêtement. L’analyse est traitée de manière confidentielle. Personne ne sera sanctionné pour y avoir contribué.</w:t>
             </w:r>
           </w:p>
         </w:tc>
       </w:tr>
     </w:tbl>
     <w:p>
+      <w:pPr>
+        <w:spacing w:before="0" w:after="0" w:line="100" w:lineRule="exact"/>
+      </w:pPr>
       <w:r>
         <w:rPr>
           <w:rFonts w:ascii="Arial" w:cs="Arial" w:eastAsia="Arial" w:hAnsi="Arial"/>
           <w:color w:val="000000"/>
-          <w:sz w:val="6"/>
+          <w:sz w:val="10"/>
           <w:szCs w:val="6"/>
+          <w:lang w:val="fr-CH"/>
         </w:rPr>
         <w:t xml:space="preserve"/>
       </w:r>
@@ -1003,6 +1121,7 @@
     <w:p>
       <w:pPr>
         <w:spacing w:before="240" w:after="120"/>
+        <w:keepNext/>
       </w:pPr>
       <w:r>
         <w:rPr>
@@ -1012,8 +1131,9 @@
           <w:color w:val="C04E1A"/>
           <w:sz w:val="26"/>
           <w:szCs w:val="26"/>
+          <w:lang w:val="fr-CH"/>
         </w:rPr>
-        <w:t xml:space="preserve">PROCÉDURE</w:t>
+        <w:t xml:space="preserve">Procédure</w:t>
       </w:r>
     </w:p>
     <w:tbl>
@@ -1034,6 +1154,9 @@
         <w:gridCol w:w="7066"/>
       </w:tblGrid>
       <w:tr>
+        <w:trPr>
+          <w:cantSplit/>
+        </w:trPr>
         <w:tc>
           <w:tcPr>
             <w:tcW w:type="dxa" w:w="500"/>
@@ -1058,8 +1181,9 @@
                 <w:b/>
                 <w:bCs/>
                 <w:color w:val="C04E1A"/>
-                <w:sz w:val="26"/>
+                <w:sz w:val="21"/>
                 <w:szCs w:val="26"/>
+                <w:lang w:val="fr-CH"/>
               </w:rPr>
               <w:t xml:space="preserve">1</w:t>
             </w:r>
@@ -1090,10 +1214,11 @@
                 <w:b/>
                 <w:bCs/>
                 <w:color w:val="000000"/>
-                <w:sz w:val="22"/>
-                <w:szCs w:val="22"/>
-              </w:rPr>
-              <w:t xml:space="preserve">SÉCURISER &amp; ANNONCER</w:t>
+                <w:sz w:val="21"/>
+                <w:szCs w:val="22"/>
+                <w:lang w:val="fr-CH"/>
+              </w:rPr>
+              <w:t xml:space="preserve">Sécuriser et annoncer</w:t>
             </w:r>
           </w:p>
         </w:tc>
@@ -1119,41 +1244,51 @@
               <w:rPr>
                 <w:rFonts w:ascii="Arial" w:cs="Arial" w:eastAsia="Arial" w:hAnsi="Arial"/>
                 <w:color w:val="000000"/>
-                <w:sz w:val="22"/>
-                <w:szCs w:val="22"/>
-              </w:rPr>
-              <w:t xml:space="preserve">Prodiguer les premiers secours. Appeler les services d’urgence si nécessaire (144 / 117 / 118). Sécuriser les lieux. Informer la hiérarchie.</w:t>
-            </w:r>
-          </w:p>
-          <w:p>
-            <w:r>
-              <w:rPr>
-                <w:rFonts w:ascii="Arial" w:cs="Arial" w:eastAsia="Arial" w:hAnsi="Arial"/>
-                <w:color w:val="000000"/>
-                <w:sz w:val="6"/>
+                <w:sz w:val="21"/>
+                <w:szCs w:val="22"/>
+                <w:lang w:val="fr-CH"/>
+              </w:rPr>
+              <w:t xml:space="preserve">Prodiguer les premiers secours. Appeler les services d’urgence si nécessaire (144 / 117 / 118). Sécuriser les lieux. Informer la direction.</w:t>
+            </w:r>
+          </w:p>
+          <w:p>
+            <w:pPr>
+              <w:spacing w:before="0" w:after="0" w:line="100" w:lineRule="exact"/>
+            </w:pPr>
+            <w:r>
+              <w:rPr>
+                <w:rFonts w:ascii="Arial" w:cs="Arial" w:eastAsia="Arial" w:hAnsi="Arial"/>
+                <w:color w:val="000000"/>
+                <w:sz w:val="10"/>
                 <w:szCs w:val="6"/>
-              </w:rPr>
-              <w:t xml:space="preserve"/>
-            </w:r>
-          </w:p>
-          <w:p>
-            <w:r>
-              <w:rPr>
-                <w:rFonts w:ascii="Arial" w:cs="Arial" w:eastAsia="Arial" w:hAnsi="Arial"/>
-                <w:color w:val="000000"/>
-                <w:sz w:val="22"/>
-                <w:szCs w:val="22"/>
-              </w:rPr>
-              <w:t xml:space="preserve">Prendre des photos et vidéos avant que quoi que ce soit ne soit déplacé ou nettoyé. Noter qui était présent, l’heure et les conditions.</w:t>
-            </w:r>
-          </w:p>
-          <w:p>
-            <w:r>
-              <w:rPr>
-                <w:rFonts w:ascii="Arial" w:cs="Arial" w:eastAsia="Arial" w:hAnsi="Arial"/>
-                <w:color w:val="000000"/>
-                <w:sz w:val="6"/>
+                <w:lang w:val="fr-CH"/>
+              </w:rPr>
+              <w:t xml:space="preserve"/>
+            </w:r>
+          </w:p>
+          <w:p>
+            <w:r>
+              <w:rPr>
+                <w:rFonts w:ascii="Arial" w:cs="Arial" w:eastAsia="Arial" w:hAnsi="Arial"/>
+                <w:color w:val="000000"/>
+                <w:sz w:val="21"/>
+                <w:szCs w:val="22"/>
+                <w:lang w:val="fr-CH"/>
+              </w:rPr>
+              <w:t xml:space="preserve">Prendre des photos et des vidéos avant de déplacer ou de nettoyer quoi que ce soit. Noter les personnes présentes, l’heure et les conditions.</w:t>
+            </w:r>
+          </w:p>
+          <w:p>
+            <w:pPr>
+              <w:spacing w:before="0" w:after="0" w:line="100" w:lineRule="exact"/>
+            </w:pPr>
+            <w:r>
+              <w:rPr>
+                <w:rFonts w:ascii="Arial" w:cs="Arial" w:eastAsia="Arial" w:hAnsi="Arial"/>
+                <w:color w:val="000000"/>
+                <w:sz w:val="10"/>
                 <w:szCs w:val="6"/>
+                <w:lang w:val="fr-CH"/>
               </w:rPr>
               <w:t xml:space="preserve"/>
             </w:r>
@@ -1165,15 +1300,19 @@
                 <w:b/>
                 <w:bCs/>
                 <w:color w:val="000000"/>
-                <w:sz w:val="22"/>
-                <w:szCs w:val="22"/>
-              </w:rPr>
-              <w:t xml:space="preserve">Accidents graves/mortels : NE PAS modifier les lieux. Préserver les preuves pour l’assureur et les autorités.</w:t>
+                <w:sz w:val="21"/>
+                <w:szCs w:val="22"/>
+                <w:lang w:val="fr-CH"/>
+              </w:rPr>
+              <w:t xml:space="preserve">Pour les accidents graves ou mortels, ne pas modifier les lieux. Préserver les preuves pour l’assureur et les autorités.</w:t>
             </w:r>
           </w:p>
         </w:tc>
       </w:tr>
       <w:tr>
+        <w:trPr>
+          <w:cantSplit/>
+        </w:trPr>
         <w:tc>
           <w:tcPr>
             <w:tcW w:type="dxa" w:w="500"/>
@@ -1198,8 +1337,9 @@
                 <w:b/>
                 <w:bCs/>
                 <w:color w:val="C04E1A"/>
-                <w:sz w:val="26"/>
+                <w:sz w:val="21"/>
                 <w:szCs w:val="26"/>
+                <w:lang w:val="fr-CH"/>
               </w:rPr>
               <w:t xml:space="preserve">2</w:t>
             </w:r>
@@ -1230,10 +1370,11 @@
                 <w:b/>
                 <w:bCs/>
                 <w:color w:val="000000"/>
-                <w:sz w:val="22"/>
-                <w:szCs w:val="22"/>
-              </w:rPr>
-              <w:t xml:space="preserve">RASSEMBLER LES FAITS</w:t>
+                <w:sz w:val="21"/>
+                <w:szCs w:val="22"/>
+                <w:lang w:val="fr-CH"/>
+              </w:rPr>
+              <w:t xml:space="preserve">Rassembler les faits</w:t>
             </w:r>
           </w:p>
         </w:tc>
@@ -1259,19 +1400,24 @@
               <w:rPr>
                 <w:rFonts w:ascii="Arial" w:cs="Arial" w:eastAsia="Arial" w:hAnsi="Arial"/>
                 <w:color w:val="000000"/>
-                <w:sz w:val="22"/>
-                <w:szCs w:val="22"/>
-              </w:rPr>
-              <w:t xml:space="preserve">Collecter les informations de trois sources :</w:t>
-            </w:r>
-          </w:p>
-          <w:p>
-            <w:r>
-              <w:rPr>
-                <w:rFonts w:ascii="Arial" w:cs="Arial" w:eastAsia="Arial" w:hAnsi="Arial"/>
-                <w:color w:val="000000"/>
-                <w:sz w:val="6"/>
+                <w:sz w:val="21"/>
+                <w:szCs w:val="22"/>
+                <w:lang w:val="fr-CH"/>
+              </w:rPr>
+              <w:t xml:space="preserve">Collecter les informations de trois sources :</w:t>
+            </w:r>
+          </w:p>
+          <w:p>
+            <w:pPr>
+              <w:spacing w:before="0" w:after="0" w:line="100" w:lineRule="exact"/>
+            </w:pPr>
+            <w:r>
+              <w:rPr>
+                <w:rFonts w:ascii="Arial" w:cs="Arial" w:eastAsia="Arial" w:hAnsi="Arial"/>
+                <w:color w:val="000000"/>
+                <w:sz w:val="10"/>
                 <w:szCs w:val="6"/>
+                <w:lang w:val="fr-CH"/>
               </w:rPr>
               <w:t xml:space="preserve"/>
             </w:r>
@@ -1283,28 +1429,34 @@
                 <w:b/>
                 <w:bCs/>
                 <w:color w:val="000000"/>
-                <w:sz w:val="22"/>
-                <w:szCs w:val="22"/>
-              </w:rPr>
-              <w:t xml:space="preserve">Personnes : </w:t>
-            </w:r>
-            <w:r>
-              <w:rPr>
-                <w:rFonts w:ascii="Arial" w:cs="Arial" w:eastAsia="Arial" w:hAnsi="Arial"/>
-                <w:color w:val="000000"/>
-                <w:sz w:val="22"/>
-                <w:szCs w:val="22"/>
-              </w:rPr>
-              <w:t xml:space="preserve">Interroger les témoins et les personnes impliquées. Questions ouvertes : Que s’est-il passé ? Qu’avez-vous vu ? Comment était-ce ? Écouter. Ne pas accuser.</w:t>
-            </w:r>
-          </w:p>
-          <w:p>
-            <w:r>
-              <w:rPr>
-                <w:rFonts w:ascii="Arial" w:cs="Arial" w:eastAsia="Arial" w:hAnsi="Arial"/>
-                <w:color w:val="000000"/>
-                <w:sz w:val="6"/>
+                <w:sz w:val="21"/>
+                <w:szCs w:val="22"/>
+                <w:lang w:val="fr-CH"/>
+              </w:rPr>
+              <w:t xml:space="preserve">Personnes : </w:t>
+            </w:r>
+            <w:r>
+              <w:rPr>
+                <w:rFonts w:ascii="Arial" w:cs="Arial" w:eastAsia="Arial" w:hAnsi="Arial"/>
+                <w:color w:val="000000"/>
+                <w:sz w:val="21"/>
+                <w:szCs w:val="22"/>
+                <w:lang w:val="fr-CH"/>
+              </w:rPr>
+              <w:t xml:space="preserve">interroger les témoins et les personnes impliquées. Poser des questions ouvertes : Que s’est-il passé ? Qu’avez-vous vu ? Quelles étaient les conditions ? Écouter sans orienter les réponses ni accuser.</w:t>
+            </w:r>
+          </w:p>
+          <w:p>
+            <w:pPr>
+              <w:spacing w:before="0" w:after="0" w:line="100" w:lineRule="exact"/>
+            </w:pPr>
+            <w:r>
+              <w:rPr>
+                <w:rFonts w:ascii="Arial" w:cs="Arial" w:eastAsia="Arial" w:hAnsi="Arial"/>
+                <w:color w:val="000000"/>
+                <w:sz w:val="10"/>
                 <w:szCs w:val="6"/>
+                <w:lang w:val="fr-CH"/>
               </w:rPr>
               <w:t xml:space="preserve"/>
             </w:r>
@@ -1316,28 +1468,34 @@
                 <w:b/>
                 <w:bCs/>
                 <w:color w:val="000000"/>
-                <w:sz w:val="22"/>
-                <w:szCs w:val="22"/>
-              </w:rPr>
-              <w:t xml:space="preserve">Lieu : </w:t>
-            </w:r>
-            <w:r>
-              <w:rPr>
-                <w:rFonts w:ascii="Arial" w:cs="Arial" w:eastAsia="Arial" w:hAnsi="Arial"/>
-                <w:color w:val="000000"/>
-                <w:sz w:val="22"/>
-                <w:szCs w:val="22"/>
-              </w:rPr>
-              <w:t xml:space="preserve">Inspecter les lieux. Noter l’agencement, l’équipement, l’éclairage, le bruit, l’ordre, la météo. Comparer aux conditions habituelles.</w:t>
-            </w:r>
-          </w:p>
-          <w:p>
-            <w:r>
-              <w:rPr>
-                <w:rFonts w:ascii="Arial" w:cs="Arial" w:eastAsia="Arial" w:hAnsi="Arial"/>
-                <w:color w:val="000000"/>
-                <w:sz w:val="6"/>
+                <w:sz w:val="21"/>
+                <w:szCs w:val="22"/>
+                <w:lang w:val="fr-CH"/>
+              </w:rPr>
+              <w:t xml:space="preserve">Lieu : </w:t>
+            </w:r>
+            <w:r>
+              <w:rPr>
+                <w:rFonts w:ascii="Arial" w:cs="Arial" w:eastAsia="Arial" w:hAnsi="Arial"/>
+                <w:color w:val="000000"/>
+                <w:sz w:val="21"/>
+                <w:szCs w:val="22"/>
+                <w:lang w:val="fr-CH"/>
+              </w:rPr>
+              <w:t xml:space="preserve">inspecter les lieux. Noter l’agencement, l’équipement, l’éclairage, le bruit, l’ordre et la météo. Comparer avec les conditions de travail habituelles.</w:t>
+            </w:r>
+          </w:p>
+          <w:p>
+            <w:pPr>
+              <w:spacing w:before="0" w:after="0" w:line="100" w:lineRule="exact"/>
+            </w:pPr>
+            <w:r>
+              <w:rPr>
+                <w:rFonts w:ascii="Arial" w:cs="Arial" w:eastAsia="Arial" w:hAnsi="Arial"/>
+                <w:color w:val="000000"/>
+                <w:sz w:val="10"/>
                 <w:szCs w:val="6"/>
+                <w:lang w:val="fr-CH"/>
               </w:rPr>
               <w:t xml:space="preserve"/>
             </w:r>
@@ -1349,24 +1507,29 @@
                 <w:b/>
                 <w:bCs/>
                 <w:color w:val="000000"/>
-                <w:sz w:val="22"/>
-                <w:szCs w:val="22"/>
-              </w:rPr>
-              <w:t xml:space="preserve">Documents : </w:t>
-            </w:r>
-            <w:r>
-              <w:rPr>
-                <w:rFonts w:ascii="Arial" w:cs="Arial" w:eastAsia="Arial" w:hAnsi="Arial"/>
-                <w:color w:val="000000"/>
-                <w:sz w:val="22"/>
-                <w:szCs w:val="22"/>
-              </w:rPr>
-              <w:t xml:space="preserve">Rassembler les documents : attestations de formation, protocoles de maintenance, procédures, évaluations des risques, plannings, vidéosurveillance, rapports d’événements antérieurs.</w:t>
+                <w:sz w:val="21"/>
+                <w:szCs w:val="22"/>
+                <w:lang w:val="fr-CH"/>
+              </w:rPr>
+              <w:t xml:space="preserve">Documents : </w:t>
+            </w:r>
+            <w:r>
+              <w:rPr>
+                <w:rFonts w:ascii="Arial" w:cs="Arial" w:eastAsia="Arial" w:hAnsi="Arial"/>
+                <w:color w:val="000000"/>
+                <w:sz w:val="21"/>
+                <w:szCs w:val="22"/>
+                <w:lang w:val="fr-CH"/>
+              </w:rPr>
+              <w:t xml:space="preserve">rassembler les attestations de formation, les comptes rendus de maintenance, les instructions de travail, les évaluations des risques, les plannings, les enregistrements de vidéosurveillance et les rapports d’événements antérieurs.</w:t>
             </w:r>
           </w:p>
         </w:tc>
       </w:tr>
       <w:tr>
+        <w:trPr>
+          <w:cantSplit/>
+        </w:trPr>
         <w:tc>
           <w:tcPr>
             <w:tcW w:type="dxa" w:w="500"/>
@@ -1391,8 +1554,9 @@
                 <w:b/>
                 <w:bCs/>
                 <w:color w:val="C04E1A"/>
-                <w:sz w:val="26"/>
+                <w:sz w:val="21"/>
                 <w:szCs w:val="26"/>
+                <w:lang w:val="fr-CH"/>
               </w:rPr>
               <w:t xml:space="preserve">3</w:t>
             </w:r>
@@ -1423,10 +1587,11 @@
                 <w:b/>
                 <w:bCs/>
                 <w:color w:val="000000"/>
-                <w:sz w:val="22"/>
-                <w:szCs w:val="22"/>
-              </w:rPr>
-              <w:t xml:space="preserve">ÉTABLIR LA CHRONOLOGIE</w:t>
+                <w:sz w:val="21"/>
+                <w:szCs w:val="22"/>
+                <w:lang w:val="fr-CH"/>
+              </w:rPr>
+              <w:t xml:space="preserve">Établir la chronologie</w:t>
             </w:r>
           </w:p>
         </w:tc>
@@ -1452,15 +1617,19 @@
               <w:rPr>
                 <w:rFonts w:ascii="Arial" w:cs="Arial" w:eastAsia="Arial" w:hAnsi="Arial"/>
                 <w:color w:val="000000"/>
-                <w:sz w:val="22"/>
-                <w:szCs w:val="22"/>
-              </w:rPr>
-              <w:t xml:space="preserve">Ordonner les faits chronologiquement : ce qui s’est passé avant, pendant et après l’événement. Chercher les lacunes — si quelque chose n’est pas clair, rassembler plus d’informations.</w:t>
+                <w:sz w:val="21"/>
+                <w:szCs w:val="22"/>
+                <w:lang w:val="fr-CH"/>
+              </w:rPr>
+              <w:t xml:space="preserve">Classer chronologiquement les faits avant, pendant et après l’événement. Repérer les lacunes et recueillir des informations complémentaires si nécessaire.</w:t>
             </w:r>
           </w:p>
         </w:tc>
       </w:tr>
       <w:tr>
+        <w:trPr>
+          <w:cantSplit/>
+        </w:trPr>
         <w:tc>
           <w:tcPr>
             <w:tcW w:type="dxa" w:w="500"/>
@@ -1485,8 +1654,9 @@
                 <w:b/>
                 <w:bCs/>
                 <w:color w:val="C04E1A"/>
-                <w:sz w:val="26"/>
+                <w:sz w:val="21"/>
                 <w:szCs w:val="26"/>
+                <w:lang w:val="fr-CH"/>
               </w:rPr>
               <w:t xml:space="preserve">4</w:t>
             </w:r>
@@ -1517,10 +1687,11 @@
                 <w:b/>
                 <w:bCs/>
                 <w:color w:val="000000"/>
-                <w:sz w:val="22"/>
-                <w:szCs w:val="22"/>
-              </w:rPr>
-              <w:t xml:space="preserve">TROUVER LES CAUSES</w:t>
+                <w:sz w:val="21"/>
+                <w:szCs w:val="22"/>
+                <w:lang w:val="fr-CH"/>
+              </w:rPr>
+              <w:t xml:space="preserve">Identifier les causes</w:t>
             </w:r>
           </w:p>
         </w:tc>
@@ -1546,19 +1717,24 @@
               <w:rPr>
                 <w:rFonts w:ascii="Arial" w:cs="Arial" w:eastAsia="Arial" w:hAnsi="Arial"/>
                 <w:color w:val="000000"/>
-                <w:sz w:val="22"/>
-                <w:szCs w:val="22"/>
-              </w:rPr>
-              <w:t xml:space="preserve">Identifier les dangers, conditions et actions qui ont contribué (liste de contrôle selon Suva 66100).</w:t>
-            </w:r>
-          </w:p>
-          <w:p>
-            <w:r>
-              <w:rPr>
-                <w:rFonts w:ascii="Arial" w:cs="Arial" w:eastAsia="Arial" w:hAnsi="Arial"/>
-                <w:color w:val="000000"/>
-                <w:sz w:val="6"/>
+                <w:sz w:val="21"/>
+                <w:szCs w:val="22"/>
+                <w:lang w:val="fr-CH"/>
+              </w:rPr>
+              <w:t xml:space="preserve">Identifier les dangers, les conditions dangereuses et les actions qui ont contribué à l’événement. Utiliser la liste de contrôle basée sur la publication Suva 66100.</w:t>
+            </w:r>
+          </w:p>
+          <w:p>
+            <w:pPr>
+              <w:spacing w:before="0" w:after="0" w:line="100" w:lineRule="exact"/>
+            </w:pPr>
+            <w:r>
+              <w:rPr>
+                <w:rFonts w:ascii="Arial" w:cs="Arial" w:eastAsia="Arial" w:hAnsi="Arial"/>
+                <w:color w:val="000000"/>
+                <w:sz w:val="10"/>
                 <w:szCs w:val="6"/>
+                <w:lang w:val="fr-CH"/>
               </w:rPr>
               <w:t xml:space="preserve"/>
             </w:r>
@@ -1570,28 +1746,34 @@
                 <w:b/>
                 <w:bCs/>
                 <w:color w:val="000000"/>
-                <w:sz w:val="22"/>
-                <w:szCs w:val="22"/>
-              </w:rPr>
-              <w:t xml:space="preserve">5 Pourquoi : </w:t>
-            </w:r>
-            <w:r>
-              <w:rPr>
-                <w:rFonts w:ascii="Arial" w:cs="Arial" w:eastAsia="Arial" w:hAnsi="Arial"/>
-                <w:color w:val="000000"/>
-                <w:sz w:val="22"/>
-                <w:szCs w:val="22"/>
-              </w:rPr>
-              <w:t xml:space="preserve">Pour chaque facteur contributif, demander « Pourquoi ? » de manière répétée jusqu’à atteindre la cause profonde — généralement une défaillance systémique ou organisationnelle.</w:t>
-            </w:r>
-          </w:p>
-          <w:p>
-            <w:r>
-              <w:rPr>
-                <w:rFonts w:ascii="Arial" w:cs="Arial" w:eastAsia="Arial" w:hAnsi="Arial"/>
-                <w:color w:val="000000"/>
-                <w:sz w:val="6"/>
+                <w:sz w:val="21"/>
+                <w:szCs w:val="22"/>
+                <w:lang w:val="fr-CH"/>
+              </w:rPr>
+              <w:t xml:space="preserve">5 pourquoi : </w:t>
+            </w:r>
+            <w:r>
+              <w:rPr>
+                <w:rFonts w:ascii="Arial" w:cs="Arial" w:eastAsia="Arial" w:hAnsi="Arial"/>
+                <w:color w:val="000000"/>
+                <w:sz w:val="21"/>
+                <w:szCs w:val="22"/>
+                <w:lang w:val="fr-CH"/>
+              </w:rPr>
+              <w:t xml:space="preserve">pour chaque facteur contributif, demander « Pourquoi ? » à plusieurs reprises jusqu’à identifier la cause profonde. Vérifier chaque réponse à l’aide des preuves. Examiner les défaillances de l’organisation du travail et de l’encadrement.</w:t>
+            </w:r>
+          </w:p>
+          <w:p>
+            <w:pPr>
+              <w:spacing w:before="0" w:after="0" w:line="100" w:lineRule="exact"/>
+            </w:pPr>
+            <w:r>
+              <w:rPr>
+                <w:rFonts w:ascii="Arial" w:cs="Arial" w:eastAsia="Arial" w:hAnsi="Arial"/>
+                <w:color w:val="000000"/>
+                <w:sz w:val="10"/>
                 <w:szCs w:val="6"/>
+                <w:lang w:val="fr-CH"/>
               </w:rPr>
               <w:t xml:space="preserve"/>
             </w:r>
@@ -1603,24 +1785,29 @@
                 <w:b/>
                 <w:bCs/>
                 <w:color w:val="000000"/>
-                <w:sz w:val="22"/>
-                <w:szCs w:val="22"/>
-              </w:rPr>
-              <w:t xml:space="preserve">Vérification inverse (Donc…Donc) : </w:t>
-            </w:r>
-            <w:r>
-              <w:rPr>
-                <w:rFonts w:ascii="Arial" w:cs="Arial" w:eastAsia="Arial" w:hAnsi="Arial"/>
-                <w:color w:val="000000"/>
-                <w:sz w:val="22"/>
-                <w:szCs w:val="22"/>
-              </w:rPr>
-              <w:t xml:space="preserve">Relire la chaîne : « En raison de [cause profonde], donc [niveau suivant], donc… l’événement s’est produit. » Si la logique ne tient pas, revoir l’analyse.</w:t>
+                <w:sz w:val="21"/>
+                <w:szCs w:val="22"/>
+                <w:lang w:val="fr-CH"/>
+              </w:rPr>
+              <w:t xml:space="preserve">Vérification des liens de cause à effet : </w:t>
+            </w:r>
+            <w:r>
+              <w:rPr>
+                <w:rFonts w:ascii="Arial" w:cs="Arial" w:eastAsia="Arial" w:hAnsi="Arial"/>
+                <w:color w:val="000000"/>
+                <w:sz w:val="21"/>
+                <w:szCs w:val="22"/>
+                <w:lang w:val="fr-CH"/>
+              </w:rPr>
+              <w:t xml:space="preserve">partir de la cause profonde et lire vers l’événement en reliant les étapes par « donc ». Vérifier que chaque lien est étayé par les faits. Reprendre l’analyse lorsqu’un lien n’est pas expliqué.</w:t>
             </w:r>
           </w:p>
         </w:tc>
       </w:tr>
       <w:tr>
+        <w:trPr>
+          <w:cantSplit/>
+        </w:trPr>
         <w:tc>
           <w:tcPr>
             <w:tcW w:type="dxa" w:w="500"/>
@@ -1645,8 +1832,9 @@
                 <w:b/>
                 <w:bCs/>
                 <w:color w:val="C04E1A"/>
-                <w:sz w:val="26"/>
+                <w:sz w:val="21"/>
                 <w:szCs w:val="26"/>
+                <w:lang w:val="fr-CH"/>
               </w:rPr>
               <w:t xml:space="preserve">5</w:t>
             </w:r>
@@ -1677,10 +1865,11 @@
                 <w:b/>
                 <w:bCs/>
                 <w:color w:val="000000"/>
-                <w:sz w:val="22"/>
-                <w:szCs w:val="22"/>
-              </w:rPr>
-              <w:t xml:space="preserve">DÉFINIR LES MESURES</w:t>
+                <w:sz w:val="21"/>
+                <w:szCs w:val="22"/>
+                <w:lang w:val="fr-CH"/>
+              </w:rPr>
+              <w:t xml:space="preserve">Définir les mesures</w:t>
             </w:r>
           </w:p>
         </w:tc>
@@ -1706,19 +1895,24 @@
               <w:rPr>
                 <w:rFonts w:ascii="Arial" w:cs="Arial" w:eastAsia="Arial" w:hAnsi="Arial"/>
                 <w:color w:val="000000"/>
-                <w:sz w:val="22"/>
-                <w:szCs w:val="22"/>
-              </w:rPr>
-              <w:t xml:space="preserve">Pour chaque cause profonde, définir des mesures correctives et préventives selon le principe STOP :</w:t>
-            </w:r>
-          </w:p>
-          <w:p>
-            <w:r>
-              <w:rPr>
-                <w:rFonts w:ascii="Arial" w:cs="Arial" w:eastAsia="Arial" w:hAnsi="Arial"/>
-                <w:color w:val="000000"/>
-                <w:sz w:val="6"/>
+                <w:sz w:val="21"/>
+                <w:szCs w:val="22"/>
+                <w:lang w:val="fr-CH"/>
+              </w:rPr>
+              <w:t xml:space="preserve">Pour chaque cause profonde, définir des mesures correctives et préventives dans l’ordre STOP :</w:t>
+            </w:r>
+          </w:p>
+          <w:p>
+            <w:pPr>
+              <w:spacing w:before="0" w:after="0" w:line="100" w:lineRule="exact"/>
+            </w:pPr>
+            <w:r>
+              <w:rPr>
+                <w:rFonts w:ascii="Arial" w:cs="Arial" w:eastAsia="Arial" w:hAnsi="Arial"/>
+                <w:color w:val="000000"/>
+                <w:sz w:val="10"/>
                 <w:szCs w:val="6"/>
+                <w:lang w:val="fr-CH"/>
               </w:rPr>
               <w:t xml:space="preserve"/>
             </w:r>
@@ -1730,8 +1924,9 @@
                 <w:b/>
                 <w:bCs/>
                 <w:color w:val="000000"/>
-                <w:sz w:val="22"/>
-                <w:szCs w:val="22"/>
+                <w:sz w:val="21"/>
+                <w:szCs w:val="22"/>
+                <w:lang w:val="fr-CH"/>
               </w:rPr>
               <w:t xml:space="preserve">S </w:t>
             </w:r>
@@ -1739,8 +1934,9 @@
               <w:rPr>
                 <w:rFonts w:ascii="Arial" w:cs="Arial" w:eastAsia="Arial" w:hAnsi="Arial"/>
                 <w:color w:val="000000"/>
-                <w:sz w:val="22"/>
-                <w:szCs w:val="22"/>
+                <w:sz w:val="21"/>
+                <w:szCs w:val="22"/>
+                <w:lang w:val="fr-CH"/>
               </w:rPr>
               <w:t xml:space="preserve">= Substitution (supprimer le danger)</w:t>
             </w:r>
@@ -1752,8 +1948,9 @@
                 <w:b/>
                 <w:bCs/>
                 <w:color w:val="000000"/>
-                <w:sz w:val="22"/>
-                <w:szCs w:val="22"/>
+                <w:sz w:val="21"/>
+                <w:szCs w:val="22"/>
+                <w:lang w:val="fr-CH"/>
               </w:rPr>
               <w:t xml:space="preserve">T </w:t>
             </w:r>
@@ -1761,10 +1958,76 @@
               <w:rPr>
                 <w:rFonts w:ascii="Arial" w:cs="Arial" w:eastAsia="Arial" w:hAnsi="Arial"/>
                 <w:color w:val="000000"/>
-                <w:sz w:val="22"/>
-                <w:szCs w:val="22"/>
+                <w:sz w:val="21"/>
+                <w:szCs w:val="22"/>
+                <w:lang w:val="fr-CH"/>
               </w:rPr>
               <w:t xml:space="preserve">= Mesure technique (protection, solution technique)</w:t>
+            </w:r>
+          </w:p>
+          <w:p>
+            <w:r>
+              <w:rPr>
+                <w:rFonts w:ascii="Arial" w:cs="Arial" w:eastAsia="Arial" w:hAnsi="Arial"/>
+                <w:b w:val="0"/>
+                <w:bCs/>
+                <w:color w:val="000000"/>
+                <w:sz w:val="21"/>
+                <w:szCs w:val="22"/>
+                <w:lang w:val="fr-CH"/>
+              </w:rPr>
+              <w:t xml:space="preserve">O = Mesure organisationnelle (procédures, formation, planification, surveillance)</w:t>
+            </w:r>
+            <w:r>
+              <w:rPr>
+                <w:rFonts w:ascii="Arial" w:cs="Arial" w:eastAsia="Arial" w:hAnsi="Arial"/>
+                <w:color w:val="000000"/>
+                <w:sz w:val="21"/>
+                <w:szCs w:val="22"/>
+                <w:b w:val="0"/>
+                <w:lang w:val="fr-CH"/>
+              </w:rPr>
+              <w:t xml:space="preserve"/>
+            </w:r>
+          </w:p>
+          <w:p>
+            <w:r>
+              <w:rPr>
+                <w:rFonts w:ascii="Arial" w:cs="Arial" w:eastAsia="Arial" w:hAnsi="Arial"/>
+                <w:b w:val="0"/>
+                <w:bCs/>
+                <w:color w:val="000000"/>
+                <w:sz w:val="21"/>
+                <w:szCs w:val="22"/>
+                <w:lang w:val="fr-CH"/>
+              </w:rPr>
+              <w:t xml:space="preserve">P = Équipement de protection individuelle (EPI)</w:t>
+            </w:r>
+            <w:r>
+              <w:rPr>
+                <w:rFonts w:ascii="Arial" w:cs="Arial" w:eastAsia="Arial" w:hAnsi="Arial"/>
+                <w:color w:val="000000"/>
+                <w:sz w:val="21"/>
+                <w:szCs w:val="22"/>
+                <w:b w:val="0"/>
+                <w:lang w:val="fr-CH"/>
+              </w:rPr>
+              <w:t xml:space="preserve"/>
+            </w:r>
+          </w:p>
+          <w:p>
+            <w:pPr>
+              <w:spacing w:before="0" w:after="0" w:line="100" w:lineRule="exact"/>
+            </w:pPr>
+            <w:r>
+              <w:rPr>
+                <w:rFonts w:ascii="Arial" w:cs="Arial" w:eastAsia="Arial" w:hAnsi="Arial"/>
+                <w:color w:val="000000"/>
+                <w:sz w:val="10"/>
+                <w:szCs w:val="6"/>
+                <w:lang w:val="fr-CH"/>
+              </w:rPr>
+              <w:t xml:space="preserve"/>
             </w:r>
           </w:p>
           <w:p>
@@ -1774,63 +2037,9 @@
                 <w:b/>
                 <w:bCs/>
                 <w:color w:val="000000"/>
-                <w:sz w:val="22"/>
-                <w:szCs w:val="22"/>
-              </w:rPr>
-              <w:t xml:space="preserve">O </w:t>
-            </w:r>
-            <w:r>
-              <w:rPr>
-                <w:rFonts w:ascii="Arial" w:cs="Arial" w:eastAsia="Arial" w:hAnsi="Arial"/>
-                <w:color w:val="000000"/>
-                <w:sz w:val="22"/>
-                <w:szCs w:val="22"/>
-              </w:rPr>
-              <w:t xml:space="preserve">= Mesure organisationnelle (procédure, formation, planification)</w:t>
-            </w:r>
-          </w:p>
-          <w:p>
-            <w:r>
-              <w:rPr>
-                <w:rFonts w:ascii="Arial" w:cs="Arial" w:eastAsia="Arial" w:hAnsi="Arial"/>
-                <w:b/>
-                <w:bCs/>
-                <w:color w:val="000000"/>
-                <w:sz w:val="22"/>
-                <w:szCs w:val="22"/>
-              </w:rPr>
-              <w:t xml:space="preserve">P </w:t>
-            </w:r>
-            <w:r>
-              <w:rPr>
-                <w:rFonts w:ascii="Arial" w:cs="Arial" w:eastAsia="Arial" w:hAnsi="Arial"/>
-                <w:color w:val="000000"/>
-                <w:sz w:val="22"/>
-                <w:szCs w:val="22"/>
-              </w:rPr>
-              <w:t xml:space="preserve">= Mesure personnelle (EPI, instruction, surveillance)</w:t>
-            </w:r>
-          </w:p>
-          <w:p>
-            <w:r>
-              <w:rPr>
-                <w:rFonts w:ascii="Arial" w:cs="Arial" w:eastAsia="Arial" w:hAnsi="Arial"/>
-                <w:color w:val="000000"/>
-                <w:sz w:val="6"/>
-                <w:szCs w:val="6"/>
-              </w:rPr>
-              <w:t xml:space="preserve"/>
-            </w:r>
-          </w:p>
-          <w:p>
-            <w:r>
-              <w:rPr>
-                <w:rFonts w:ascii="Arial" w:cs="Arial" w:eastAsia="Arial" w:hAnsi="Arial"/>
-                <w:b/>
-                <w:bCs/>
-                <w:color w:val="000000"/>
-                <w:sz w:val="22"/>
-                <w:szCs w:val="22"/>
+                <w:sz w:val="21"/>
+                <w:szCs w:val="22"/>
+                <w:lang w:val="fr-CH"/>
               </w:rPr>
               <w:t xml:space="preserve">Attribuer chaque mesure à une personne nommée avec un délai.</w:t>
             </w:r>
@@ -1838,6 +2047,9 @@
         </w:tc>
       </w:tr>
       <w:tr>
+        <w:trPr>
+          <w:cantSplit/>
+        </w:trPr>
         <w:tc>
           <w:tcPr>
             <w:tcW w:type="dxa" w:w="500"/>
@@ -1862,8 +2074,9 @@
                 <w:b/>
                 <w:bCs/>
                 <w:color w:val="C04E1A"/>
-                <w:sz w:val="26"/>
+                <w:sz w:val="21"/>
                 <w:szCs w:val="26"/>
+                <w:lang w:val="fr-CH"/>
               </w:rPr>
               <w:t xml:space="preserve">6</w:t>
             </w:r>
@@ -1894,10 +2107,11 @@
                 <w:b/>
                 <w:bCs/>
                 <w:color w:val="000000"/>
-                <w:sz w:val="22"/>
-                <w:szCs w:val="22"/>
-              </w:rPr>
-              <w:t xml:space="preserve">RAPPORTER &amp; PARTAGER</w:t>
+                <w:sz w:val="21"/>
+                <w:szCs w:val="22"/>
+                <w:lang w:val="fr-CH"/>
+              </w:rPr>
+              <w:t xml:space="preserve">Rédiger le rapport et partager</w:t>
             </w:r>
           </w:p>
         </w:tc>
@@ -1923,37 +2137,46 @@
               <w:rPr>
                 <w:rFonts w:ascii="Arial" w:cs="Arial" w:eastAsia="Arial" w:hAnsi="Arial"/>
                 <w:color w:val="000000"/>
-                <w:sz w:val="22"/>
-                <w:szCs w:val="22"/>
-              </w:rPr>
-              <w:t xml:space="preserve">Compléter le formulaire d’enquête. Soumettre à la direction pour examen et approbation.</w:t>
-            </w:r>
-          </w:p>
-          <w:p>
-            <w:r>
-              <w:rPr>
-                <w:rFonts w:ascii="Arial" w:cs="Arial" w:eastAsia="Arial" w:hAnsi="Arial"/>
-                <w:color w:val="000000"/>
-                <w:sz w:val="6"/>
+                <w:sz w:val="21"/>
+                <w:szCs w:val="22"/>
+                <w:lang w:val="fr-CH"/>
+              </w:rPr>
+              <w:t xml:space="preserve">Compléter le formulaire d’analyse et le soumettre à la direction pour examen et approbation.</w:t>
+            </w:r>
+          </w:p>
+          <w:p>
+            <w:pPr>
+              <w:spacing w:before="0" w:after="0" w:line="100" w:lineRule="exact"/>
+            </w:pPr>
+            <w:r>
+              <w:rPr>
+                <w:rFonts w:ascii="Arial" w:cs="Arial" w:eastAsia="Arial" w:hAnsi="Arial"/>
+                <w:color w:val="000000"/>
+                <w:sz w:val="10"/>
                 <w:szCs w:val="6"/>
-              </w:rPr>
-              <w:t xml:space="preserve"/>
-            </w:r>
-          </w:p>
-          <w:p>
-            <w:r>
-              <w:rPr>
-                <w:rFonts w:ascii="Arial" w:cs="Arial" w:eastAsia="Arial" w:hAnsi="Arial"/>
-                <w:color w:val="000000"/>
-                <w:sz w:val="22"/>
-                <w:szCs w:val="22"/>
-              </w:rPr>
-              <w:t xml:space="preserve">Communiquer les conclusions à tous les collaborateurs concernés. Utiliser un briefing, un entretien sécurité ou une leçon en un point (OPL).</w:t>
+                <w:lang w:val="fr-CH"/>
+              </w:rPr>
+              <w:t xml:space="preserve"/>
+            </w:r>
+          </w:p>
+          <w:p>
+            <w:r>
+              <w:rPr>
+                <w:rFonts w:ascii="Arial" w:cs="Arial" w:eastAsia="Arial" w:hAnsi="Arial"/>
+                <w:color w:val="000000"/>
+                <w:sz w:val="21"/>
+                <w:szCs w:val="22"/>
+                <w:lang w:val="fr-CH"/>
+              </w:rPr>
+              <w:t xml:space="preserve">Partager les constats avec tous les collaborateurs concernés lors d’un briefing, d’entretiens de sécurité ou au moyen d’une leçon en un point (OPL).</w:t>
             </w:r>
           </w:p>
         </w:tc>
       </w:tr>
       <w:tr>
+        <w:trPr>
+          <w:cantSplit/>
+        </w:trPr>
         <w:tc>
           <w:tcPr>
             <w:tcW w:type="dxa" w:w="500"/>
@@ -1978,8 +2201,9 @@
                 <w:b/>
                 <w:bCs/>
                 <w:color w:val="C04E1A"/>
-                <w:sz w:val="26"/>
+                <w:sz w:val="21"/>
                 <w:szCs w:val="26"/>
+                <w:lang w:val="fr-CH"/>
               </w:rPr>
               <w:t xml:space="preserve">7</w:t>
             </w:r>
@@ -2010,10 +2234,11 @@
                 <w:b/>
                 <w:bCs/>
                 <w:color w:val="000000"/>
-                <w:sz w:val="22"/>
-                <w:szCs w:val="22"/>
-              </w:rPr>
-              <w:t xml:space="preserve">SUIVRE</w:t>
+                <w:sz w:val="21"/>
+                <w:szCs w:val="22"/>
+                <w:lang w:val="fr-CH"/>
+              </w:rPr>
+              <w:t xml:space="preserve">Assurer le suivi</w:t>
             </w:r>
           </w:p>
         </w:tc>
@@ -2039,44 +2264,54 @@
               <w:rPr>
                 <w:rFonts w:ascii="Arial" w:cs="Arial" w:eastAsia="Arial" w:hAnsi="Arial"/>
                 <w:color w:val="000000"/>
-                <w:sz w:val="22"/>
-                <w:szCs w:val="22"/>
-              </w:rPr>
-              <w:t xml:space="preserve">Vérifier que toutes les mesures ont été mises en œuvre dans les délais. Contrôler leur efficacité — le risque a-t-il réellement été réduit ?</w:t>
-            </w:r>
-          </w:p>
-          <w:p>
-            <w:r>
-              <w:rPr>
-                <w:rFonts w:ascii="Arial" w:cs="Arial" w:eastAsia="Arial" w:hAnsi="Arial"/>
-                <w:color w:val="000000"/>
-                <w:sz w:val="6"/>
+                <w:sz w:val="21"/>
+                <w:szCs w:val="22"/>
+                <w:lang w:val="fr-CH"/>
+              </w:rPr>
+              <w:t xml:space="preserve">Vérifier que chaque mesure a été mise en œuvre dans les délais et a réduit le risque comme prévu.</w:t>
+            </w:r>
+          </w:p>
+          <w:p>
+            <w:pPr>
+              <w:spacing w:before="0" w:after="0" w:line="100" w:lineRule="exact"/>
+            </w:pPr>
+            <w:r>
+              <w:rPr>
+                <w:rFonts w:ascii="Arial" w:cs="Arial" w:eastAsia="Arial" w:hAnsi="Arial"/>
+                <w:color w:val="000000"/>
+                <w:sz w:val="10"/>
                 <w:szCs w:val="6"/>
-              </w:rPr>
-              <w:t xml:space="preserve"/>
-            </w:r>
-          </w:p>
-          <w:p>
-            <w:r>
-              <w:rPr>
-                <w:rFonts w:ascii="Arial" w:cs="Arial" w:eastAsia="Arial" w:hAnsi="Arial"/>
-                <w:color w:val="000000"/>
-                <w:sz w:val="22"/>
-                <w:szCs w:val="22"/>
-              </w:rPr>
-              <w:t xml:space="preserve">Conserver les enquêtes complétées pendant au moins 5 ans.</w:t>
+                <w:lang w:val="fr-CH"/>
+              </w:rPr>
+              <w:t xml:space="preserve"/>
+            </w:r>
+          </w:p>
+          <w:p>
+            <w:r>
+              <w:rPr>
+                <w:rFonts w:ascii="Arial" w:cs="Arial" w:eastAsia="Arial" w:hAnsi="Arial"/>
+                <w:color w:val="000000"/>
+                <w:sz w:val="21"/>
+                <w:szCs w:val="22"/>
+                <w:lang w:val="fr-CH"/>
+              </w:rPr>
+              <w:t xml:space="preserve">Conserver l’analyse terminée pendant au moins 5 ans.</w:t>
             </w:r>
           </w:p>
         </w:tc>
       </w:tr>
     </w:tbl>
     <w:p>
+      <w:pPr>
+        <w:spacing w:before="0" w:after="0" w:line="100" w:lineRule="exact"/>
+      </w:pPr>
       <w:r>
         <w:rPr>
           <w:rFonts w:ascii="Arial" w:cs="Arial" w:eastAsia="Arial" w:hAnsi="Arial"/>
           <w:color w:val="000000"/>
-          <w:sz w:val="6"/>
+          <w:sz w:val="10"/>
           <w:szCs w:val="6"/>
+          <w:lang w:val="fr-CH"/>
         </w:rPr>
         <w:t xml:space="preserve"/>
       </w:r>
@@ -2084,6 +2319,7 @@
     <w:p>
       <w:pPr>
         <w:spacing w:before="240" w:after="120"/>
+        <w:keepNext/>
       </w:pPr>
       <w:r>
         <w:rPr>
@@ -2093,8 +2329,9 @@
           <w:color w:val="C04E1A"/>
           <w:sz w:val="26"/>
           <w:szCs w:val="26"/>
+          <w:lang w:val="fr-CH"/>
         </w:rPr>
-        <w:t xml:space="preserve">CONSEILS POUR LES ENTRETIENS</w:t>
+        <w:t xml:space="preserve">Conseils pour les entretiens</w:t>
       </w:r>
     </w:p>
     <w:tbl>
@@ -2114,6 +2351,9 @@
         <w:gridCol w:w="7066"/>
       </w:tblGrid>
       <w:tr>
+        <w:trPr>
+          <w:cantSplit/>
+        </w:trPr>
         <w:tc>
           <w:tcPr>
             <w:tcW w:type="dxa" w:w="3400"/>
@@ -2139,10 +2379,11 @@
                 <w:b/>
                 <w:bCs/>
                 <w:color w:val="000000"/>
-                <w:sz w:val="22"/>
-                <w:szCs w:val="22"/>
-              </w:rPr>
-              <w:t xml:space="preserve">Faire</w:t>
+                <w:sz w:val="21"/>
+                <w:szCs w:val="22"/>
+                <w:lang w:val="fr-CH"/>
+              </w:rPr>
+              <w:t xml:space="preserve">Bonnes pratiques</w:t>
             </w:r>
           </w:p>
         </w:tc>
@@ -2168,15 +2409,19 @@
               <w:rPr>
                 <w:rFonts w:ascii="Arial" w:cs="Arial" w:eastAsia="Arial" w:hAnsi="Arial"/>
                 <w:color w:val="000000"/>
-                <w:sz w:val="22"/>
-                <w:szCs w:val="22"/>
-              </w:rPr>
-              <w:t xml:space="preserve">Interroger dès que possible. Expliquer l’objectif : apprendre, pas punir. Poser des questions ouvertes (Que s’est-il passé ? Qu’avez-vous vu ?). Interroger sur les lieux — laisser les gens montrer. Prendre des notes. Écouter plus que parler.</w:t>
+                <w:sz w:val="21"/>
+                <w:szCs w:val="22"/>
+                <w:lang w:val="fr-CH"/>
+              </w:rPr>
+              <w:t xml:space="preserve">Interroger dès que possible. Expliquer que l’objectif est de comprendre l’événement et d’éviter une répétition. Poser des questions ouvertes : Que s’est-il passé ? Qu’avez-vous vu ? Qu’étiez-vous en train de faire ? Sur place, demander aux personnes de montrer. Prendre des notes et leur laisser le temps de parler.</w:t>
             </w:r>
           </w:p>
         </w:tc>
       </w:tr>
       <w:tr>
+        <w:trPr>
+          <w:cantSplit/>
+        </w:trPr>
         <w:tc>
           <w:tcPr>
             <w:tcW w:type="dxa" w:w="3400"/>
@@ -2202,10 +2447,11 @@
                 <w:b/>
                 <w:bCs/>
                 <w:color w:val="000000"/>
-                <w:sz w:val="22"/>
-                <w:szCs w:val="22"/>
-              </w:rPr>
-              <w:t xml:space="preserve">Ne pas faire</w:t>
+                <w:sz w:val="21"/>
+                <w:szCs w:val="22"/>
+                <w:lang w:val="fr-CH"/>
+              </w:rPr>
+              <w:t xml:space="preserve">À éviter</w:t>
             </w:r>
           </w:p>
         </w:tc>
@@ -2231,22 +2477,27 @@
               <w:rPr>
                 <w:rFonts w:ascii="Arial" w:cs="Arial" w:eastAsia="Arial" w:hAnsi="Arial"/>
                 <w:color w:val="000000"/>
-                <w:sz w:val="22"/>
-                <w:szCs w:val="22"/>
-              </w:rPr>
-              <w:t xml:space="preserve">Ne pas accuser, ne pas argumenter, ne pas orienter. Ne pas demander « Pourquoi avez-vous fait cela ? » — demander plutôt « Qu’est-ce qui vous a amené à faire cela ? ». Ne pas finir les phrases des gens. Ne pas interroger devant d’autres. Ne pas enregistrer sans consentement.</w:t>
+                <w:sz w:val="21"/>
+                <w:szCs w:val="22"/>
+                <w:lang w:val="fr-CH"/>
+              </w:rPr>
+              <w:t xml:space="preserve">Éviter les accusations, les disputes et les questions qui orientent les réponses. Demander « Qu’est-ce qui vous a amené à faire cela ? » plutôt que « Pourquoi avez-vous fait cela ? ». Laisser les personnes terminer leurs phrases. Mener les entretiens en privé, sauf lors d’une discussion de groupe. Obtenir le consentement avant tout enregistrement.</w:t>
             </w:r>
           </w:p>
         </w:tc>
       </w:tr>
     </w:tbl>
     <w:p>
+      <w:pPr>
+        <w:spacing w:before="0" w:after="0" w:line="100" w:lineRule="exact"/>
+      </w:pPr>
       <w:r>
         <w:rPr>
           <w:rFonts w:ascii="Arial" w:cs="Arial" w:eastAsia="Arial" w:hAnsi="Arial"/>
           <w:color w:val="000000"/>
-          <w:sz w:val="6"/>
+          <w:sz w:val="10"/>
           <w:szCs w:val="6"/>
+          <w:lang w:val="fr-CH"/>
         </w:rPr>
         <w:t xml:space="preserve"/>
       </w:r>
@@ -2254,6 +2505,7 @@
     <w:p>
       <w:pPr>
         <w:spacing w:before="240" w:after="120"/>
+        <w:keepNext/>
       </w:pPr>
       <w:r>
         <w:rPr>
@@ -2263,8 +2515,9 @@
           <w:color w:val="C04E1A"/>
           <w:sz w:val="26"/>
           <w:szCs w:val="26"/>
+          <w:lang w:val="fr-CH"/>
         </w:rPr>
-        <w:t xml:space="preserve">CONSERVATION</w:t>
+        <w:t xml:space="preserve">Conservation</w:t>
       </w:r>
     </w:p>
     <w:p>
@@ -2272,10 +2525,11 @@
         <w:rPr>
           <w:rFonts w:ascii="Arial" w:cs="Arial" w:eastAsia="Arial" w:hAnsi="Arial"/>
           <w:color w:val="000000"/>
-          <w:sz w:val="22"/>
+          <w:sz w:val="21"/>
           <w:szCs w:val="22"/>
+          <w:lang w:val="fr-CH"/>
         </w:rPr>
-        <w:t xml:space="preserve">Conserver les rapports d’enquête complétés pendant au moins 5 ans. Enregistrer tous les événements dans le registre des accidents. Partager les leçons apprises avec les équipes concernées.</w:t>
+        <w:t xml:space="preserve">Conserver les rapports d’analyse terminés pendant au moins 5 ans. Enregistrer tous les événements dans le registre des événements et partager les constats avec les équipes concernées.</w:t>
       </w:r>
     </w:p>
     <w:p>
@@ -2286,6 +2540,42 @@
     <w:p>
       <w:pPr>
         <w:spacing w:before="200" w:after="200"/>
+        <w:pStyle w:val="Title"/>
+      </w:pPr>
+      <w:r>
+        <w:rPr>
+          <w:rFonts w:ascii="Arial" w:cs="Arial" w:eastAsia="Arial" w:hAnsi="Arial"/>
+          <w:b/>
+          <w:bCs/>
+          <w:color w:val="000000"/>
+          <w:sz w:val="32"/>
+          <w:szCs w:val="32"/>
+          <w:lang w:val="fr-CH"/>
+        </w:rPr>
+        <w:t xml:space="preserve">Aide-mémoire pour l’analyse d’événement</w:t>
+      </w:r>
+    </w:p>
+    <w:p>
+      <w:pPr>
+        <w:spacing w:after="0" w:before="0"/>
+      </w:pPr>
+      <w:r>
+        <w:rPr>
+          <w:rFonts w:ascii="Arial" w:cs="Arial" w:eastAsia="Arial" w:hAnsi="Arial"/>
+          <w:i/>
+          <w:iCs/>
+          <w:color w:val="666666"/>
+          <w:sz w:val="20"/>
+          <w:szCs w:val="22"/>
+          <w:lang w:val="fr-CH"/>
+        </w:rPr>
+        <w:t xml:space="preserve">Afficher dans le bureau du responsable ou au tableau d’affichage de sécurité</w:t>
+      </w:r>
+    </w:p>
+    <w:p>
+      <w:pPr>
+        <w:spacing w:before="120" w:after="70"/>
+        <w:keepNext/>
       </w:pPr>
       <w:r>
         <w:rPr>
@@ -2293,42 +2583,11 @@
           <w:b/>
           <w:bCs/>
           <w:color w:val="C04E1A"/>
-          <w:sz w:val="32"/>
-          <w:szCs w:val="32"/>
+          <w:sz w:val="24"/>
+          <w:szCs w:val="26"/>
+          <w:lang w:val="fr-CH"/>
         </w:rPr>
-        <w:t xml:space="preserve">ENQUÊTE D’ÉVÉNEMENT — RÉFÉRENCE RAPIDE</w:t>
-      </w:r>
-    </w:p>
-    <w:p>
-      <w:pPr>
-        <w:spacing w:after="80"/>
-      </w:pPr>
-      <w:r>
-        <w:rPr>
-          <w:rFonts w:ascii="Arial" w:cs="Arial" w:eastAsia="Arial" w:hAnsi="Arial"/>
-          <w:i/>
-          <w:iCs/>
-          <w:color w:val="666666"/>
-          <w:sz w:val="22"/>
-          <w:szCs w:val="22"/>
-        </w:rPr>
-        <w:t xml:space="preserve">Afficher au bureau du responsable ou au tableau d’affichage sécurité</w:t>
-      </w:r>
-    </w:p>
-    <w:p>
-      <w:pPr>
-        <w:spacing w:before="240" w:after="120"/>
-      </w:pPr>
-      <w:r>
-        <w:rPr>
-          <w:rFonts w:ascii="Arial" w:cs="Arial" w:eastAsia="Arial" w:hAnsi="Arial"/>
-          <w:b/>
-          <w:bCs/>
-          <w:color w:val="C04E1A"/>
-          <w:sz w:val="26"/>
-          <w:szCs w:val="26"/>
-        </w:rPr>
-        <w:t xml:space="preserve">QUAND ENQUÊTER ?</w:t>
+        <w:t xml:space="preserve">Quand analyser un événement</w:t>
       </w:r>
     </w:p>
     <w:tbl>
@@ -2348,6 +2607,9 @@
         <w:gridCol w:w="7066"/>
       </w:tblGrid>
       <w:tr>
+        <w:trPr>
+          <w:cantSplit/>
+        </w:trPr>
         <w:tc>
           <w:tcPr>
             <w:tcW w:type="dxa" w:w="3400"/>
@@ -2367,14 +2629,18 @@
             <w:vAlign w:val="top"/>
           </w:tcPr>
           <w:p>
+            <w:pPr>
+              <w:spacing w:before="0" w:after="0"/>
+            </w:pPr>
             <w:r>
               <w:rPr>
                 <w:rFonts w:ascii="Arial" w:cs="Arial" w:eastAsia="Arial" w:hAnsi="Arial"/>
                 <w:b/>
                 <w:bCs/>
                 <w:color w:val="000000"/>
-                <w:sz w:val="22"/>
-                <w:szCs w:val="22"/>
+                <w:sz w:val="20"/>
+                <w:szCs w:val="22"/>
+                <w:lang w:val="fr-CH"/>
               </w:rPr>
               <w:t xml:space="preserve">Toujours</w:t>
             </w:r>
@@ -2398,19 +2664,26 @@
             <w:vAlign w:val="top"/>
           </w:tcPr>
           <w:p>
-            <w:r>
-              <w:rPr>
-                <w:rFonts w:ascii="Arial" w:cs="Arial" w:eastAsia="Arial" w:hAnsi="Arial"/>
-                <w:color w:val="000000"/>
-                <w:sz w:val="22"/>
-                <w:szCs w:val="22"/>
-              </w:rPr>
-              <w:t xml:space="preserve">Toute blessure nécessitant un traitement médical, tout arrêt de travail, tout accident grave ou mortel</w:t>
+            <w:pPr>
+              <w:spacing w:before="0" w:after="0"/>
+            </w:pPr>
+            <w:r>
+              <w:rPr>
+                <w:rFonts w:ascii="Arial" w:cs="Arial" w:eastAsia="Arial" w:hAnsi="Arial"/>
+                <w:color w:val="000000"/>
+                <w:sz w:val="20"/>
+                <w:szCs w:val="22"/>
+                <w:lang w:val="fr-CH"/>
+              </w:rPr>
+              <w:t xml:space="preserve">Toute blessure, tout événement entraînant un arrêt de travail, tout traitement au-delà des premiers secours, tout accident grave ou mortel</w:t>
             </w:r>
           </w:p>
         </w:tc>
       </w:tr>
       <w:tr>
+        <w:trPr>
+          <w:cantSplit/>
+        </w:trPr>
         <w:tc>
           <w:tcPr>
             <w:tcW w:type="dxa" w:w="3400"/>
@@ -2430,14 +2703,18 @@
             <w:vAlign w:val="top"/>
           </w:tcPr>
           <w:p>
+            <w:pPr>
+              <w:spacing w:before="0" w:after="0"/>
+            </w:pPr>
             <w:r>
               <w:rPr>
                 <w:rFonts w:ascii="Arial" w:cs="Arial" w:eastAsia="Arial" w:hAnsi="Arial"/>
                 <w:b/>
                 <w:bCs/>
                 <w:color w:val="000000"/>
-                <w:sz w:val="22"/>
-                <w:szCs w:val="22"/>
+                <w:sz w:val="20"/>
+                <w:szCs w:val="22"/>
+                <w:lang w:val="fr-CH"/>
               </w:rPr>
               <w:t xml:space="preserve">Également</w:t>
             </w:r>
@@ -2461,33 +2738,42 @@
             <w:vAlign w:val="top"/>
           </w:tcPr>
           <w:p>
-            <w:r>
-              <w:rPr>
-                <w:rFonts w:ascii="Arial" w:cs="Arial" w:eastAsia="Arial" w:hAnsi="Arial"/>
-                <w:color w:val="000000"/>
-                <w:sz w:val="22"/>
-                <w:szCs w:val="22"/>
-              </w:rPr>
-              <w:t xml:space="preserve">Quasi-accidents, dommages matériels, événements dangereux</w:t>
+            <w:pPr>
+              <w:spacing w:before="0" w:after="0"/>
+            </w:pPr>
+            <w:r>
+              <w:rPr>
+                <w:rFonts w:ascii="Arial" w:cs="Arial" w:eastAsia="Arial" w:hAnsi="Arial"/>
+                <w:color w:val="000000"/>
+                <w:sz w:val="20"/>
+                <w:szCs w:val="22"/>
+                <w:lang w:val="fr-CH"/>
+              </w:rPr>
+              <w:t xml:space="preserve">Presque-accidents, dommages matériels, événements dangereux</w:t>
             </w:r>
           </w:p>
         </w:tc>
       </w:tr>
     </w:tbl>
     <w:p>
+      <w:pPr>
+        <w:spacing w:before="0" w:after="0" w:line="20" w:lineRule="exact"/>
+      </w:pPr>
       <w:r>
         <w:rPr>
           <w:rFonts w:ascii="Arial" w:cs="Arial" w:eastAsia="Arial" w:hAnsi="Arial"/>
           <w:color w:val="000000"/>
-          <w:sz w:val="6"/>
+          <w:sz w:val="2"/>
           <w:szCs w:val="6"/>
+          <w:lang w:val="fr-CH"/>
         </w:rPr>
         <w:t xml:space="preserve"/>
       </w:r>
     </w:p>
     <w:p>
       <w:pPr>
-        <w:spacing w:before="240" w:after="120"/>
+        <w:spacing w:before="120" w:after="70"/>
+        <w:keepNext/>
       </w:pPr>
       <w:r>
         <w:rPr>
@@ -2495,10 +2781,11 @@
           <w:b/>
           <w:bCs/>
           <w:color w:val="C04E1A"/>
-          <w:sz w:val="26"/>
+          <w:sz w:val="24"/>
           <w:szCs w:val="26"/>
+          <w:lang w:val="fr-CH"/>
         </w:rPr>
-        <w:t xml:space="preserve">PROCESSUS</w:t>
+        <w:t xml:space="preserve">Déroulement</w:t>
       </w:r>
     </w:p>
     <w:tbl>
@@ -2518,6 +2805,9 @@
         <w:gridCol w:w="7066"/>
       </w:tblGrid>
       <w:tr>
+        <w:trPr>
+          <w:cantSplit/>
+        </w:trPr>
         <w:tc>
           <w:tcPr>
             <w:tcW w:type="dxa" w:w="3400"/>
@@ -2537,16 +2827,20 @@
             <w:vAlign w:val="top"/>
           </w:tcPr>
           <w:p>
+            <w:pPr>
+              <w:spacing w:before="0" w:after="0"/>
+            </w:pPr>
             <w:r>
               <w:rPr>
                 <w:rFonts w:ascii="Arial" w:cs="Arial" w:eastAsia="Arial" w:hAnsi="Arial"/>
                 <w:b/>
                 <w:bCs/>
                 <w:color w:val="000000"/>
-                <w:sz w:val="22"/>
-                <w:szCs w:val="22"/>
-              </w:rPr>
-              <w:t xml:space="preserve">1. SÉCURISER &amp; ANNONCER</w:t>
+                <w:sz w:val="20"/>
+                <w:szCs w:val="22"/>
+                <w:lang w:val="fr-CH"/>
+              </w:rPr>
+              <w:t xml:space="preserve">1 Sécuriser et annoncer</w:t>
             </w:r>
           </w:p>
         </w:tc>
@@ -2568,19 +2862,26 @@
             <w:vAlign w:val="top"/>
           </w:tcPr>
           <w:p>
-            <w:r>
-              <w:rPr>
-                <w:rFonts w:ascii="Arial" w:cs="Arial" w:eastAsia="Arial" w:hAnsi="Arial"/>
-                <w:color w:val="000000"/>
-                <w:sz w:val="22"/>
-                <w:szCs w:val="22"/>
-              </w:rPr>
-              <w:t xml:space="preserve">Premiers secours. Urgences (144/117/118). Sécuriser les lieux. Photos/vidéos. Informer la hiérarchie.</w:t>
+            <w:pPr>
+              <w:spacing w:before="0" w:after="0"/>
+            </w:pPr>
+            <w:r>
+              <w:rPr>
+                <w:rFonts w:ascii="Arial" w:cs="Arial" w:eastAsia="Arial" w:hAnsi="Arial"/>
+                <w:color w:val="000000"/>
+                <w:sz w:val="20"/>
+                <w:szCs w:val="22"/>
+                <w:lang w:val="fr-CH"/>
+              </w:rPr>
+              <w:t xml:space="preserve">Premiers secours. Urgences (144/117/118). Sécuriser les lieux. Photos et vidéos. Informer la direction.</w:t>
             </w:r>
           </w:p>
         </w:tc>
       </w:tr>
       <w:tr>
+        <w:trPr>
+          <w:cantSplit/>
+        </w:trPr>
         <w:tc>
           <w:tcPr>
             <w:tcW w:type="dxa" w:w="3400"/>
@@ -2600,16 +2901,20 @@
             <w:vAlign w:val="top"/>
           </w:tcPr>
           <w:p>
+            <w:pPr>
+              <w:spacing w:before="0" w:after="0"/>
+            </w:pPr>
             <w:r>
               <w:rPr>
                 <w:rFonts w:ascii="Arial" w:cs="Arial" w:eastAsia="Arial" w:hAnsi="Arial"/>
                 <w:b/>
                 <w:bCs/>
                 <w:color w:val="000000"/>
-                <w:sz w:val="22"/>
-                <w:szCs w:val="22"/>
-              </w:rPr>
-              <w:t xml:space="preserve">2. RASSEMBLER LES FAITS</w:t>
+                <w:sz w:val="20"/>
+                <w:szCs w:val="22"/>
+                <w:lang w:val="fr-CH"/>
+              </w:rPr>
+              <w:t xml:space="preserve">2 Rassembler les faits</w:t>
             </w:r>
           </w:p>
         </w:tc>
@@ -2631,19 +2936,26 @@
             <w:vAlign w:val="top"/>
           </w:tcPr>
           <w:p>
-            <w:r>
-              <w:rPr>
-                <w:rFonts w:ascii="Arial" w:cs="Arial" w:eastAsia="Arial" w:hAnsi="Arial"/>
-                <w:color w:val="000000"/>
-                <w:sz w:val="22"/>
-                <w:szCs w:val="22"/>
-              </w:rPr>
-              <w:t xml:space="preserve">Personnes – Lieu – Documents. Interroger, inspecter, rassembler.</w:t>
+            <w:pPr>
+              <w:spacing w:before="0" w:after="0"/>
+            </w:pPr>
+            <w:r>
+              <w:rPr>
+                <w:rFonts w:ascii="Arial" w:cs="Arial" w:eastAsia="Arial" w:hAnsi="Arial"/>
+                <w:color w:val="000000"/>
+                <w:sz w:val="20"/>
+                <w:szCs w:val="22"/>
+                <w:lang w:val="fr-CH"/>
+              </w:rPr>
+              <w:t xml:space="preserve">Personnes, lieu et documents. Interroger les témoins, inspecter les lieux et rassembler les documents.</w:t>
             </w:r>
           </w:p>
         </w:tc>
       </w:tr>
       <w:tr>
+        <w:trPr>
+          <w:cantSplit/>
+        </w:trPr>
         <w:tc>
           <w:tcPr>
             <w:tcW w:type="dxa" w:w="3400"/>
@@ -2663,16 +2975,20 @@
             <w:vAlign w:val="top"/>
           </w:tcPr>
           <w:p>
+            <w:pPr>
+              <w:spacing w:before="0" w:after="0"/>
+            </w:pPr>
             <w:r>
               <w:rPr>
                 <w:rFonts w:ascii="Arial" w:cs="Arial" w:eastAsia="Arial" w:hAnsi="Arial"/>
                 <w:b/>
                 <w:bCs/>
                 <w:color w:val="000000"/>
-                <w:sz w:val="22"/>
-                <w:szCs w:val="22"/>
-              </w:rPr>
-              <w:t xml:space="preserve">3. CHRONOLOGIE</w:t>
+                <w:sz w:val="20"/>
+                <w:szCs w:val="22"/>
+                <w:lang w:val="fr-CH"/>
+              </w:rPr>
+              <w:t xml:space="preserve">3 Chronologie</w:t>
             </w:r>
           </w:p>
         </w:tc>
@@ -2694,19 +3010,26 @@
             <w:vAlign w:val="top"/>
           </w:tcPr>
           <w:p>
-            <w:r>
-              <w:rPr>
-                <w:rFonts w:ascii="Arial" w:cs="Arial" w:eastAsia="Arial" w:hAnsi="Arial"/>
-                <w:color w:val="000000"/>
-                <w:sz w:val="22"/>
-                <w:szCs w:val="22"/>
-              </w:rPr>
-              <w:t xml:space="preserve">Ordonner les faits. Chercher les lacunes.</w:t>
+            <w:pPr>
+              <w:spacing w:before="0" w:after="0"/>
+            </w:pPr>
+            <w:r>
+              <w:rPr>
+                <w:rFonts w:ascii="Arial" w:cs="Arial" w:eastAsia="Arial" w:hAnsi="Arial"/>
+                <w:color w:val="000000"/>
+                <w:sz w:val="20"/>
+                <w:szCs w:val="22"/>
+                <w:lang w:val="fr-CH"/>
+              </w:rPr>
+              <w:t xml:space="preserve">Classer les faits et examiner les lacunes.</w:t>
             </w:r>
           </w:p>
         </w:tc>
       </w:tr>
       <w:tr>
+        <w:trPr>
+          <w:cantSplit/>
+        </w:trPr>
         <w:tc>
           <w:tcPr>
             <w:tcW w:type="dxa" w:w="3400"/>
@@ -2726,16 +3049,20 @@
             <w:vAlign w:val="top"/>
           </w:tcPr>
           <w:p>
+            <w:pPr>
+              <w:spacing w:before="0" w:after="0"/>
+            </w:pPr>
             <w:r>
               <w:rPr>
                 <w:rFonts w:ascii="Arial" w:cs="Arial" w:eastAsia="Arial" w:hAnsi="Arial"/>
                 <w:b/>
                 <w:bCs/>
                 <w:color w:val="000000"/>
-                <w:sz w:val="22"/>
-                <w:szCs w:val="22"/>
-              </w:rPr>
-              <w:t xml:space="preserve">4. TROUVER LES CAUSES</w:t>
+                <w:sz w:val="20"/>
+                <w:szCs w:val="22"/>
+                <w:lang w:val="fr-CH"/>
+              </w:rPr>
+              <w:t xml:space="preserve">4 Identifier les causes</w:t>
             </w:r>
           </w:p>
         </w:tc>
@@ -2757,19 +3084,26 @@
             <w:vAlign w:val="top"/>
           </w:tcPr>
           <w:p>
-            <w:r>
-              <w:rPr>
-                <w:rFonts w:ascii="Arial" w:cs="Arial" w:eastAsia="Arial" w:hAnsi="Arial"/>
-                <w:color w:val="000000"/>
-                <w:sz w:val="22"/>
-                <w:szCs w:val="22"/>
-              </w:rPr>
-              <w:t xml:space="preserve">Liste de contrôle (Suva 66100) + 5 Pourquoi + vérification inverse (Donc…Donc).</w:t>
+            <w:pPr>
+              <w:spacing w:before="0" w:after="0"/>
+            </w:pPr>
+            <w:r>
+              <w:rPr>
+                <w:rFonts w:ascii="Arial" w:cs="Arial" w:eastAsia="Arial" w:hAnsi="Arial"/>
+                <w:color w:val="000000"/>
+                <w:sz w:val="20"/>
+                <w:szCs w:val="22"/>
+                <w:lang w:val="fr-CH"/>
+              </w:rPr>
+              <w:t xml:space="preserve">Liste de contrôle (Suva 66100), 5 pourquoi et vérification des liens de cause à effet.</w:t>
             </w:r>
           </w:p>
         </w:tc>
       </w:tr>
       <w:tr>
+        <w:trPr>
+          <w:cantSplit/>
+        </w:trPr>
         <w:tc>
           <w:tcPr>
             <w:tcW w:type="dxa" w:w="3400"/>
@@ -2789,16 +3123,20 @@
             <w:vAlign w:val="top"/>
           </w:tcPr>
           <w:p>
+            <w:pPr>
+              <w:spacing w:before="0" w:after="0"/>
+            </w:pPr>
             <w:r>
               <w:rPr>
                 <w:rFonts w:ascii="Arial" w:cs="Arial" w:eastAsia="Arial" w:hAnsi="Arial"/>
                 <w:b/>
                 <w:bCs/>
                 <w:color w:val="000000"/>
-                <w:sz w:val="22"/>
-                <w:szCs w:val="22"/>
-              </w:rPr>
-              <w:t xml:space="preserve">5. DÉFINIR LES MESURES</w:t>
+                <w:sz w:val="20"/>
+                <w:szCs w:val="22"/>
+                <w:lang w:val="fr-CH"/>
+              </w:rPr>
+              <w:t xml:space="preserve">5 Définir les mesures</w:t>
             </w:r>
           </w:p>
         </w:tc>
@@ -2820,19 +3158,26 @@
             <w:vAlign w:val="top"/>
           </w:tcPr>
           <w:p>
-            <w:r>
-              <w:rPr>
-                <w:rFonts w:ascii="Arial" w:cs="Arial" w:eastAsia="Arial" w:hAnsi="Arial"/>
-                <w:color w:val="000000"/>
-                <w:sz w:val="22"/>
-                <w:szCs w:val="22"/>
-              </w:rPr>
-              <w:t xml:space="preserve">STOP : Substitution → Technique → Organisationnelle → Personnelle. Nom + délai.</w:t>
+            <w:pPr>
+              <w:spacing w:before="0" w:after="0"/>
+            </w:pPr>
+            <w:r>
+              <w:rPr>
+                <w:rFonts w:ascii="Arial" w:cs="Arial" w:eastAsia="Arial" w:hAnsi="Arial"/>
+                <w:color w:val="000000"/>
+                <w:sz w:val="20"/>
+                <w:szCs w:val="22"/>
+                <w:lang w:val="fr-CH"/>
+              </w:rPr>
+              <w:t xml:space="preserve">STOP : Substitution → Technique → Organisation → Protection individuelle. Désigner un responsable et un délai.</w:t>
             </w:r>
           </w:p>
         </w:tc>
       </w:tr>
       <w:tr>
+        <w:trPr>
+          <w:cantSplit/>
+        </w:trPr>
         <w:tc>
           <w:tcPr>
             <w:tcW w:type="dxa" w:w="3400"/>
@@ -2852,16 +3197,20 @@
             <w:vAlign w:val="top"/>
           </w:tcPr>
           <w:p>
+            <w:pPr>
+              <w:spacing w:before="0" w:after="0"/>
+            </w:pPr>
             <w:r>
               <w:rPr>
                 <w:rFonts w:ascii="Arial" w:cs="Arial" w:eastAsia="Arial" w:hAnsi="Arial"/>
                 <w:b/>
                 <w:bCs/>
                 <w:color w:val="000000"/>
-                <w:sz w:val="22"/>
-                <w:szCs w:val="22"/>
-              </w:rPr>
-              <w:t xml:space="preserve">6. RAPPORTER &amp; PARTAGER</w:t>
+                <w:sz w:val="20"/>
+                <w:szCs w:val="22"/>
+                <w:lang w:val="fr-CH"/>
+              </w:rPr>
+              <w:t xml:space="preserve">6 Rapport et partage</w:t>
             </w:r>
           </w:p>
         </w:tc>
@@ -2883,19 +3232,26 @@
             <w:vAlign w:val="top"/>
           </w:tcPr>
           <w:p>
-            <w:r>
-              <w:rPr>
-                <w:rFonts w:ascii="Arial" w:cs="Arial" w:eastAsia="Arial" w:hAnsi="Arial"/>
-                <w:color w:val="000000"/>
-                <w:sz w:val="22"/>
-                <w:szCs w:val="22"/>
-              </w:rPr>
-              <w:t xml:space="preserve">Compléter le formulaire. Soumettre à la direction. Communiquer aux collaborateurs.</w:t>
+            <w:pPr>
+              <w:spacing w:before="0" w:after="0"/>
+            </w:pPr>
+            <w:r>
+              <w:rPr>
+                <w:rFonts w:ascii="Arial" w:cs="Arial" w:eastAsia="Arial" w:hAnsi="Arial"/>
+                <w:color w:val="000000"/>
+                <w:sz w:val="20"/>
+                <w:szCs w:val="22"/>
+                <w:lang w:val="fr-CH"/>
+              </w:rPr>
+              <w:t xml:space="preserve">Compléter le formulaire, obtenir l’approbation de la direction et informer les collaborateurs.</w:t>
             </w:r>
           </w:p>
         </w:tc>
       </w:tr>
       <w:tr>
+        <w:trPr>
+          <w:cantSplit/>
+        </w:trPr>
         <w:tc>
           <w:tcPr>
             <w:tcW w:type="dxa" w:w="3400"/>
@@ -2915,16 +3271,20 @@
             <w:vAlign w:val="top"/>
           </w:tcPr>
           <w:p>
+            <w:pPr>
+              <w:spacing w:before="0" w:after="0"/>
+            </w:pPr>
             <w:r>
               <w:rPr>
                 <w:rFonts w:ascii="Arial" w:cs="Arial" w:eastAsia="Arial" w:hAnsi="Arial"/>
                 <w:b/>
                 <w:bCs/>
                 <w:color w:val="000000"/>
-                <w:sz w:val="22"/>
-                <w:szCs w:val="22"/>
-              </w:rPr>
-              <w:t xml:space="preserve">7. SUIVRE</w:t>
+                <w:sz w:val="20"/>
+                <w:szCs w:val="22"/>
+                <w:lang w:val="fr-CH"/>
+              </w:rPr>
+              <w:t xml:space="preserve">7 Assurer le suivi</w:t>
             </w:r>
           </w:p>
         </w:tc>
@@ -2946,33 +3306,42 @@
             <w:vAlign w:val="top"/>
           </w:tcPr>
           <w:p>
-            <w:r>
-              <w:rPr>
-                <w:rFonts w:ascii="Arial" w:cs="Arial" w:eastAsia="Arial" w:hAnsi="Arial"/>
-                <w:color w:val="000000"/>
-                <w:sz w:val="22"/>
-                <w:szCs w:val="22"/>
-              </w:rPr>
-              <w:t xml:space="preserve">Vérifier la mise en œuvre. Contrôler l’efficacité. Conserver 5 ans.</w:t>
+            <w:pPr>
+              <w:spacing w:before="0" w:after="0"/>
+            </w:pPr>
+            <w:r>
+              <w:rPr>
+                <w:rFonts w:ascii="Arial" w:cs="Arial" w:eastAsia="Arial" w:hAnsi="Arial"/>
+                <w:color w:val="000000"/>
+                <w:sz w:val="20"/>
+                <w:szCs w:val="22"/>
+                <w:lang w:val="fr-CH"/>
+              </w:rPr>
+              <w:t xml:space="preserve">Vérifier la mise en œuvre et l’efficacité. Conserver le rapport 5 ans.</w:t>
             </w:r>
           </w:p>
         </w:tc>
       </w:tr>
     </w:tbl>
     <w:p>
+      <w:pPr>
+        <w:spacing w:before="0" w:after="0" w:line="20" w:lineRule="exact"/>
+      </w:pPr>
       <w:r>
         <w:rPr>
           <w:rFonts w:ascii="Arial" w:cs="Arial" w:eastAsia="Arial" w:hAnsi="Arial"/>
           <w:color w:val="000000"/>
-          <w:sz w:val="6"/>
+          <w:sz w:val="2"/>
           <w:szCs w:val="6"/>
+          <w:lang w:val="fr-CH"/>
         </w:rPr>
         <w:t xml:space="preserve"/>
       </w:r>
     </w:p>
     <w:p>
       <w:pPr>
-        <w:spacing w:before="240" w:after="120"/>
+        <w:spacing w:before="120" w:after="70"/>
+        <w:keepNext/>
       </w:pPr>
       <w:r>
         <w:rPr>
@@ -2980,10 +3349,11 @@
           <w:b/>
           <w:bCs/>
           <w:color w:val="C04E1A"/>
-          <w:sz w:val="26"/>
+          <w:sz w:val="24"/>
           <w:szCs w:val="26"/>
+          <w:lang w:val="fr-CH"/>
         </w:rPr>
-        <w:t xml:space="preserve">5 POURQUOI + VÉRIFICATION INVERSE</w:t>
+        <w:t xml:space="preserve">5 pourquoi et liens de cause à effet</w:t>
       </w:r>
     </w:p>
     <w:tbl>
@@ -3002,6 +3372,9 @@
         <w:gridCol w:w="10466"/>
       </w:tblGrid>
       <w:tr>
+        <w:trPr>
+          <w:cantSplit/>
+        </w:trPr>
         <w:tc>
           <w:tcPr>
             <w:tcW w:type="dxa" w:w="10466"/>
@@ -3020,61 +3393,82 @@
             <w:vAlign w:val="top"/>
           </w:tcPr>
           <w:p>
-            <w:r>
-              <w:rPr>
-                <w:rFonts w:ascii="Arial" w:cs="Arial" w:eastAsia="Arial" w:hAnsi="Arial"/>
-                <w:color w:val="000000"/>
-                <w:sz w:val="22"/>
-                <w:szCs w:val="22"/>
-              </w:rPr>
-              <w:t xml:space="preserve">Pour chaque facteur contributif, demander « Pourquoi ? » jusqu’à atteindre une cause profonde organisationnelle.</w:t>
-            </w:r>
-          </w:p>
-          <w:p>
-            <w:r>
-              <w:rPr>
-                <w:rFonts w:ascii="Arial" w:cs="Arial" w:eastAsia="Arial" w:hAnsi="Arial"/>
-                <w:color w:val="000000"/>
-                <w:sz w:val="6"/>
+            <w:pPr>
+              <w:spacing w:before="0" w:after="0"/>
+            </w:pPr>
+            <w:r>
+              <w:rPr>
+                <w:rFonts w:ascii="Arial" w:cs="Arial" w:eastAsia="Arial" w:hAnsi="Arial"/>
+                <w:color w:val="000000"/>
+                <w:sz w:val="20"/>
+                <w:szCs w:val="22"/>
+                <w:lang w:val="fr-CH"/>
+              </w:rPr>
+              <w:t xml:space="preserve">Pour chaque facteur contributif, demander « Pourquoi ? » à plusieurs reprises. Vérifier chaque réponse à l’aide des preuves et examiner aussi l’organisation du travail.</w:t>
+            </w:r>
+          </w:p>
+          <w:p>
+            <w:pPr>
+              <w:spacing w:before="0" w:after="0" w:line="20" w:lineRule="exact"/>
+            </w:pPr>
+            <w:r>
+              <w:rPr>
+                <w:rFonts w:ascii="Arial" w:cs="Arial" w:eastAsia="Arial" w:hAnsi="Arial"/>
+                <w:color w:val="000000"/>
+                <w:sz w:val="2"/>
                 <w:szCs w:val="6"/>
-              </w:rPr>
-              <w:t xml:space="preserve"/>
-            </w:r>
-          </w:p>
-          <w:p>
-            <w:r>
-              <w:rPr>
-                <w:rFonts w:ascii="Arial" w:cs="Arial" w:eastAsia="Arial" w:hAnsi="Arial"/>
-                <w:b/>
+                <w:lang w:val="fr-CH"/>
+              </w:rPr>
+              <w:t xml:space="preserve"/>
+            </w:r>
+          </w:p>
+          <w:p>
+            <w:pPr>
+              <w:spacing w:before="0" w:after="0"/>
+            </w:pPr>
+            <w:r>
+              <w:rPr>
+                <w:rFonts w:ascii="Arial" w:cs="Arial" w:eastAsia="Arial" w:hAnsi="Arial"/>
+                <w:b w:val="0"/>
                 <w:bCs/>
                 <w:color w:val="000000"/>
-                <w:sz w:val="22"/>
-                <w:szCs w:val="22"/>
-              </w:rPr>
-              <w:t xml:space="preserve">Vérification inverse : </w:t>
-            </w:r>
-            <w:r>
-              <w:rPr>
-                <w:rFonts w:ascii="Arial" w:cs="Arial" w:eastAsia="Arial" w:hAnsi="Arial"/>
-                <w:color w:val="000000"/>
-                <w:sz w:val="22"/>
-                <w:szCs w:val="22"/>
-              </w:rPr>
-              <w:t xml:space="preserve">Relire la chaîne avec « Donc… » — si la logique ne tient pas, l’analyse comporte une lacune.</w:t>
-            </w:r>
-          </w:p>
-          <w:p>
-            <w:r>
-              <w:rPr>
-                <w:rFonts w:ascii="Arial" w:cs="Arial" w:eastAsia="Arial" w:hAnsi="Arial"/>
-                <w:color w:val="000000"/>
-                <w:sz w:val="6"/>
+                <w:sz w:val="20"/>
+                <w:szCs w:val="22"/>
+                <w:lang w:val="fr-CH"/>
+              </w:rPr>
+              <w:t xml:space="preserve">Lire de la cause profonde vers l’événement en reliant les étapes par « donc ». Vérifier chaque lien et examiner les lacunes.</w:t>
+            </w:r>
+            <w:r>
+              <w:rPr>
+                <w:rFonts w:ascii="Arial" w:cs="Arial" w:eastAsia="Arial" w:hAnsi="Arial"/>
+                <w:color w:val="000000"/>
+                <w:sz w:val="20"/>
+                <w:szCs w:val="22"/>
+                <w:b w:val="0"/>
+                <w:lang w:val="fr-CH"/>
+              </w:rPr>
+              <w:t xml:space="preserve"/>
+            </w:r>
+          </w:p>
+          <w:p>
+            <w:pPr>
+              <w:spacing w:before="0" w:after="0" w:line="20" w:lineRule="exact"/>
+            </w:pPr>
+            <w:r>
+              <w:rPr>
+                <w:rFonts w:ascii="Arial" w:cs="Arial" w:eastAsia="Arial" w:hAnsi="Arial"/>
+                <w:color w:val="000000"/>
+                <w:sz w:val="2"/>
                 <w:szCs w:val="6"/>
-              </w:rPr>
-              <w:t xml:space="preserve"/>
-            </w:r>
-          </w:p>
-          <w:p>
+                <w:lang w:val="fr-CH"/>
+              </w:rPr>
+              <w:t xml:space="preserve"/>
+            </w:r>
+          </w:p>
+          <w:p>
+            <w:pPr>
+              <w:spacing w:before="0" w:after="0"/>
+            </w:pPr>
             <w:r>
               <w:rPr>
                 <w:rFonts w:ascii="Arial" w:cs="Arial" w:eastAsia="Arial" w:hAnsi="Arial"/>
@@ -3083,10 +3477,11 @@
                 <w:i/>
                 <w:iCs/>
                 <w:color w:val="666666"/>
-                <w:sz w:val="22"/>
-                <w:szCs w:val="22"/>
-              </w:rPr>
-              <w:t xml:space="preserve">Exemple : </w:t>
+                <w:sz w:val="20"/>
+                <w:szCs w:val="22"/>
+                <w:lang w:val="fr-CH"/>
+              </w:rPr>
+              <w:t xml:space="preserve">Exemple : </w:t>
             </w:r>
             <w:r>
               <w:rPr>
@@ -3094,24 +3489,32 @@
                 <w:i/>
                 <w:iCs/>
                 <w:color w:val="666666"/>
-                <w:sz w:val="22"/>
-                <w:szCs w:val="22"/>
-              </w:rPr>
-              <w:t xml:space="preserve">Collaborateur frappé par un objet tombant → Pourquoi ? Objet non fixé → Pourquoi ? Pas de procédure pour fixer les charges en hauteur → Pourquoi ? Évaluation des risques ne couvrait pas cette étape → Pourquoi ? ER non mise à jour après changement de processus → Pourquoi ? Pas de gestion du changement.</w:t>
-            </w:r>
-          </w:p>
-          <w:p>
-            <w:r>
-              <w:rPr>
-                <w:rFonts w:ascii="Arial" w:cs="Arial" w:eastAsia="Arial" w:hAnsi="Arial"/>
-                <w:color w:val="000000"/>
-                <w:sz w:val="6"/>
+                <w:sz w:val="20"/>
+                <w:szCs w:val="22"/>
+                <w:lang w:val="fr-CH"/>
+              </w:rPr>
+              <w:t xml:space="preserve">collaborateur heurté par un objet qui tombe → Pourquoi ? Objet non fixé → Pourquoi ? Pas de procédure pour fixer les objets en hauteur → Pourquoi ? Activité omise dans l’évaluation des risques → Pourquoi ? Évaluation non mise à jour après une modification du processus → Pourquoi ? Pas de gestion des changements.</w:t>
+            </w:r>
+          </w:p>
+          <w:p>
+            <w:pPr>
+              <w:spacing w:before="0" w:after="0" w:line="20" w:lineRule="exact"/>
+            </w:pPr>
+            <w:r>
+              <w:rPr>
+                <w:rFonts w:ascii="Arial" w:cs="Arial" w:eastAsia="Arial" w:hAnsi="Arial"/>
+                <w:color w:val="000000"/>
+                <w:sz w:val="2"/>
                 <w:szCs w:val="6"/>
-              </w:rPr>
-              <w:t xml:space="preserve"/>
-            </w:r>
-          </w:p>
-          <w:p>
+                <w:lang w:val="fr-CH"/>
+              </w:rPr>
+              <w:t xml:space="preserve"/>
+            </w:r>
+          </w:p>
+          <w:p>
+            <w:pPr>
+              <w:spacing w:before="0" w:after="0"/>
+            </w:pPr>
             <w:r>
               <w:rPr>
                 <w:rFonts w:ascii="Arial" w:cs="Arial" w:eastAsia="Arial" w:hAnsi="Arial"/>
@@ -3120,10 +3523,11 @@
                 <w:i/>
                 <w:iCs/>
                 <w:color w:val="666666"/>
-                <w:sz w:val="22"/>
-                <w:szCs w:val="22"/>
-              </w:rPr>
-              <w:t xml:space="preserve">Inverse : </w:t>
+                <w:sz w:val="20"/>
+                <w:szCs w:val="22"/>
+                <w:lang w:val="fr-CH"/>
+              </w:rPr>
+              <w:t xml:space="preserve">Lecture inverse : </w:t>
             </w:r>
             <w:r>
               <w:rPr>
@@ -3131,29 +3535,35 @@
                 <w:i/>
                 <w:iCs/>
                 <w:color w:val="666666"/>
-                <w:sz w:val="22"/>
-                <w:szCs w:val="22"/>
-              </w:rPr>
-              <w:t xml:space="preserve">Pas de gestion du changement → donc ER non mise à jour → donc risque non identifié → donc pas de procédure → donc objet tombé → donc collaborateur frappé. ✓</w:t>
+                <w:sz w:val="20"/>
+                <w:szCs w:val="22"/>
+                <w:lang w:val="fr-CH"/>
+              </w:rPr>
+              <w:t xml:space="preserve">pas de gestion des changements → évaluation non mise à jour → activité non évaluée → pas de procédure de fixation → objet non fixé → objet tombé sur le collaborateur. Vérifier cette chaîne à l’aide des preuves.</w:t>
             </w:r>
           </w:p>
         </w:tc>
       </w:tr>
     </w:tbl>
     <w:p>
+      <w:pPr>
+        <w:spacing w:before="0" w:after="0" w:line="20" w:lineRule="exact"/>
+      </w:pPr>
       <w:r>
         <w:rPr>
           <w:rFonts w:ascii="Arial" w:cs="Arial" w:eastAsia="Arial" w:hAnsi="Arial"/>
           <w:color w:val="000000"/>
-          <w:sz w:val="6"/>
+          <w:sz w:val="2"/>
           <w:szCs w:val="6"/>
+          <w:lang w:val="fr-CH"/>
         </w:rPr>
         <w:t xml:space="preserve"/>
       </w:r>
     </w:p>
     <w:p>
       <w:pPr>
-        <w:spacing w:before="240" w:after="120"/>
+        <w:spacing w:before="120" w:after="70"/>
+        <w:keepNext/>
       </w:pPr>
       <w:r>
         <w:rPr>
@@ -3161,10 +3571,11 @@
           <w:b/>
           <w:bCs/>
           <w:color w:val="C04E1A"/>
-          <w:sz w:val="26"/>
+          <w:sz w:val="24"/>
           <w:szCs w:val="26"/>
+          <w:lang w:val="fr-CH"/>
         </w:rPr>
-        <w:t xml:space="preserve">PRINCIPE STOP</w:t>
+        <w:t xml:space="preserve">Principe STOP</w:t>
       </w:r>
     </w:p>
     <w:tbl>
@@ -3186,6 +3597,9 @@
         <w:gridCol w:w="4666"/>
       </w:tblGrid>
       <w:tr>
+        <w:trPr>
+          <w:cantSplit/>
+        </w:trPr>
         <w:tc>
           <w:tcPr>
             <w:tcW w:type="dxa" w:w="600"/>
@@ -3205,14 +3619,18 @@
             <w:vAlign w:val="top"/>
           </w:tcPr>
           <w:p>
+            <w:pPr>
+              <w:spacing w:before="0" w:after="0"/>
+            </w:pPr>
             <w:r>
               <w:rPr>
                 <w:rFonts w:ascii="Arial" w:cs="Arial" w:eastAsia="Arial" w:hAnsi="Arial"/>
                 <w:b/>
                 <w:bCs/>
                 <w:color w:val="000000"/>
-                <w:sz w:val="22"/>
-                <w:szCs w:val="22"/>
+                <w:sz w:val="20"/>
+                <w:szCs w:val="22"/>
+                <w:lang w:val="fr-CH"/>
               </w:rPr>
               <w:t xml:space="preserve">S</w:t>
             </w:r>
@@ -3236,14 +3654,18 @@
             <w:vAlign w:val="top"/>
           </w:tcPr>
           <w:p>
-            <w:r>
-              <w:rPr>
-                <w:rFonts w:ascii="Arial" w:cs="Arial" w:eastAsia="Arial" w:hAnsi="Arial"/>
-                <w:color w:val="000000"/>
-                <w:sz w:val="22"/>
-                <w:szCs w:val="22"/>
-              </w:rPr>
-              <w:t xml:space="preserve">Substitution — supprimer le danger</w:t>
+            <w:pPr>
+              <w:spacing w:before="0" w:after="0"/>
+            </w:pPr>
+            <w:r>
+              <w:rPr>
+                <w:rFonts w:ascii="Arial" w:cs="Arial" w:eastAsia="Arial" w:hAnsi="Arial"/>
+                <w:color w:val="000000"/>
+                <w:sz w:val="20"/>
+                <w:szCs w:val="22"/>
+                <w:lang w:val="fr-CH"/>
+              </w:rPr>
+              <w:t xml:space="preserve">Substitution : supprimer le danger</w:t>
             </w:r>
           </w:p>
         </w:tc>
@@ -3266,14 +3688,18 @@
             <w:vAlign w:val="top"/>
           </w:tcPr>
           <w:p>
+            <w:pPr>
+              <w:spacing w:before="0" w:after="0"/>
+            </w:pPr>
             <w:r>
               <w:rPr>
                 <w:rFonts w:ascii="Arial" w:cs="Arial" w:eastAsia="Arial" w:hAnsi="Arial"/>
                 <w:b/>
                 <w:bCs/>
                 <w:color w:val="000000"/>
-                <w:sz w:val="22"/>
-                <w:szCs w:val="22"/>
+                <w:sz w:val="20"/>
+                <w:szCs w:val="22"/>
+                <w:lang w:val="fr-CH"/>
               </w:rPr>
               <w:t xml:space="preserve">T</w:t>
             </w:r>
@@ -3297,19 +3723,26 @@
             <w:vAlign w:val="top"/>
           </w:tcPr>
           <w:p>
-            <w:r>
-              <w:rPr>
-                <w:rFonts w:ascii="Arial" w:cs="Arial" w:eastAsia="Arial" w:hAnsi="Arial"/>
-                <w:color w:val="000000"/>
-                <w:sz w:val="22"/>
-                <w:szCs w:val="22"/>
-              </w:rPr>
-              <w:t xml:space="preserve">Technique — protections, solutions techniques</w:t>
+            <w:pPr>
+              <w:spacing w:before="0" w:after="0"/>
+            </w:pPr>
+            <w:r>
+              <w:rPr>
+                <w:rFonts w:ascii="Arial" w:cs="Arial" w:eastAsia="Arial" w:hAnsi="Arial"/>
+                <w:color w:val="000000"/>
+                <w:sz w:val="20"/>
+                <w:szCs w:val="22"/>
+                <w:lang w:val="fr-CH"/>
+              </w:rPr>
+              <w:t xml:space="preserve">Technique : dispositifs de protection et solutions techniques</w:t>
             </w:r>
           </w:p>
         </w:tc>
       </w:tr>
       <w:tr>
+        <w:trPr>
+          <w:cantSplit/>
+        </w:trPr>
         <w:tc>
           <w:tcPr>
             <w:tcW w:type="dxa" w:w="600"/>
@@ -3329,14 +3762,18 @@
             <w:vAlign w:val="top"/>
           </w:tcPr>
           <w:p>
+            <w:pPr>
+              <w:spacing w:before="0" w:after="0"/>
+            </w:pPr>
             <w:r>
               <w:rPr>
                 <w:rFonts w:ascii="Arial" w:cs="Arial" w:eastAsia="Arial" w:hAnsi="Arial"/>
                 <w:b/>
                 <w:bCs/>
                 <w:color w:val="000000"/>
-                <w:sz w:val="22"/>
-                <w:szCs w:val="22"/>
+                <w:sz w:val="20"/>
+                <w:szCs w:val="22"/>
+                <w:lang w:val="fr-CH"/>
               </w:rPr>
               <w:t xml:space="preserve">O</w:t>
             </w:r>
@@ -3360,14 +3797,18 @@
             <w:vAlign w:val="top"/>
           </w:tcPr>
           <w:p>
-            <w:r>
-              <w:rPr>
-                <w:rFonts w:ascii="Arial" w:cs="Arial" w:eastAsia="Arial" w:hAnsi="Arial"/>
-                <w:color w:val="000000"/>
-                <w:sz w:val="22"/>
-                <w:szCs w:val="22"/>
-              </w:rPr>
-              <w:t xml:space="preserve">Organisationnelle — procédures, formation, planification</w:t>
+            <w:pPr>
+              <w:spacing w:before="0" w:after="0"/>
+            </w:pPr>
+            <w:r>
+              <w:rPr>
+                <w:rFonts w:ascii="Arial" w:cs="Arial" w:eastAsia="Arial" w:hAnsi="Arial"/>
+                <w:color w:val="000000"/>
+                <w:sz w:val="20"/>
+                <w:szCs w:val="22"/>
+                <w:lang w:val="fr-CH"/>
+              </w:rPr>
+              <w:t xml:space="preserve">Organisation : procédures, formation, planification et surveillance</w:t>
             </w:r>
           </w:p>
         </w:tc>
@@ -3390,14 +3831,18 @@
             <w:vAlign w:val="top"/>
           </w:tcPr>
           <w:p>
+            <w:pPr>
+              <w:spacing w:before="0" w:after="0"/>
+            </w:pPr>
             <w:r>
               <w:rPr>
                 <w:rFonts w:ascii="Arial" w:cs="Arial" w:eastAsia="Arial" w:hAnsi="Arial"/>
                 <w:b/>
                 <w:bCs/>
                 <w:color w:val="000000"/>
-                <w:sz w:val="22"/>
-                <w:szCs w:val="22"/>
+                <w:sz w:val="20"/>
+                <w:szCs w:val="22"/>
+                <w:lang w:val="fr-CH"/>
               </w:rPr>
               <w:t xml:space="preserve">P</w:t>
             </w:r>
@@ -3421,33 +3866,42 @@
             <w:vAlign w:val="top"/>
           </w:tcPr>
           <w:p>
-            <w:r>
-              <w:rPr>
-                <w:rFonts w:ascii="Arial" w:cs="Arial" w:eastAsia="Arial" w:hAnsi="Arial"/>
-                <w:color w:val="000000"/>
-                <w:sz w:val="22"/>
-                <w:szCs w:val="22"/>
-              </w:rPr>
-              <w:t xml:space="preserve">Personnelle — EPI, instruction, surveillance</w:t>
+            <w:pPr>
+              <w:spacing w:before="0" w:after="0"/>
+            </w:pPr>
+            <w:r>
+              <w:rPr>
+                <w:rFonts w:ascii="Arial" w:cs="Arial" w:eastAsia="Arial" w:hAnsi="Arial"/>
+                <w:color w:val="000000"/>
+                <w:sz w:val="20"/>
+                <w:szCs w:val="22"/>
+                <w:lang w:val="fr-CH"/>
+              </w:rPr>
+              <w:t xml:space="preserve">Protection individuelle : EPI</w:t>
             </w:r>
           </w:p>
         </w:tc>
       </w:tr>
     </w:tbl>
     <w:p>
+      <w:pPr>
+        <w:spacing w:before="0" w:after="0" w:line="20" w:lineRule="exact"/>
+      </w:pPr>
       <w:r>
         <w:rPr>
           <w:rFonts w:ascii="Arial" w:cs="Arial" w:eastAsia="Arial" w:hAnsi="Arial"/>
           <w:color w:val="000000"/>
-          <w:sz w:val="6"/>
+          <w:sz w:val="2"/>
           <w:szCs w:val="6"/>
+          <w:lang w:val="fr-CH"/>
         </w:rPr>
         <w:t xml:space="preserve"/>
       </w:r>
     </w:p>
     <w:p>
       <w:pPr>
-        <w:spacing w:before="240" w:after="120"/>
+        <w:spacing w:before="120" w:after="70"/>
+        <w:keepNext/>
       </w:pPr>
       <w:r>
         <w:rPr>
@@ -3455,10 +3909,11 @@
           <w:b/>
           <w:bCs/>
           <w:color w:val="C04E1A"/>
-          <w:sz w:val="26"/>
+          <w:sz w:val="24"/>
           <w:szCs w:val="26"/>
+          <w:lang w:val="fr-CH"/>
         </w:rPr>
-        <w:t xml:space="preserve">RÈGLES CLÉS</w:t>
+        <w:t xml:space="preserve">Points à vérifier</w:t>
       </w:r>
     </w:p>
     <w:tbl>
@@ -3477,6 +3932,9 @@
         <w:gridCol w:w="10466"/>
       </w:tblGrid>
       <w:tr>
+        <w:trPr>
+          <w:cantSplit/>
+        </w:trPr>
         <w:tc>
           <w:tcPr>
             <w:tcW w:type="dxa" w:w="10466"/>
@@ -3496,113 +3954,150 @@
             <w:vAlign w:val="top"/>
           </w:tcPr>
           <w:p>
+            <w:pPr>
+              <w:spacing w:before="0" w:after="0"/>
+            </w:pPr>
             <w:r>
               <w:rPr>
                 <w:rFonts w:ascii="Arial" w:cs="Arial" w:eastAsia="Arial" w:hAnsi="Arial"/>
                 <w:b/>
                 <w:bCs/>
                 <w:color w:val="000000"/>
-                <w:sz w:val="22"/>
-                <w:szCs w:val="22"/>
-              </w:rPr>
-              <w:t xml:space="preserve">L’objectif est d’apprendre, pas de punir.</w:t>
-            </w:r>
-            <w:r>
-              <w:rPr>
-                <w:rFonts w:ascii="Arial" w:cs="Arial" w:eastAsia="Arial" w:hAnsi="Arial"/>
-                <w:color w:val="000000"/>
-                <w:sz w:val="22"/>
-                <w:szCs w:val="22"/>
-              </w:rPr>
-              <w:t xml:space="preserve"> Si vous écrivez « le collaborateur aurait dû… », vous vous êtes arrêté trop tôt — continuez à demander « Pourquoi ? »</w:t>
-            </w:r>
-          </w:p>
-          <w:p>
-            <w:r>
-              <w:rPr>
-                <w:rFonts w:ascii="Arial" w:cs="Arial" w:eastAsia="Arial" w:hAnsi="Arial"/>
-                <w:color w:val="000000"/>
-                <w:sz w:val="6"/>
+                <w:sz w:val="20"/>
+                <w:szCs w:val="22"/>
+                <w:lang w:val="fr-CH"/>
+              </w:rPr>
+              <w:t xml:space="preserve">« Le collaborateur aurait dû… » n’explique pas une cause. Demander ce qui a rendu cette action possible et quelles mesures de protection manquaient.</w:t>
+            </w:r>
+            <w:r>
+              <w:rPr>
+                <w:rFonts w:ascii="Arial" w:cs="Arial" w:eastAsia="Arial" w:hAnsi="Arial"/>
+                <w:color w:val="000000"/>
+                <w:sz w:val="20"/>
+                <w:szCs w:val="22"/>
+                <w:lang w:val="fr-CH"/>
+              </w:rPr>
+              <w:t xml:space="preserve"/>
+            </w:r>
+          </w:p>
+          <w:p>
+            <w:pPr>
+              <w:spacing w:before="0" w:after="0" w:line="20" w:lineRule="exact"/>
+            </w:pPr>
+            <w:r>
+              <w:rPr>
+                <w:rFonts w:ascii="Arial" w:cs="Arial" w:eastAsia="Arial" w:hAnsi="Arial"/>
+                <w:color w:val="000000"/>
+                <w:sz w:val="2"/>
                 <w:szCs w:val="6"/>
-              </w:rPr>
-              <w:t xml:space="preserve"/>
-            </w:r>
-          </w:p>
-          <w:p>
-            <w:r>
-              <w:rPr>
-                <w:rFonts w:ascii="Arial" w:cs="Arial" w:eastAsia="Arial" w:hAnsi="Arial"/>
-                <w:color w:val="000000"/>
-                <w:sz w:val="22"/>
-                <w:szCs w:val="22"/>
-              </w:rPr>
-              <w:t xml:space="preserve">Enquêter le plus tôt possible. Les souvenirs s’estompent, les preuves sont nettoyées.</w:t>
-            </w:r>
-          </w:p>
-          <w:p>
-            <w:r>
-              <w:rPr>
-                <w:rFonts w:ascii="Arial" w:cs="Arial" w:eastAsia="Arial" w:hAnsi="Arial"/>
-                <w:color w:val="000000"/>
-                <w:sz w:val="6"/>
+                <w:lang w:val="fr-CH"/>
+              </w:rPr>
+              <w:t xml:space="preserve"/>
+            </w:r>
+          </w:p>
+          <w:p>
+            <w:pPr>
+              <w:spacing w:before="0" w:after="0"/>
+            </w:pPr>
+            <w:r>
+              <w:rPr>
+                <w:rFonts w:ascii="Arial" w:cs="Arial" w:eastAsia="Arial" w:hAnsi="Arial"/>
+                <w:color w:val="000000"/>
+                <w:sz w:val="20"/>
+                <w:szCs w:val="22"/>
+                <w:lang w:val="fr-CH"/>
+              </w:rPr>
+              <w:t xml:space="preserve">Analyser rapidement, tant que les souvenirs et les preuves sont disponibles.</w:t>
+            </w:r>
+          </w:p>
+          <w:p>
+            <w:pPr>
+              <w:spacing w:before="0" w:after="0" w:line="20" w:lineRule="exact"/>
+            </w:pPr>
+            <w:r>
+              <w:rPr>
+                <w:rFonts w:ascii="Arial" w:cs="Arial" w:eastAsia="Arial" w:hAnsi="Arial"/>
+                <w:color w:val="000000"/>
+                <w:sz w:val="2"/>
                 <w:szCs w:val="6"/>
-              </w:rPr>
-              <w:t xml:space="preserve"/>
-            </w:r>
-          </w:p>
-          <w:p>
-            <w:r>
-              <w:rPr>
-                <w:rFonts w:ascii="Arial" w:cs="Arial" w:eastAsia="Arial" w:hAnsi="Arial"/>
-                <w:color w:val="000000"/>
-                <w:sz w:val="22"/>
-                <w:szCs w:val="22"/>
-              </w:rPr>
-              <w:t xml:space="preserve">Plusieurs causes sont normales. La plupart des événements ont 3 à 5 facteurs contributifs.</w:t>
-            </w:r>
-          </w:p>
-          <w:p>
-            <w:r>
-              <w:rPr>
-                <w:rFonts w:ascii="Arial" w:cs="Arial" w:eastAsia="Arial" w:hAnsi="Arial"/>
-                <w:color w:val="000000"/>
-                <w:sz w:val="6"/>
+                <w:lang w:val="fr-CH"/>
+              </w:rPr>
+              <w:t xml:space="preserve"/>
+            </w:r>
+          </w:p>
+          <w:p>
+            <w:pPr>
+              <w:spacing w:before="0" w:after="0"/>
+            </w:pPr>
+            <w:r>
+              <w:rPr>
+                <w:rFonts w:ascii="Arial" w:cs="Arial" w:eastAsia="Arial" w:hAnsi="Arial"/>
+                <w:color w:val="000000"/>
+                <w:sz w:val="20"/>
+                <w:szCs w:val="22"/>
+                <w:lang w:val="fr-CH"/>
+              </w:rPr>
+              <w:t xml:space="preserve">Rechercher tous les facteurs contributifs. Un événement peut avoir plusieurs causes.</w:t>
+            </w:r>
+          </w:p>
+          <w:p>
+            <w:pPr>
+              <w:spacing w:before="0" w:after="0" w:line="20" w:lineRule="exact"/>
+            </w:pPr>
+            <w:r>
+              <w:rPr>
+                <w:rFonts w:ascii="Arial" w:cs="Arial" w:eastAsia="Arial" w:hAnsi="Arial"/>
+                <w:color w:val="000000"/>
+                <w:sz w:val="2"/>
                 <w:szCs w:val="6"/>
-              </w:rPr>
-              <w:t xml:space="preserve"/>
-            </w:r>
-          </w:p>
-          <w:p>
-            <w:r>
-              <w:rPr>
-                <w:rFonts w:ascii="Arial" w:cs="Arial" w:eastAsia="Arial" w:hAnsi="Arial"/>
-                <w:color w:val="000000"/>
-                <w:sz w:val="22"/>
-                <w:szCs w:val="22"/>
-              </w:rPr>
-              <w:t xml:space="preserve">Les mesures doivent correspondre à la cause profonde. Si la cause est « pas de procédure », la mesure est « rédiger une procédure » — pas « recycler le collaborateur ».</w:t>
-            </w:r>
-          </w:p>
-          <w:p>
-            <w:r>
-              <w:rPr>
-                <w:rFonts w:ascii="Arial" w:cs="Arial" w:eastAsia="Arial" w:hAnsi="Arial"/>
-                <w:color w:val="000000"/>
-                <w:sz w:val="6"/>
+                <w:lang w:val="fr-CH"/>
+              </w:rPr>
+              <w:t xml:space="preserve"/>
+            </w:r>
+          </w:p>
+          <w:p>
+            <w:pPr>
+              <w:spacing w:before="0" w:after="0"/>
+            </w:pPr>
+            <w:r>
+              <w:rPr>
+                <w:rFonts w:ascii="Arial" w:cs="Arial" w:eastAsia="Arial" w:hAnsi="Arial"/>
+                <w:color w:val="000000"/>
+                <w:sz w:val="20"/>
+                <w:szCs w:val="22"/>
+                <w:lang w:val="fr-CH"/>
+              </w:rPr>
+              <w:t xml:space="preserve">Adapter les mesures aux causes. Si une procédure manquait, en introduire une et vérifier qu’elle est appliquée. La formation seule ne remédie pas à l’absence de procédure.</w:t>
+            </w:r>
+          </w:p>
+          <w:p>
+            <w:pPr>
+              <w:spacing w:before="0" w:after="0" w:line="20" w:lineRule="exact"/>
+            </w:pPr>
+            <w:r>
+              <w:rPr>
+                <w:rFonts w:ascii="Arial" w:cs="Arial" w:eastAsia="Arial" w:hAnsi="Arial"/>
+                <w:color w:val="000000"/>
+                <w:sz w:val="2"/>
                 <w:szCs w:val="6"/>
-              </w:rPr>
-              <w:t xml:space="preserve"/>
-            </w:r>
-          </w:p>
-          <w:p>
-            <w:r>
-              <w:rPr>
-                <w:rFonts w:ascii="Arial" w:cs="Arial" w:eastAsia="Arial" w:hAnsi="Arial"/>
-                <w:color w:val="000000"/>
-                <w:sz w:val="22"/>
-                <w:szCs w:val="22"/>
-              </w:rPr>
-              <w:t xml:space="preserve">Assurer le suivi. Une mesure sans vérification n’est qu’une bonne intention.</w:t>
+                <w:lang w:val="fr-CH"/>
+              </w:rPr>
+              <w:t xml:space="preserve"/>
+            </w:r>
+          </w:p>
+          <w:p>
+            <w:pPr>
+              <w:spacing w:before="0" w:after="0"/>
+            </w:pPr>
+            <w:r>
+              <w:rPr>
+                <w:rFonts w:ascii="Arial" w:cs="Arial" w:eastAsia="Arial" w:hAnsi="Arial"/>
+                <w:color w:val="000000"/>
+                <w:sz w:val="20"/>
+                <w:szCs w:val="22"/>
+                <w:lang w:val="fr-CH"/>
+              </w:rPr>
+              <w:t xml:space="preserve">Vérifier la mise en œuvre et l’efficacité de chaque mesure.</w:t>
             </w:r>
           </w:p>
         </w:tc>
@@ -3623,22 +4118,25 @@
     <w:p>
       <w:pPr>
         <w:spacing w:before="200" w:after="200"/>
+        <w:pStyle w:val="Title"/>
       </w:pPr>
       <w:r>
         <w:rPr>
           <w:rFonts w:ascii="Arial" w:cs="Arial" w:eastAsia="Arial" w:hAnsi="Arial"/>
           <w:b/>
           <w:bCs/>
-          <w:color w:val="C04E1A"/>
+          <w:color w:val="000000"/>
           <w:sz w:val="32"/>
           <w:szCs w:val="32"/>
+          <w:lang w:val="fr-CH"/>
         </w:rPr>
-        <w:t xml:space="preserve">FORMULAIRE D’ENQUÊTE D’ÉVÉNEMENT</w:t>
+        <w:t xml:space="preserve">Formulaire d’analyse d’événement</w:t>
       </w:r>
     </w:p>
     <w:p>
       <w:pPr>
         <w:spacing w:before="300" w:after="120"/>
+        <w:keepNext/>
       </w:pPr>
       <w:r>
         <w:rPr>
@@ -3648,8 +4146,9 @@
           <w:color w:val="C04E1A"/>
           <w:sz w:val="26"/>
           <w:szCs w:val="26"/>
+          <w:lang w:val="fr-CH"/>
         </w:rPr>
-        <w:t xml:space="preserve">1 │ INFORMATIONS GÉNÉRALES</w:t>
+        <w:t xml:space="preserve">1 Informations générales</w:t>
       </w:r>
     </w:p>
     <w:tbl>
@@ -3671,6 +4170,9 @@
         <w:gridCol w:w="3066"/>
       </w:tblGrid>
       <w:tr>
+        <w:trPr>
+          <w:cantSplit/>
+        </w:trPr>
         <w:tc>
           <w:tcPr>
             <w:tcW w:type="dxa" w:w="2200"/>
@@ -3698,6 +4200,7 @@
                 <w:color w:val="000000"/>
                 <w:sz w:val="22"/>
                 <w:szCs w:val="22"/>
+                <w:lang w:val="fr-CH"/>
               </w:rPr>
               <w:t xml:space="preserve">N° de rapport</w:t>
             </w:r>
@@ -3729,6 +4232,7 @@
                 <w:color w:val="000000"/>
                 <w:sz w:val="22"/>
                 <w:szCs w:val="22"/>
+                <w:lang w:val="fr-CH"/>
               </w:rPr>
               <w:t xml:space="preserve"/>
             </w:r>
@@ -3761,6 +4265,7 @@
                 <w:color w:val="000000"/>
                 <w:sz w:val="22"/>
                 <w:szCs w:val="22"/>
+                <w:lang w:val="fr-CH"/>
               </w:rPr>
               <w:t xml:space="preserve">Date du rapport</w:t>
             </w:r>
@@ -3792,6 +4297,7 @@
                 <w:color w:val="000000"/>
                 <w:sz w:val="22"/>
                 <w:szCs w:val="22"/>
+                <w:lang w:val="fr-CH"/>
               </w:rPr>
               <w:t xml:space="preserve"/>
             </w:r>
@@ -3799,6 +4305,9 @@
         </w:tc>
       </w:tr>
       <w:tr>
+        <w:trPr>
+          <w:cantSplit/>
+        </w:trPr>
         <w:tc>
           <w:tcPr>
             <w:tcW w:type="dxa" w:w="2200"/>
@@ -3826,8 +4335,9 @@
                 <w:color w:val="000000"/>
                 <w:sz w:val="22"/>
                 <w:szCs w:val="22"/>
-              </w:rPr>
-              <w:t xml:space="preserve">Responsable de l’enquête</w:t>
+                <w:lang w:val="fr-CH"/>
+              </w:rPr>
+              <w:t xml:space="preserve">Responsable de l’analyse</w:t>
             </w:r>
           </w:p>
         </w:tc>
@@ -3857,6 +4367,7 @@
                 <w:color w:val="000000"/>
                 <w:sz w:val="22"/>
                 <w:szCs w:val="22"/>
+                <w:lang w:val="fr-CH"/>
               </w:rPr>
               <w:t xml:space="preserve"/>
             </w:r>
@@ -3889,6 +4400,7 @@
                 <w:color w:val="000000"/>
                 <w:sz w:val="22"/>
                 <w:szCs w:val="22"/>
+                <w:lang w:val="fr-CH"/>
               </w:rPr>
               <w:t xml:space="preserve">Fonction</w:t>
             </w:r>
@@ -3920,6 +4432,7 @@
                 <w:color w:val="000000"/>
                 <w:sz w:val="22"/>
                 <w:szCs w:val="22"/>
+                <w:lang w:val="fr-CH"/>
               </w:rPr>
               <w:t xml:space="preserve"/>
             </w:r>
@@ -3927,6 +4440,9 @@
         </w:tc>
       </w:tr>
       <w:tr>
+        <w:trPr>
+          <w:cantSplit/>
+        </w:trPr>
         <w:tc>
           <w:tcPr>
             <w:tcW w:type="dxa" w:w="2200"/>
@@ -3954,8 +4470,9 @@
                 <w:color w:val="000000"/>
                 <w:sz w:val="22"/>
                 <w:szCs w:val="22"/>
-              </w:rPr>
-              <w:t xml:space="preserve">Équipe d’enquête</w:t>
+                <w:lang w:val="fr-CH"/>
+              </w:rPr>
+              <w:t xml:space="preserve">Équipe d’analyse</w:t>
             </w:r>
           </w:p>
         </w:tc>
@@ -3986,6 +4503,7 @@
                 <w:color w:val="000000"/>
                 <w:sz w:val="22"/>
                 <w:szCs w:val="22"/>
+                <w:lang w:val="fr-CH"/>
               </w:rPr>
               <w:t xml:space="preserve"/>
             </w:r>
@@ -4000,6 +4518,7 @@
           <w:color w:val="000000"/>
           <w:sz w:val="6"/>
           <w:szCs w:val="6"/>
+          <w:lang w:val="fr-CH"/>
         </w:rPr>
         <w:t xml:space="preserve"/>
       </w:r>
@@ -4023,6 +4542,9 @@
         <w:gridCol w:w="3066"/>
       </w:tblGrid>
       <w:tr>
+        <w:trPr>
+          <w:cantSplit/>
+        </w:trPr>
         <w:tc>
           <w:tcPr>
             <w:tcW w:type="dxa" w:w="2200"/>
@@ -4050,6 +4572,7 @@
                 <w:color w:val="000000"/>
                 <w:sz w:val="22"/>
                 <w:szCs w:val="22"/>
+                <w:lang w:val="fr-CH"/>
               </w:rPr>
               <w:t xml:space="preserve">Type d’événement</w:t>
             </w:r>
@@ -4080,13 +4603,17 @@
                 <w:color w:val="000000"/>
                 <w:sz w:val="22"/>
                 <w:szCs w:val="22"/>
-              </w:rPr>
-              <w:t xml:space="preserve">□ Accident professionnel   □ Quasi-accident   □ Dommage matériel   □ Événement dangereux</w:t>
+                <w:lang w:val="fr-CH"/>
+              </w:rPr>
+              <w:t xml:space="preserve">□ Accident professionnel   □ Presque-accident   □ Dommage matériel   □ Événement dangereux</w:t>
             </w:r>
           </w:p>
         </w:tc>
       </w:tr>
       <w:tr>
+        <w:trPr>
+          <w:cantSplit/>
+        </w:trPr>
         <w:tc>
           <w:tcPr>
             <w:tcW w:type="dxa" w:w="2200"/>
@@ -4114,6 +4641,7 @@
                 <w:color w:val="000000"/>
                 <w:sz w:val="22"/>
                 <w:szCs w:val="22"/>
+                <w:lang w:val="fr-CH"/>
               </w:rPr>
               <w:t xml:space="preserve">Date et heure</w:t>
             </w:r>
@@ -4145,6 +4673,7 @@
                 <w:color w:val="000000"/>
                 <w:sz w:val="22"/>
                 <w:szCs w:val="22"/>
+                <w:lang w:val="fr-CH"/>
               </w:rPr>
               <w:t xml:space="preserve"/>
             </w:r>
@@ -4177,6 +4706,7 @@
                 <w:color w:val="000000"/>
                 <w:sz w:val="22"/>
                 <w:szCs w:val="22"/>
+                <w:lang w:val="fr-CH"/>
               </w:rPr>
               <w:t xml:space="preserve">Lieu</w:t>
             </w:r>
@@ -4208,6 +4738,7 @@
                 <w:color w:val="000000"/>
                 <w:sz w:val="22"/>
                 <w:szCs w:val="22"/>
+                <w:lang w:val="fr-CH"/>
               </w:rPr>
               <w:t xml:space="preserve"/>
             </w:r>
@@ -4215,6 +4746,9 @@
         </w:tc>
       </w:tr>
       <w:tr>
+        <w:trPr>
+          <w:cantSplit/>
+        </w:trPr>
         <w:tc>
           <w:tcPr>
             <w:tcW w:type="dxa" w:w="2200"/>
@@ -4242,6 +4776,7 @@
                 <w:color w:val="000000"/>
                 <w:sz w:val="22"/>
                 <w:szCs w:val="22"/>
+                <w:lang w:val="fr-CH"/>
               </w:rPr>
               <w:t xml:space="preserve">Entreprise / Service</w:t>
             </w:r>
@@ -4273,6 +4808,7 @@
                 <w:color w:val="000000"/>
                 <w:sz w:val="22"/>
                 <w:szCs w:val="22"/>
+                <w:lang w:val="fr-CH"/>
               </w:rPr>
               <w:t xml:space="preserve"/>
             </w:r>
@@ -4305,8 +4841,9 @@
                 <w:color w:val="000000"/>
                 <w:sz w:val="22"/>
                 <w:szCs w:val="22"/>
-              </w:rPr>
-              <w:t xml:space="preserve">Activité au moment</w:t>
+                <w:lang w:val="fr-CH"/>
+              </w:rPr>
+              <w:t xml:space="preserve">Activité au moment de l’événement</w:t>
             </w:r>
           </w:p>
         </w:tc>
@@ -4336,6 +4873,7 @@
                 <w:color w:val="000000"/>
                 <w:sz w:val="22"/>
                 <w:szCs w:val="22"/>
+                <w:lang w:val="fr-CH"/>
               </w:rPr>
               <w:t xml:space="preserve"/>
             </w:r>
@@ -4350,6 +4888,7 @@
           <w:color w:val="000000"/>
           <w:sz w:val="6"/>
           <w:szCs w:val="6"/>
+          <w:lang w:val="fr-CH"/>
         </w:rPr>
         <w:t xml:space="preserve"/>
       </w:r>
@@ -4373,6 +4912,9 @@
         <w:gridCol w:w="3066"/>
       </w:tblGrid>
       <w:tr>
+        <w:trPr>
+          <w:cantSplit/>
+        </w:trPr>
         <w:tc>
           <w:tcPr>
             <w:tcW w:type="dxa" w:w="2200"/>
@@ -4400,6 +4942,7 @@
                 <w:color w:val="000000"/>
                 <w:sz w:val="22"/>
                 <w:szCs w:val="22"/>
+                <w:lang w:val="fr-CH"/>
               </w:rPr>
               <w:t xml:space="preserve">Personne blessée</w:t>
             </w:r>
@@ -4431,6 +4974,7 @@
                 <w:color w:val="000000"/>
                 <w:sz w:val="22"/>
                 <w:szCs w:val="22"/>
+                <w:lang w:val="fr-CH"/>
               </w:rPr>
               <w:t xml:space="preserve"/>
             </w:r>
@@ -4463,6 +5007,7 @@
                 <w:color w:val="000000"/>
                 <w:sz w:val="22"/>
                 <w:szCs w:val="22"/>
+                <w:lang w:val="fr-CH"/>
               </w:rPr>
               <w:t xml:space="preserve">Date de naissance</w:t>
             </w:r>
@@ -4494,6 +5039,7 @@
                 <w:color w:val="000000"/>
                 <w:sz w:val="22"/>
                 <w:szCs w:val="22"/>
+                <w:lang w:val="fr-CH"/>
               </w:rPr>
               <w:t xml:space="preserve"/>
             </w:r>
@@ -4501,6 +5047,9 @@
         </w:tc>
       </w:tr>
       <w:tr>
+        <w:trPr>
+          <w:cantSplit/>
+        </w:trPr>
         <w:tc>
           <w:tcPr>
             <w:tcW w:type="dxa" w:w="2200"/>
@@ -4528,6 +5077,7 @@
                 <w:color w:val="000000"/>
                 <w:sz w:val="22"/>
                 <w:szCs w:val="22"/>
+                <w:lang w:val="fr-CH"/>
               </w:rPr>
               <w:t xml:space="preserve">Fonction / Rôle</w:t>
             </w:r>
@@ -4559,6 +5109,7 @@
                 <w:color w:val="000000"/>
                 <w:sz w:val="22"/>
                 <w:szCs w:val="22"/>
+                <w:lang w:val="fr-CH"/>
               </w:rPr>
               <w:t xml:space="preserve"/>
             </w:r>
@@ -4591,6 +5142,7 @@
                 <w:color w:val="000000"/>
                 <w:sz w:val="22"/>
                 <w:szCs w:val="22"/>
+                <w:lang w:val="fr-CH"/>
               </w:rPr>
               <w:t xml:space="preserve">Employé(e) depuis</w:t>
             </w:r>
@@ -4622,6 +5174,7 @@
                 <w:color w:val="000000"/>
                 <w:sz w:val="22"/>
                 <w:szCs w:val="22"/>
+                <w:lang w:val="fr-CH"/>
               </w:rPr>
               <w:t xml:space="preserve"/>
             </w:r>
@@ -4629,6 +5182,9 @@
         </w:tc>
       </w:tr>
       <w:tr>
+        <w:trPr>
+          <w:cantSplit/>
+        </w:trPr>
         <w:tc>
           <w:tcPr>
             <w:tcW w:type="dxa" w:w="2200"/>
@@ -4656,6 +5212,7 @@
                 <w:color w:val="000000"/>
                 <w:sz w:val="22"/>
                 <w:szCs w:val="22"/>
+                <w:lang w:val="fr-CH"/>
               </w:rPr>
               <w:t xml:space="preserve">Type de blessure</w:t>
             </w:r>
@@ -4687,6 +5244,7 @@
                 <w:color w:val="999999"/>
                 <w:sz w:val="22"/>
                 <w:szCs w:val="22"/>
+                <w:lang w:val="fr-CH"/>
               </w:rPr>
               <w:t xml:space="preserve">p.ex. coupure, fracture, brûlure</w:t>
             </w:r>
@@ -4719,8 +5277,9 @@
                 <w:color w:val="000000"/>
                 <w:sz w:val="22"/>
                 <w:szCs w:val="22"/>
-              </w:rPr>
-              <w:t xml:space="preserve">Partie(s) du corps</w:t>
+                <w:lang w:val="fr-CH"/>
+              </w:rPr>
+              <w:t xml:space="preserve">Parties du corps blessées</w:t>
             </w:r>
           </w:p>
         </w:tc>
@@ -4750,6 +5309,7 @@
                 <w:color w:val="000000"/>
                 <w:sz w:val="22"/>
                 <w:szCs w:val="22"/>
+                <w:lang w:val="fr-CH"/>
               </w:rPr>
               <w:t xml:space="preserve"/>
             </w:r>
@@ -4757,6 +5317,9 @@
         </w:tc>
       </w:tr>
       <w:tr>
+        <w:trPr>
+          <w:cantSplit/>
+        </w:trPr>
         <w:tc>
           <w:tcPr>
             <w:tcW w:type="dxa" w:w="2200"/>
@@ -4784,6 +5347,7 @@
                 <w:color w:val="000000"/>
                 <w:sz w:val="22"/>
                 <w:szCs w:val="22"/>
+                <w:lang w:val="fr-CH"/>
               </w:rPr>
               <w:t xml:space="preserve">Premier traitement par</w:t>
             </w:r>
@@ -4816,6 +5380,7 @@
                 <w:color w:val="000000"/>
                 <w:sz w:val="22"/>
                 <w:szCs w:val="22"/>
+                <w:lang w:val="fr-CH"/>
               </w:rPr>
               <w:t xml:space="preserve"/>
             </w:r>
@@ -4823,6 +5388,9 @@
         </w:tc>
       </w:tr>
       <w:tr>
+        <w:trPr>
+          <w:cantSplit/>
+        </w:trPr>
         <w:tc>
           <w:tcPr>
             <w:tcW w:type="dxa" w:w="2200"/>
@@ -4850,6 +5418,7 @@
                 <w:color w:val="000000"/>
                 <w:sz w:val="22"/>
                 <w:szCs w:val="22"/>
+                <w:lang w:val="fr-CH"/>
               </w:rPr>
               <w:t xml:space="preserve">Jours d’arrêt (est.)</w:t>
             </w:r>
@@ -4881,6 +5450,7 @@
                 <w:color w:val="000000"/>
                 <w:sz w:val="22"/>
                 <w:szCs w:val="22"/>
+                <w:lang w:val="fr-CH"/>
               </w:rPr>
               <w:t xml:space="preserve"/>
             </w:r>
@@ -4913,6 +5483,7 @@
                 <w:color w:val="000000"/>
                 <w:sz w:val="22"/>
                 <w:szCs w:val="22"/>
+                <w:lang w:val="fr-CH"/>
               </w:rPr>
               <w:t xml:space="preserve">Dommage matériel (CHF)</w:t>
             </w:r>
@@ -4944,6 +5515,7 @@
                 <w:color w:val="000000"/>
                 <w:sz w:val="22"/>
                 <w:szCs w:val="22"/>
+                <w:lang w:val="fr-CH"/>
               </w:rPr>
               <w:t xml:space="preserve"/>
             </w:r>
@@ -4958,6 +5530,7 @@
           <w:color w:val="000000"/>
           <w:sz w:val="6"/>
           <w:szCs w:val="6"/>
+          <w:lang w:val="fr-CH"/>
         </w:rPr>
         <w:t xml:space="preserve"/>
       </w:r>
@@ -4981,6 +5554,9 @@
         <w:gridCol w:w="2266"/>
       </w:tblGrid>
       <w:tr>
+        <w:trPr>
+          <w:cantSplit/>
+        </w:trPr>
         <w:tc>
           <w:tcPr>
             <w:tcW w:type="dxa" w:w="3200"/>
@@ -5008,6 +5584,7 @@
                 <w:color w:val="000000"/>
                 <w:sz w:val="22"/>
                 <w:szCs w:val="22"/>
+                <w:lang w:val="fr-CH"/>
               </w:rPr>
               <w:t xml:space="preserve">Témoins</w:t>
             </w:r>
@@ -5040,6 +5617,7 @@
                 <w:color w:val="000000"/>
                 <w:sz w:val="22"/>
                 <w:szCs w:val="22"/>
+                <w:lang w:val="fr-CH"/>
               </w:rPr>
               <w:t xml:space="preserve">Entreprise / Service</w:t>
             </w:r>
@@ -5072,6 +5650,7 @@
                 <w:color w:val="000000"/>
                 <w:sz w:val="22"/>
                 <w:szCs w:val="22"/>
+                <w:lang w:val="fr-CH"/>
               </w:rPr>
               <w:t xml:space="preserve">Tél.</w:t>
             </w:r>
@@ -5104,13 +5683,17 @@
                 <w:color w:val="000000"/>
                 <w:sz w:val="22"/>
                 <w:szCs w:val="22"/>
-              </w:rPr>
-              <w:t xml:space="preserve">Interrogé(e) ?</w:t>
+                <w:lang w:val="fr-CH"/>
+              </w:rPr>
+              <w:t xml:space="preserve">Interrogé(e) ?</w:t>
             </w:r>
           </w:p>
         </w:tc>
       </w:tr>
       <w:tr>
+        <w:trPr>
+          <w:cantSplit/>
+        </w:trPr>
         <w:tc>
           <w:tcPr>
             <w:tcW w:type="dxa" w:w="3200"/>
@@ -5137,6 +5720,7 @@
                 <w:color w:val="000000"/>
                 <w:sz w:val="22"/>
                 <w:szCs w:val="22"/>
+                <w:lang w:val="fr-CH"/>
               </w:rPr>
               <w:t xml:space="preserve"/>
             </w:r>
@@ -5168,6 +5752,7 @@
                 <w:color w:val="000000"/>
                 <w:sz w:val="22"/>
                 <w:szCs w:val="22"/>
+                <w:lang w:val="fr-CH"/>
               </w:rPr>
               <w:t xml:space="preserve"/>
             </w:r>
@@ -5199,6 +5784,7 @@
                 <w:color w:val="000000"/>
                 <w:sz w:val="22"/>
                 <w:szCs w:val="22"/>
+                <w:lang w:val="fr-CH"/>
               </w:rPr>
               <w:t xml:space="preserve"/>
             </w:r>
@@ -5230,6 +5816,7 @@
                 <w:color w:val="000000"/>
                 <w:sz w:val="22"/>
                 <w:szCs w:val="22"/>
+                <w:lang w:val="fr-CH"/>
               </w:rPr>
               <w:t xml:space="preserve"/>
             </w:r>
@@ -5237,6 +5824,9 @@
         </w:tc>
       </w:tr>
       <w:tr>
+        <w:trPr>
+          <w:cantSplit/>
+        </w:trPr>
         <w:tc>
           <w:tcPr>
             <w:tcW w:type="dxa" w:w="3200"/>
@@ -5263,6 +5853,7 @@
                 <w:color w:val="000000"/>
                 <w:sz w:val="22"/>
                 <w:szCs w:val="22"/>
+                <w:lang w:val="fr-CH"/>
               </w:rPr>
               <w:t xml:space="preserve"/>
             </w:r>
@@ -5294,6 +5885,7 @@
                 <w:color w:val="000000"/>
                 <w:sz w:val="22"/>
                 <w:szCs w:val="22"/>
+                <w:lang w:val="fr-CH"/>
               </w:rPr>
               <w:t xml:space="preserve"/>
             </w:r>
@@ -5325,6 +5917,7 @@
                 <w:color w:val="000000"/>
                 <w:sz w:val="22"/>
                 <w:szCs w:val="22"/>
+                <w:lang w:val="fr-CH"/>
               </w:rPr>
               <w:t xml:space="preserve"/>
             </w:r>
@@ -5356,6 +5949,7 @@
                 <w:color w:val="000000"/>
                 <w:sz w:val="22"/>
                 <w:szCs w:val="22"/>
+                <w:lang w:val="fr-CH"/>
               </w:rPr>
               <w:t xml:space="preserve"/>
             </w:r>
@@ -5363,6 +5957,9 @@
         </w:tc>
       </w:tr>
       <w:tr>
+        <w:trPr>
+          <w:cantSplit/>
+        </w:trPr>
         <w:tc>
           <w:tcPr>
             <w:tcW w:type="dxa" w:w="3200"/>
@@ -5389,6 +5986,7 @@
                 <w:color w:val="000000"/>
                 <w:sz w:val="22"/>
                 <w:szCs w:val="22"/>
+                <w:lang w:val="fr-CH"/>
               </w:rPr>
               <w:t xml:space="preserve"/>
             </w:r>
@@ -5420,6 +6018,7 @@
                 <w:color w:val="000000"/>
                 <w:sz w:val="22"/>
                 <w:szCs w:val="22"/>
+                <w:lang w:val="fr-CH"/>
               </w:rPr>
               <w:t xml:space="preserve"/>
             </w:r>
@@ -5451,6 +6050,7 @@
                 <w:color w:val="000000"/>
                 <w:sz w:val="22"/>
                 <w:szCs w:val="22"/>
+                <w:lang w:val="fr-CH"/>
               </w:rPr>
               <w:t xml:space="preserve"/>
             </w:r>
@@ -5482,6 +6082,7 @@
                 <w:color w:val="000000"/>
                 <w:sz w:val="22"/>
                 <w:szCs w:val="22"/>
+                <w:lang w:val="fr-CH"/>
               </w:rPr>
               <w:t xml:space="preserve"/>
             </w:r>
@@ -5497,6 +6098,7 @@
     <w:p>
       <w:pPr>
         <w:spacing w:before="300" w:after="120"/>
+        <w:keepNext/>
       </w:pPr>
       <w:r>
         <w:rPr>
@@ -5506,8 +6108,9 @@
           <w:color w:val="C04E1A"/>
           <w:sz w:val="26"/>
           <w:szCs w:val="26"/>
+          <w:lang w:val="fr-CH"/>
         </w:rPr>
-        <w:t xml:space="preserve">2 │ COLLECTE DES FAITS</w:t>
+        <w:t xml:space="preserve">2 Rassembler les faits</w:t>
       </w:r>
     </w:p>
     <w:p>
@@ -5522,8 +6125,9 @@
           <w:color w:val="666666"/>
           <w:sz w:val="22"/>
           <w:szCs w:val="22"/>
+          <w:lang w:val="fr-CH"/>
         </w:rPr>
-        <w:t xml:space="preserve">Décrivez ce qui s’est passé. Uniquement des faits — pas d’opinions, pas de noms.</w:t>
+        <w:t xml:space="preserve">Noter les faits et les distinguer des opinions. Utiliser les fonctions dans le récit ; inscrire les noms dans les champs d’identification et de témoins.</w:t>
       </w:r>
     </w:p>
     <w:tbl>
@@ -5543,6 +6147,9 @@
         <w:gridCol w:w="7066"/>
       </w:tblGrid>
       <w:tr>
+        <w:trPr>
+          <w:cantSplit/>
+        </w:trPr>
         <w:tc>
           <w:tcPr>
             <w:tcW w:type="dxa" w:w="3400"/>
@@ -5570,8 +6177,9 @@
                 <w:color w:val="000000"/>
                 <w:sz w:val="22"/>
                 <w:szCs w:val="22"/>
-              </w:rPr>
-              <w:t xml:space="preserve">Que s’est-il passé ?</w:t>
+                <w:lang w:val="fr-CH"/>
+              </w:rPr>
+              <w:t xml:space="preserve">Que s’est-il passé ?</w:t>
             </w:r>
           </w:p>
         </w:tc>
@@ -5604,8 +6212,9 @@
                 <w:color w:val="666666"/>
                 <w:sz w:val="22"/>
                 <w:szCs w:val="22"/>
-              </w:rPr>
-              <w:t xml:space="preserve">Décrivez l’événement : quelle activité, qu’est-ce qui a mal tourné, quel était l’enchaînement.</w:t>
+                <w:lang w:val="fr-CH"/>
+              </w:rPr>
+              <w:t xml:space="preserve">Décrire l’activité, ce qui s’est passé et l’enchaînement des événements.</w:t>
             </w:r>
           </w:p>
           <w:p>
@@ -5615,6 +6224,7 @@
                 <w:color w:val="000000"/>
                 <w:sz w:val="6"/>
                 <w:szCs w:val="6"/>
+                <w:lang w:val="fr-CH"/>
               </w:rPr>
               <w:t xml:space="preserve"/>
             </w:r>
@@ -5626,6 +6236,7 @@
                 <w:color w:val="000000"/>
                 <w:sz w:val="6"/>
                 <w:szCs w:val="6"/>
+                <w:lang w:val="fr-CH"/>
               </w:rPr>
               <w:t xml:space="preserve"/>
             </w:r>
@@ -5637,6 +6248,7 @@
                 <w:color w:val="000000"/>
                 <w:sz w:val="6"/>
                 <w:szCs w:val="6"/>
+                <w:lang w:val="fr-CH"/>
               </w:rPr>
               <w:t xml:space="preserve"/>
             </w:r>
@@ -5648,6 +6260,7 @@
                 <w:color w:val="000000"/>
                 <w:sz w:val="6"/>
                 <w:szCs w:val="6"/>
+                <w:lang w:val="fr-CH"/>
               </w:rPr>
               <w:t xml:space="preserve"/>
             </w:r>
@@ -5659,6 +6272,7 @@
                 <w:color w:val="000000"/>
                 <w:sz w:val="6"/>
                 <w:szCs w:val="6"/>
+                <w:lang w:val="fr-CH"/>
               </w:rPr>
               <w:t xml:space="preserve"/>
             </w:r>
@@ -5670,6 +6284,7 @@
                 <w:color w:val="000000"/>
                 <w:sz w:val="6"/>
                 <w:szCs w:val="6"/>
+                <w:lang w:val="fr-CH"/>
               </w:rPr>
               <w:t xml:space="preserve"/>
             </w:r>
@@ -5677,6 +6292,9 @@
         </w:tc>
       </w:tr>
       <w:tr>
+        <w:trPr>
+          <w:cantSplit/>
+        </w:trPr>
         <w:tc>
           <w:tcPr>
             <w:tcW w:type="dxa" w:w="3400"/>
@@ -5704,6 +6322,7 @@
                 <w:color w:val="000000"/>
                 <w:sz w:val="22"/>
                 <w:szCs w:val="22"/>
+                <w:lang w:val="fr-CH"/>
               </w:rPr>
               <w:t xml:space="preserve">Croquis / Photo</w:t>
             </w:r>
@@ -5738,8 +6357,9 @@
                 <w:color w:val="666666"/>
                 <w:sz w:val="22"/>
                 <w:szCs w:val="22"/>
-              </w:rPr>
-              <w:t xml:space="preserve">Insérer ou dessiner un croquis. Montrer les positions des personnes, équipements, dangers.</w:t>
+                <w:lang w:val="fr-CH"/>
+              </w:rPr>
+              <w:t xml:space="preserve">Insérer ou dessiner un croquis montrant les positions des personnes, des équipements et des dangers.</w:t>
             </w:r>
           </w:p>
           <w:p>
@@ -5749,6 +6369,7 @@
                 <w:color w:val="000000"/>
                 <w:sz w:val="6"/>
                 <w:szCs w:val="6"/>
+                <w:lang w:val="fr-CH"/>
               </w:rPr>
               <w:t xml:space="preserve"/>
             </w:r>
@@ -5760,6 +6381,7 @@
                 <w:color w:val="000000"/>
                 <w:sz w:val="6"/>
                 <w:szCs w:val="6"/>
+                <w:lang w:val="fr-CH"/>
               </w:rPr>
               <w:t xml:space="preserve"/>
             </w:r>
@@ -5771,6 +6393,7 @@
                 <w:color w:val="000000"/>
                 <w:sz w:val="6"/>
                 <w:szCs w:val="6"/>
+                <w:lang w:val="fr-CH"/>
               </w:rPr>
               <w:t xml:space="preserve"/>
             </w:r>
@@ -5782,6 +6405,7 @@
                 <w:color w:val="000000"/>
                 <w:sz w:val="6"/>
                 <w:szCs w:val="6"/>
+                <w:lang w:val="fr-CH"/>
               </w:rPr>
               <w:t xml:space="preserve"/>
             </w:r>
@@ -5793,6 +6417,7 @@
                 <w:color w:val="000000"/>
                 <w:sz w:val="6"/>
                 <w:szCs w:val="6"/>
+                <w:lang w:val="fr-CH"/>
               </w:rPr>
               <w:t xml:space="preserve"/>
             </w:r>
@@ -5804,6 +6429,7 @@
                 <w:color w:val="000000"/>
                 <w:sz w:val="6"/>
                 <w:szCs w:val="6"/>
+                <w:lang w:val="fr-CH"/>
               </w:rPr>
               <w:t xml:space="preserve"/>
             </w:r>
@@ -5815,6 +6441,7 @@
                 <w:color w:val="000000"/>
                 <w:sz w:val="6"/>
                 <w:szCs w:val="6"/>
+                <w:lang w:val="fr-CH"/>
               </w:rPr>
               <w:t xml:space="preserve"/>
             </w:r>
@@ -5829,6 +6456,7 @@
           <w:color w:val="000000"/>
           <w:sz w:val="6"/>
           <w:szCs w:val="6"/>
+          <w:lang w:val="fr-CH"/>
         </w:rPr>
         <w:t xml:space="preserve"/>
       </w:r>
@@ -5836,6 +6464,7 @@
     <w:p>
       <w:pPr>
         <w:spacing w:before="240" w:after="120"/>
+        <w:keepNext/>
       </w:pPr>
       <w:r>
         <w:rPr>
@@ -5845,8 +6474,9 @@
           <w:color w:val="C04E1A"/>
           <w:sz w:val="26"/>
           <w:szCs w:val="26"/>
+          <w:lang w:val="fr-CH"/>
         </w:rPr>
-        <w:t xml:space="preserve">CHRONOLOGIE DES ÉVÉNEMENTS</w:t>
+        <w:t xml:space="preserve">Chronologie des événements</w:t>
       </w:r>
     </w:p>
     <w:tbl>
@@ -5866,6 +6496,9 @@
         <w:gridCol w:w="8666"/>
       </w:tblGrid>
       <w:tr>
+        <w:trPr>
+          <w:cantSplit/>
+        </w:trPr>
         <w:tc>
           <w:tcPr>
             <w:tcW w:type="dxa" w:w="1800"/>
@@ -5893,6 +6526,7 @@
                 <w:color w:val="000000"/>
                 <w:sz w:val="22"/>
                 <w:szCs w:val="22"/>
+                <w:lang w:val="fr-CH"/>
               </w:rPr>
               <w:t xml:space="preserve">Heure</w:t>
             </w:r>
@@ -5925,6 +6559,7 @@
                 <w:color w:val="000000"/>
                 <w:sz w:val="22"/>
                 <w:szCs w:val="22"/>
+                <w:lang w:val="fr-CH"/>
               </w:rPr>
               <w:t xml:space="preserve">Ce qui s’est passé</w:t>
             </w:r>
@@ -5932,6 +6567,9 @@
         </w:tc>
       </w:tr>
       <w:tr>
+        <w:trPr>
+          <w:cantSplit/>
+        </w:trPr>
         <w:tc>
           <w:tcPr>
             <w:tcW w:type="dxa" w:w="1800"/>
@@ -5958,6 +6596,7 @@
                 <w:color w:val="000000"/>
                 <w:sz w:val="22"/>
                 <w:szCs w:val="22"/>
+                <w:lang w:val="fr-CH"/>
               </w:rPr>
               <w:t xml:space="preserve"/>
             </w:r>
@@ -5989,6 +6628,7 @@
                 <w:color w:val="000000"/>
                 <w:sz w:val="22"/>
                 <w:szCs w:val="22"/>
+                <w:lang w:val="fr-CH"/>
               </w:rPr>
               <w:t xml:space="preserve"/>
             </w:r>
@@ -5996,6 +6636,9 @@
         </w:tc>
       </w:tr>
       <w:tr>
+        <w:trPr>
+          <w:cantSplit/>
+        </w:trPr>
         <w:tc>
           <w:tcPr>
             <w:tcW w:type="dxa" w:w="1800"/>
@@ -6022,6 +6665,7 @@
                 <w:color w:val="000000"/>
                 <w:sz w:val="22"/>
                 <w:szCs w:val="22"/>
+                <w:lang w:val="fr-CH"/>
               </w:rPr>
               <w:t xml:space="preserve"/>
             </w:r>
@@ -6053,6 +6697,7 @@
                 <w:color w:val="000000"/>
                 <w:sz w:val="22"/>
                 <w:szCs w:val="22"/>
+                <w:lang w:val="fr-CH"/>
               </w:rPr>
               <w:t xml:space="preserve"/>
             </w:r>
@@ -6060,6 +6705,9 @@
         </w:tc>
       </w:tr>
       <w:tr>
+        <w:trPr>
+          <w:cantSplit/>
+        </w:trPr>
         <w:tc>
           <w:tcPr>
             <w:tcW w:type="dxa" w:w="1800"/>
@@ -6086,6 +6734,7 @@
                 <w:color w:val="000000"/>
                 <w:sz w:val="22"/>
                 <w:szCs w:val="22"/>
+                <w:lang w:val="fr-CH"/>
               </w:rPr>
               <w:t xml:space="preserve"/>
             </w:r>
@@ -6117,6 +6766,7 @@
                 <w:color w:val="000000"/>
                 <w:sz w:val="22"/>
                 <w:szCs w:val="22"/>
+                <w:lang w:val="fr-CH"/>
               </w:rPr>
               <w:t xml:space="preserve"/>
             </w:r>
@@ -6124,6 +6774,9 @@
         </w:tc>
       </w:tr>
       <w:tr>
+        <w:trPr>
+          <w:cantSplit/>
+        </w:trPr>
         <w:tc>
           <w:tcPr>
             <w:tcW w:type="dxa" w:w="1800"/>
@@ -6150,6 +6803,7 @@
                 <w:color w:val="000000"/>
                 <w:sz w:val="22"/>
                 <w:szCs w:val="22"/>
+                <w:lang w:val="fr-CH"/>
               </w:rPr>
               <w:t xml:space="preserve"/>
             </w:r>
@@ -6181,6 +6835,7 @@
                 <w:color w:val="000000"/>
                 <w:sz w:val="22"/>
                 <w:szCs w:val="22"/>
+                <w:lang w:val="fr-CH"/>
               </w:rPr>
               <w:t xml:space="preserve"/>
             </w:r>
@@ -6188,6 +6843,9 @@
         </w:tc>
       </w:tr>
       <w:tr>
+        <w:trPr>
+          <w:cantSplit/>
+        </w:trPr>
         <w:tc>
           <w:tcPr>
             <w:tcW w:type="dxa" w:w="1800"/>
@@ -6214,6 +6872,7 @@
                 <w:color w:val="000000"/>
                 <w:sz w:val="22"/>
                 <w:szCs w:val="22"/>
+                <w:lang w:val="fr-CH"/>
               </w:rPr>
               <w:t xml:space="preserve"/>
             </w:r>
@@ -6245,6 +6904,7 @@
                 <w:color w:val="000000"/>
                 <w:sz w:val="22"/>
                 <w:szCs w:val="22"/>
+                <w:lang w:val="fr-CH"/>
               </w:rPr>
               <w:t xml:space="preserve"/>
             </w:r>
@@ -6252,6 +6912,9 @@
         </w:tc>
       </w:tr>
       <w:tr>
+        <w:trPr>
+          <w:cantSplit/>
+        </w:trPr>
         <w:tc>
           <w:tcPr>
             <w:tcW w:type="dxa" w:w="1800"/>
@@ -6278,6 +6941,7 @@
                 <w:color w:val="000000"/>
                 <w:sz w:val="22"/>
                 <w:szCs w:val="22"/>
+                <w:lang w:val="fr-CH"/>
               </w:rPr>
               <w:t xml:space="preserve"/>
             </w:r>
@@ -6309,6 +6973,7 @@
                 <w:color w:val="000000"/>
                 <w:sz w:val="22"/>
                 <w:szCs w:val="22"/>
+                <w:lang w:val="fr-CH"/>
               </w:rPr>
               <w:t xml:space="preserve"/>
             </w:r>
@@ -6316,6 +6981,9 @@
         </w:tc>
       </w:tr>
       <w:tr>
+        <w:trPr>
+          <w:cantSplit/>
+        </w:trPr>
         <w:tc>
           <w:tcPr>
             <w:tcW w:type="dxa" w:w="1800"/>
@@ -6342,6 +7010,7 @@
                 <w:color w:val="000000"/>
                 <w:sz w:val="22"/>
                 <w:szCs w:val="22"/>
+                <w:lang w:val="fr-CH"/>
               </w:rPr>
               <w:t xml:space="preserve"/>
             </w:r>
@@ -6373,6 +7042,7 @@
                 <w:color w:val="000000"/>
                 <w:sz w:val="22"/>
                 <w:szCs w:val="22"/>
+                <w:lang w:val="fr-CH"/>
               </w:rPr>
               <w:t xml:space="preserve"/>
             </w:r>
@@ -6380,6 +7050,9 @@
         </w:tc>
       </w:tr>
       <w:tr>
+        <w:trPr>
+          <w:cantSplit/>
+        </w:trPr>
         <w:tc>
           <w:tcPr>
             <w:tcW w:type="dxa" w:w="1800"/>
@@ -6406,6 +7079,7 @@
                 <w:color w:val="000000"/>
                 <w:sz w:val="22"/>
                 <w:szCs w:val="22"/>
+                <w:lang w:val="fr-CH"/>
               </w:rPr>
               <w:t xml:space="preserve"/>
             </w:r>
@@ -6437,6 +7111,7 @@
                 <w:color w:val="000000"/>
                 <w:sz w:val="22"/>
                 <w:szCs w:val="22"/>
+                <w:lang w:val="fr-CH"/>
               </w:rPr>
               <w:t xml:space="preserve"/>
             </w:r>
@@ -6444,6 +7119,9 @@
         </w:tc>
       </w:tr>
       <w:tr>
+        <w:trPr>
+          <w:cantSplit/>
+        </w:trPr>
         <w:tc>
           <w:tcPr>
             <w:tcW w:type="dxa" w:w="1800"/>
@@ -6470,6 +7148,7 @@
                 <w:color w:val="000000"/>
                 <w:sz w:val="22"/>
                 <w:szCs w:val="22"/>
+                <w:lang w:val="fr-CH"/>
               </w:rPr>
               <w:t xml:space="preserve"/>
             </w:r>
@@ -6501,6 +7180,7 @@
                 <w:color w:val="000000"/>
                 <w:sz w:val="22"/>
                 <w:szCs w:val="22"/>
+                <w:lang w:val="fr-CH"/>
               </w:rPr>
               <w:t xml:space="preserve"/>
             </w:r>
@@ -6508,6 +7188,9 @@
         </w:tc>
       </w:tr>
       <w:tr>
+        <w:trPr>
+          <w:cantSplit/>
+        </w:trPr>
         <w:tc>
           <w:tcPr>
             <w:tcW w:type="dxa" w:w="1800"/>
@@ -6534,6 +7217,7 @@
                 <w:color w:val="000000"/>
                 <w:sz w:val="22"/>
                 <w:szCs w:val="22"/>
+                <w:lang w:val="fr-CH"/>
               </w:rPr>
               <w:t xml:space="preserve"/>
             </w:r>
@@ -6565,6 +7249,7 @@
                 <w:color w:val="000000"/>
                 <w:sz w:val="22"/>
                 <w:szCs w:val="22"/>
+                <w:lang w:val="fr-CH"/>
               </w:rPr>
               <w:t xml:space="preserve"/>
             </w:r>
@@ -6580,6 +7265,7 @@
     <w:p>
       <w:pPr>
         <w:spacing w:before="300" w:after="120"/>
+        <w:keepNext/>
       </w:pPr>
       <w:r>
         <w:rPr>
@@ -6589,8 +7275,9 @@
           <w:color w:val="C04E1A"/>
           <w:sz w:val="26"/>
           <w:szCs w:val="26"/>
+          <w:lang w:val="fr-CH"/>
         </w:rPr>
-        <w:t xml:space="preserve">3 │ ANALYSE DES CAUSES</w:t>
+        <w:t xml:space="preserve">3 Analyse des causes</w:t>
       </w:r>
     </w:p>
     <w:p>
@@ -6605,8 +7292,9 @@
           <w:color w:val="666666"/>
           <w:sz w:val="22"/>
           <w:szCs w:val="22"/>
+          <w:lang w:val="fr-CH"/>
         </w:rPr>
-        <w:t xml:space="preserve">Quels dangers, conditions et actions ont contribué à l’événement ? Selon Suva 66100.</w:t>
+        <w:t xml:space="preserve">Quels dangers, conditions et actions ont contribué ? Marquer les points concernés et décrire la cause précise. Basé sur la publication Suva 66100.</w:t>
       </w:r>
     </w:p>
     <w:tbl>
@@ -6628,6 +7316,9 @@
         <w:gridCol w:w="3766"/>
       </w:tblGrid>
       <w:tr>
+        <w:trPr>
+          <w:cantSplit/>
+        </w:trPr>
         <w:tc>
           <w:tcPr>
             <w:tcW w:type="dxa" w:w="500"/>
@@ -6655,6 +7346,7 @@
                 <w:color w:val="000000"/>
                 <w:sz w:val="22"/>
                 <w:szCs w:val="22"/>
+                <w:lang w:val="fr-CH"/>
               </w:rPr>
               <w:t xml:space="preserve">#</w:t>
             </w:r>
@@ -6687,6 +7379,7 @@
                 <w:color w:val="000000"/>
                 <w:sz w:val="22"/>
                 <w:szCs w:val="22"/>
+                <w:lang w:val="fr-CH"/>
               </w:rPr>
               <w:t xml:space="preserve">Dangers, conditions et actions</w:t>
             </w:r>
@@ -6719,6 +7412,7 @@
                 <w:color w:val="000000"/>
                 <w:sz w:val="22"/>
                 <w:szCs w:val="22"/>
+                <w:lang w:val="fr-CH"/>
               </w:rPr>
               <w:t xml:space="preserve">O / N</w:t>
             </w:r>
@@ -6751,13 +7445,17 @@
                 <w:color w:val="000000"/>
                 <w:sz w:val="22"/>
                 <w:szCs w:val="22"/>
-              </w:rPr>
-              <w:t xml:space="preserve">Détails — Pourquoi ?</w:t>
+                <w:lang w:val="fr-CH"/>
+              </w:rPr>
+              <w:t xml:space="preserve">Détails et raisons</w:t>
             </w:r>
           </w:p>
         </w:tc>
       </w:tr>
       <w:tr>
+        <w:trPr>
+          <w:cantSplit/>
+        </w:trPr>
         <w:tc>
           <w:tcPr>
             <w:tcW w:type="dxa" w:w="500"/>
@@ -6785,6 +7483,7 @@
                 <w:color w:val="000000"/>
                 <w:sz w:val="20"/>
                 <w:szCs w:val="20"/>
+                <w:lang w:val="fr-CH"/>
               </w:rPr>
               <w:t xml:space="preserve">1</w:t>
             </w:r>
@@ -6814,6 +7513,7 @@
                 <w:color w:val="000000"/>
                 <w:sz w:val="20"/>
                 <w:szCs w:val="20"/>
+                <w:lang w:val="fr-CH"/>
               </w:rPr>
               <w:t xml:space="preserve">Dangers mécaniques (pièces en mouvement, chutes d’objets, pression)</w:t>
             </w:r>
@@ -6845,6 +7545,7 @@
                 <w:color w:val="000000"/>
                 <w:sz w:val="22"/>
                 <w:szCs w:val="22"/>
+                <w:lang w:val="fr-CH"/>
               </w:rPr>
               <w:t xml:space="preserve"/>
             </w:r>
@@ -6876,6 +7577,7 @@
                 <w:color w:val="000000"/>
                 <w:sz w:val="22"/>
                 <w:szCs w:val="22"/>
+                <w:lang w:val="fr-CH"/>
               </w:rPr>
               <w:t xml:space="preserve"/>
             </w:r>
@@ -6883,6 +7585,9 @@
         </w:tc>
       </w:tr>
       <w:tr>
+        <w:trPr>
+          <w:cantSplit/>
+        </w:trPr>
         <w:tc>
           <w:tcPr>
             <w:tcW w:type="dxa" w:w="500"/>
@@ -6909,6 +7614,7 @@
                 <w:color w:val="000000"/>
                 <w:sz w:val="20"/>
                 <w:szCs w:val="20"/>
+                <w:lang w:val="fr-CH"/>
               </w:rPr>
               <w:t xml:space="preserve">2</w:t>
             </w:r>
@@ -6938,8 +7644,9 @@
                 <w:color w:val="000000"/>
                 <w:sz w:val="20"/>
                 <w:szCs w:val="20"/>
-              </w:rPr>
-              <w:t xml:space="preserve">Dangers de chute (hauteurs, ouvertures, surfaces glissantes, désordre)</w:t>
+                <w:lang w:val="fr-CH"/>
+              </w:rPr>
+              <w:t xml:space="preserve">Dangers de chute (travail en hauteur, ouvertures dans les sols, surfaces glissantes, désordre)</w:t>
             </w:r>
           </w:p>
         </w:tc>
@@ -6969,6 +7676,7 @@
                 <w:color w:val="000000"/>
                 <w:sz w:val="22"/>
                 <w:szCs w:val="22"/>
+                <w:lang w:val="fr-CH"/>
               </w:rPr>
               <w:t xml:space="preserve"/>
             </w:r>
@@ -7000,6 +7708,7 @@
                 <w:color w:val="000000"/>
                 <w:sz w:val="22"/>
                 <w:szCs w:val="22"/>
+                <w:lang w:val="fr-CH"/>
               </w:rPr>
               <w:t xml:space="preserve"/>
             </w:r>
@@ -7007,6 +7716,9 @@
         </w:tc>
       </w:tr>
       <w:tr>
+        <w:trPr>
+          <w:cantSplit/>
+        </w:trPr>
         <w:tc>
           <w:tcPr>
             <w:tcW w:type="dxa" w:w="500"/>
@@ -7034,6 +7746,7 @@
                 <w:color w:val="000000"/>
                 <w:sz w:val="20"/>
                 <w:szCs w:val="20"/>
+                <w:lang w:val="fr-CH"/>
               </w:rPr>
               <w:t xml:space="preserve">3</w:t>
             </w:r>
@@ -7063,6 +7776,7 @@
                 <w:color w:val="000000"/>
                 <w:sz w:val="20"/>
                 <w:szCs w:val="20"/>
+                <w:lang w:val="fr-CH"/>
               </w:rPr>
               <w:t xml:space="preserve">Dangers électriques</w:t>
             </w:r>
@@ -7094,6 +7808,7 @@
                 <w:color w:val="000000"/>
                 <w:sz w:val="22"/>
                 <w:szCs w:val="22"/>
+                <w:lang w:val="fr-CH"/>
               </w:rPr>
               <w:t xml:space="preserve"/>
             </w:r>
@@ -7125,6 +7840,7 @@
                 <w:color w:val="000000"/>
                 <w:sz w:val="22"/>
                 <w:szCs w:val="22"/>
+                <w:lang w:val="fr-CH"/>
               </w:rPr>
               <w:t xml:space="preserve"/>
             </w:r>
@@ -7132,6 +7848,9 @@
         </w:tc>
       </w:tr>
       <w:tr>
+        <w:trPr>
+          <w:cantSplit/>
+        </w:trPr>
         <w:tc>
           <w:tcPr>
             <w:tcW w:type="dxa" w:w="500"/>
@@ -7158,6 +7877,7 @@
                 <w:color w:val="000000"/>
                 <w:sz w:val="20"/>
                 <w:szCs w:val="20"/>
+                <w:lang w:val="fr-CH"/>
               </w:rPr>
               <w:t xml:space="preserve">4</w:t>
             </w:r>
@@ -7187,6 +7907,7 @@
                 <w:color w:val="000000"/>
                 <w:sz w:val="20"/>
                 <w:szCs w:val="20"/>
+                <w:lang w:val="fr-CH"/>
               </w:rPr>
               <w:t xml:space="preserve">Substances dangereuses (chimiques / biologiques)</w:t>
             </w:r>
@@ -7218,6 +7939,7 @@
                 <w:color w:val="000000"/>
                 <w:sz w:val="22"/>
                 <w:szCs w:val="22"/>
+                <w:lang w:val="fr-CH"/>
               </w:rPr>
               <w:t xml:space="preserve"/>
             </w:r>
@@ -7249,6 +7971,7 @@
                 <w:color w:val="000000"/>
                 <w:sz w:val="22"/>
                 <w:szCs w:val="22"/>
+                <w:lang w:val="fr-CH"/>
               </w:rPr>
               <w:t xml:space="preserve"/>
             </w:r>
@@ -7256,6 +7979,9 @@
         </w:tc>
       </w:tr>
       <w:tr>
+        <w:trPr>
+          <w:cantSplit/>
+        </w:trPr>
         <w:tc>
           <w:tcPr>
             <w:tcW w:type="dxa" w:w="500"/>
@@ -7283,6 +8009,7 @@
                 <w:color w:val="000000"/>
                 <w:sz w:val="20"/>
                 <w:szCs w:val="20"/>
+                <w:lang w:val="fr-CH"/>
               </w:rPr>
               <w:t xml:space="preserve">5</w:t>
             </w:r>
@@ -7312,6 +8039,7 @@
                 <w:color w:val="000000"/>
                 <w:sz w:val="20"/>
                 <w:szCs w:val="20"/>
+                <w:lang w:val="fr-CH"/>
               </w:rPr>
               <w:t xml:space="preserve">Dangers d’incendie et d’explosion</w:t>
             </w:r>
@@ -7343,6 +8071,7 @@
                 <w:color w:val="000000"/>
                 <w:sz w:val="22"/>
                 <w:szCs w:val="22"/>
+                <w:lang w:val="fr-CH"/>
               </w:rPr>
               <w:t xml:space="preserve"/>
             </w:r>
@@ -7374,6 +8103,7 @@
                 <w:color w:val="000000"/>
                 <w:sz w:val="22"/>
                 <w:szCs w:val="22"/>
+                <w:lang w:val="fr-CH"/>
               </w:rPr>
               <w:t xml:space="preserve"/>
             </w:r>
@@ -7381,6 +8111,9 @@
         </w:tc>
       </w:tr>
       <w:tr>
+        <w:trPr>
+          <w:cantSplit/>
+        </w:trPr>
         <w:tc>
           <w:tcPr>
             <w:tcW w:type="dxa" w:w="500"/>
@@ -7407,6 +8140,7 @@
                 <w:color w:val="000000"/>
                 <w:sz w:val="20"/>
                 <w:szCs w:val="20"/>
+                <w:lang w:val="fr-CH"/>
               </w:rPr>
               <w:t xml:space="preserve">6</w:t>
             </w:r>
@@ -7436,8 +8170,9 @@
                 <w:color w:val="000000"/>
                 <w:sz w:val="20"/>
                 <w:szCs w:val="20"/>
-              </w:rPr>
-              <w:t xml:space="preserve">Dangers thermiques (surfaces / médias chauds ou froids)</w:t>
+                <w:lang w:val="fr-CH"/>
+              </w:rPr>
+              <w:t xml:space="preserve">Dangers thermiques (surfaces, fluides ou matériaux chauds ou froids)</w:t>
             </w:r>
           </w:p>
         </w:tc>
@@ -7467,6 +8202,7 @@
                 <w:color w:val="000000"/>
                 <w:sz w:val="22"/>
                 <w:szCs w:val="22"/>
+                <w:lang w:val="fr-CH"/>
               </w:rPr>
               <w:t xml:space="preserve"/>
             </w:r>
@@ -7498,6 +8234,7 @@
                 <w:color w:val="000000"/>
                 <w:sz w:val="22"/>
                 <w:szCs w:val="22"/>
+                <w:lang w:val="fr-CH"/>
               </w:rPr>
               <w:t xml:space="preserve"/>
             </w:r>
@@ -7505,6 +8242,9 @@
         </w:tc>
       </w:tr>
       <w:tr>
+        <w:trPr>
+          <w:cantSplit/>
+        </w:trPr>
         <w:tc>
           <w:tcPr>
             <w:tcW w:type="dxa" w:w="500"/>
@@ -7532,6 +8272,7 @@
                 <w:color w:val="000000"/>
                 <w:sz w:val="20"/>
                 <w:szCs w:val="20"/>
+                <w:lang w:val="fr-CH"/>
               </w:rPr>
               <w:t xml:space="preserve">7</w:t>
             </w:r>
@@ -7561,8 +8302,9 @@
                 <w:color w:val="000000"/>
                 <w:sz w:val="20"/>
                 <w:szCs w:val="20"/>
-              </w:rPr>
-              <w:t xml:space="preserve">Équipement inadapté, défectueux ou manquant / protections absentes</w:t>
+                <w:lang w:val="fr-CH"/>
+              </w:rPr>
+              <w:t xml:space="preserve">Équipements de travail, outils ou dispositifs de protection inadaptés, défectueux ou manquants</w:t>
             </w:r>
           </w:p>
         </w:tc>
@@ -7592,6 +8334,7 @@
                 <w:color w:val="000000"/>
                 <w:sz w:val="22"/>
                 <w:szCs w:val="22"/>
+                <w:lang w:val="fr-CH"/>
               </w:rPr>
               <w:t xml:space="preserve"/>
             </w:r>
@@ -7623,6 +8366,7 @@
                 <w:color w:val="000000"/>
                 <w:sz w:val="22"/>
                 <w:szCs w:val="22"/>
+                <w:lang w:val="fr-CH"/>
               </w:rPr>
               <w:t xml:space="preserve"/>
             </w:r>
@@ -7630,6 +8374,9 @@
         </w:tc>
       </w:tr>
       <w:tr>
+        <w:trPr>
+          <w:cantSplit/>
+        </w:trPr>
         <w:tc>
           <w:tcPr>
             <w:tcW w:type="dxa" w:w="500"/>
@@ -7656,6 +8403,7 @@
                 <w:color w:val="000000"/>
                 <w:sz w:val="20"/>
                 <w:szCs w:val="20"/>
+                <w:lang w:val="fr-CH"/>
               </w:rPr>
               <w:t xml:space="preserve">8</w:t>
             </w:r>
@@ -7685,6 +8433,7 @@
                 <w:color w:val="000000"/>
                 <w:sz w:val="20"/>
                 <w:szCs w:val="20"/>
+                <w:lang w:val="fr-CH"/>
               </w:rPr>
               <w:t xml:space="preserve">Maintenance ou inspection insuffisante</w:t>
             </w:r>
@@ -7716,6 +8465,7 @@
                 <w:color w:val="000000"/>
                 <w:sz w:val="22"/>
                 <w:szCs w:val="22"/>
+                <w:lang w:val="fr-CH"/>
               </w:rPr>
               <w:t xml:space="preserve"/>
             </w:r>
@@ -7747,6 +8497,7 @@
                 <w:color w:val="000000"/>
                 <w:sz w:val="22"/>
                 <w:szCs w:val="22"/>
+                <w:lang w:val="fr-CH"/>
               </w:rPr>
               <w:t xml:space="preserve"/>
             </w:r>
@@ -7754,6 +8505,9 @@
         </w:tc>
       </w:tr>
       <w:tr>
+        <w:trPr>
+          <w:cantSplit/>
+        </w:trPr>
         <w:tc>
           <w:tcPr>
             <w:tcW w:type="dxa" w:w="500"/>
@@ -7781,6 +8535,7 @@
                 <w:color w:val="000000"/>
                 <w:sz w:val="20"/>
                 <w:szCs w:val="20"/>
+                <w:lang w:val="fr-CH"/>
               </w:rPr>
               <w:t xml:space="preserve">9</w:t>
             </w:r>
@@ -7810,8 +8565,9 @@
                 <w:color w:val="000000"/>
                 <w:sz w:val="20"/>
                 <w:szCs w:val="20"/>
-              </w:rPr>
-              <w:t xml:space="preserve">Lacunes dans la préparation, planification ou organisation du travail</w:t>
+                <w:lang w:val="fr-CH"/>
+              </w:rPr>
+              <w:t xml:space="preserve">Lacunes dans la préparation du travail, la planification ou la gestion des délais</w:t>
             </w:r>
           </w:p>
         </w:tc>
@@ -7841,6 +8597,7 @@
                 <w:color w:val="000000"/>
                 <w:sz w:val="22"/>
                 <w:szCs w:val="22"/>
+                <w:lang w:val="fr-CH"/>
               </w:rPr>
               <w:t xml:space="preserve"/>
             </w:r>
@@ -7872,6 +8629,7 @@
                 <w:color w:val="000000"/>
                 <w:sz w:val="22"/>
                 <w:szCs w:val="22"/>
+                <w:lang w:val="fr-CH"/>
               </w:rPr>
               <w:t xml:space="preserve"/>
             </w:r>
@@ -7879,6 +8637,9 @@
         </w:tc>
       </w:tr>
       <w:tr>
+        <w:trPr>
+          <w:cantSplit/>
+        </w:trPr>
         <w:tc>
           <w:tcPr>
             <w:tcW w:type="dxa" w:w="500"/>
@@ -7905,6 +8666,7 @@
                 <w:color w:val="000000"/>
                 <w:sz w:val="20"/>
                 <w:szCs w:val="20"/>
+                <w:lang w:val="fr-CH"/>
               </w:rPr>
               <w:t xml:space="preserve">10</w:t>
             </w:r>
@@ -7934,6 +8696,7 @@
                 <w:color w:val="000000"/>
                 <w:sz w:val="20"/>
                 <w:szCs w:val="20"/>
+                <w:lang w:val="fr-CH"/>
               </w:rPr>
               <w:t xml:space="preserve">Tâches, responsabilités ou instructions de travail peu claires</w:t>
             </w:r>
@@ -7965,6 +8728,7 @@
                 <w:color w:val="000000"/>
                 <w:sz w:val="22"/>
                 <w:szCs w:val="22"/>
+                <w:lang w:val="fr-CH"/>
               </w:rPr>
               <w:t xml:space="preserve"/>
             </w:r>
@@ -7996,6 +8760,7 @@
                 <w:color w:val="000000"/>
                 <w:sz w:val="22"/>
                 <w:szCs w:val="22"/>
+                <w:lang w:val="fr-CH"/>
               </w:rPr>
               <w:t xml:space="preserve"/>
             </w:r>
@@ -8003,6 +8768,9 @@
         </w:tc>
       </w:tr>
       <w:tr>
+        <w:trPr>
+          <w:cantSplit/>
+        </w:trPr>
         <w:tc>
           <w:tcPr>
             <w:tcW w:type="dxa" w:w="500"/>
@@ -8030,6 +8798,7 @@
                 <w:color w:val="000000"/>
                 <w:sz w:val="20"/>
                 <w:szCs w:val="20"/>
+                <w:lang w:val="fr-CH"/>
               </w:rPr>
               <w:t xml:space="preserve">11</w:t>
             </w:r>
@@ -8059,6 +8828,7 @@
                 <w:color w:val="000000"/>
                 <w:sz w:val="20"/>
                 <w:szCs w:val="20"/>
+                <w:lang w:val="fr-CH"/>
               </w:rPr>
               <w:t xml:space="preserve">Formation, instruction ou qualification insuffisante</w:t>
             </w:r>
@@ -8090,6 +8860,7 @@
                 <w:color w:val="000000"/>
                 <w:sz w:val="22"/>
                 <w:szCs w:val="22"/>
+                <w:lang w:val="fr-CH"/>
               </w:rPr>
               <w:t xml:space="preserve"/>
             </w:r>
@@ -8121,6 +8892,7 @@
                 <w:color w:val="000000"/>
                 <w:sz w:val="22"/>
                 <w:szCs w:val="22"/>
+                <w:lang w:val="fr-CH"/>
               </w:rPr>
               <w:t xml:space="preserve"/>
             </w:r>
@@ -8128,6 +8900,9 @@
         </w:tc>
       </w:tr>
       <w:tr>
+        <w:trPr>
+          <w:cantSplit/>
+        </w:trPr>
         <w:tc>
           <w:tcPr>
             <w:tcW w:type="dxa" w:w="500"/>
@@ -8154,6 +8929,7 @@
                 <w:color w:val="000000"/>
                 <w:sz w:val="20"/>
                 <w:szCs w:val="20"/>
+                <w:lang w:val="fr-CH"/>
               </w:rPr>
               <w:t xml:space="preserve">12</w:t>
             </w:r>
@@ -8183,6 +8959,7 @@
                 <w:color w:val="000000"/>
                 <w:sz w:val="20"/>
                 <w:szCs w:val="20"/>
+                <w:lang w:val="fr-CH"/>
               </w:rPr>
               <w:t xml:space="preserve">Problèmes de communication ou de langue</w:t>
             </w:r>
@@ -8214,6 +8991,7 @@
                 <w:color w:val="000000"/>
                 <w:sz w:val="22"/>
                 <w:szCs w:val="22"/>
+                <w:lang w:val="fr-CH"/>
               </w:rPr>
               <w:t xml:space="preserve"/>
             </w:r>
@@ -8245,6 +9023,7 @@
                 <w:color w:val="000000"/>
                 <w:sz w:val="22"/>
                 <w:szCs w:val="22"/>
+                <w:lang w:val="fr-CH"/>
               </w:rPr>
               <w:t xml:space="preserve"/>
             </w:r>
@@ -8252,6 +9031,9 @@
         </w:tc>
       </w:tr>
       <w:tr>
+        <w:trPr>
+          <w:cantSplit/>
+        </w:trPr>
         <w:tc>
           <w:tcPr>
             <w:tcW w:type="dxa" w:w="500"/>
@@ -8279,6 +9061,7 @@
                 <w:color w:val="000000"/>
                 <w:sz w:val="20"/>
                 <w:szCs w:val="20"/>
+                <w:lang w:val="fr-CH"/>
               </w:rPr>
               <w:t xml:space="preserve">13</w:t>
             </w:r>
@@ -8308,6 +9091,7 @@
                 <w:color w:val="000000"/>
                 <w:sz w:val="20"/>
                 <w:szCs w:val="20"/>
+                <w:lang w:val="fr-CH"/>
               </w:rPr>
               <w:t xml:space="preserve">Pression temporelle, charge de travail élevée, interruptions fréquentes</w:t>
             </w:r>
@@ -8339,6 +9123,7 @@
                 <w:color w:val="000000"/>
                 <w:sz w:val="22"/>
                 <w:szCs w:val="22"/>
+                <w:lang w:val="fr-CH"/>
               </w:rPr>
               <w:t xml:space="preserve"/>
             </w:r>
@@ -8370,6 +9155,7 @@
                 <w:color w:val="000000"/>
                 <w:sz w:val="22"/>
                 <w:szCs w:val="22"/>
+                <w:lang w:val="fr-CH"/>
               </w:rPr>
               <w:t xml:space="preserve"/>
             </w:r>
@@ -8377,6 +9163,9 @@
         </w:tc>
       </w:tr>
       <w:tr>
+        <w:trPr>
+          <w:cantSplit/>
+        </w:trPr>
         <w:tc>
           <w:tcPr>
             <w:tcW w:type="dxa" w:w="500"/>
@@ -8403,6 +9192,7 @@
                 <w:color w:val="000000"/>
                 <w:sz w:val="20"/>
                 <w:szCs w:val="20"/>
+                <w:lang w:val="fr-CH"/>
               </w:rPr>
               <w:t xml:space="preserve">14</w:t>
             </w:r>
@@ -8432,8 +9222,9 @@
                 <w:color w:val="000000"/>
                 <w:sz w:val="20"/>
                 <w:szCs w:val="20"/>
-              </w:rPr>
-              <w:t xml:space="preserve">Fatigue, aptitude au travail, influence de substances, stress</w:t>
+                <w:lang w:val="fr-CH"/>
+              </w:rPr>
+              <w:t xml:space="preserve">Fatigue, aptitude au travail réduite, effets de substances, stress</w:t>
             </w:r>
           </w:p>
         </w:tc>
@@ -8463,6 +9254,7 @@
                 <w:color w:val="000000"/>
                 <w:sz w:val="22"/>
                 <w:szCs w:val="22"/>
+                <w:lang w:val="fr-CH"/>
               </w:rPr>
               <w:t xml:space="preserve"/>
             </w:r>
@@ -8494,6 +9286,7 @@
                 <w:color w:val="000000"/>
                 <w:sz w:val="22"/>
                 <w:szCs w:val="22"/>
+                <w:lang w:val="fr-CH"/>
               </w:rPr>
               <w:t xml:space="preserve"/>
             </w:r>
@@ -8501,6 +9294,9 @@
         </w:tc>
       </w:tr>
       <w:tr>
+        <w:trPr>
+          <w:cantSplit/>
+        </w:trPr>
         <w:tc>
           <w:tcPr>
             <w:tcW w:type="dxa" w:w="500"/>
@@ -8528,6 +9324,7 @@
                 <w:color w:val="000000"/>
                 <w:sz w:val="20"/>
                 <w:szCs w:val="20"/>
+                <w:lang w:val="fr-CH"/>
               </w:rPr>
               <w:t xml:space="preserve">15</w:t>
             </w:r>
@@ -8557,6 +9354,7 @@
                 <w:color w:val="000000"/>
                 <w:sz w:val="20"/>
                 <w:szCs w:val="20"/>
+                <w:lang w:val="fr-CH"/>
               </w:rPr>
               <w:t xml:space="preserve">Environnement défavorable (météo, éclairage, bruit, espace)</w:t>
             </w:r>
@@ -8588,6 +9386,7 @@
                 <w:color w:val="000000"/>
                 <w:sz w:val="22"/>
                 <w:szCs w:val="22"/>
+                <w:lang w:val="fr-CH"/>
               </w:rPr>
               <w:t xml:space="preserve"/>
             </w:r>
@@ -8619,6 +9418,7 @@
                 <w:color w:val="000000"/>
                 <w:sz w:val="22"/>
                 <w:szCs w:val="22"/>
+                <w:lang w:val="fr-CH"/>
               </w:rPr>
               <w:t xml:space="preserve"/>
             </w:r>
@@ -8626,6 +9426,9 @@
         </w:tc>
       </w:tr>
       <w:tr>
+        <w:trPr>
+          <w:cantSplit/>
+        </w:trPr>
         <w:tc>
           <w:tcPr>
             <w:tcW w:type="dxa" w:w="500"/>
@@ -8652,6 +9455,7 @@
                 <w:color w:val="000000"/>
                 <w:sz w:val="20"/>
                 <w:szCs w:val="20"/>
+                <w:lang w:val="fr-CH"/>
               </w:rPr>
               <w:t xml:space="preserve">16</w:t>
             </w:r>
@@ -8681,6 +9485,7 @@
                 <w:color w:val="000000"/>
                 <w:sz w:val="20"/>
                 <w:szCs w:val="20"/>
+                <w:lang w:val="fr-CH"/>
               </w:rPr>
               <w:t xml:space="preserve">Règles de sécurité ou procédures non respectées</w:t>
             </w:r>
@@ -8712,6 +9517,7 @@
                 <w:color w:val="000000"/>
                 <w:sz w:val="22"/>
                 <w:szCs w:val="22"/>
+                <w:lang w:val="fr-CH"/>
               </w:rPr>
               <w:t xml:space="preserve"/>
             </w:r>
@@ -8743,6 +9549,7 @@
                 <w:color w:val="000000"/>
                 <w:sz w:val="22"/>
                 <w:szCs w:val="22"/>
+                <w:lang w:val="fr-CH"/>
               </w:rPr>
               <w:t xml:space="preserve"/>
             </w:r>
@@ -8750,6 +9557,9 @@
         </w:tc>
       </w:tr>
       <w:tr>
+        <w:trPr>
+          <w:cantSplit/>
+        </w:trPr>
         <w:tc>
           <w:tcPr>
             <w:tcW w:type="dxa" w:w="500"/>
@@ -8777,6 +9587,7 @@
                 <w:color w:val="000000"/>
                 <w:sz w:val="20"/>
                 <w:szCs w:val="20"/>
+                <w:lang w:val="fr-CH"/>
               </w:rPr>
               <w:t xml:space="preserve">17</w:t>
             </w:r>
@@ -8806,6 +9617,7 @@
                 <w:color w:val="000000"/>
                 <w:sz w:val="20"/>
                 <w:szCs w:val="20"/>
+                <w:lang w:val="fr-CH"/>
               </w:rPr>
               <w:t xml:space="preserve">EPI non portés ou mal utilisés</w:t>
             </w:r>
@@ -8837,6 +9649,7 @@
                 <w:color w:val="000000"/>
                 <w:sz w:val="22"/>
                 <w:szCs w:val="22"/>
+                <w:lang w:val="fr-CH"/>
               </w:rPr>
               <w:t xml:space="preserve"/>
             </w:r>
@@ -8868,6 +9681,7 @@
                 <w:color w:val="000000"/>
                 <w:sz w:val="22"/>
                 <w:szCs w:val="22"/>
+                <w:lang w:val="fr-CH"/>
               </w:rPr>
               <w:t xml:space="preserve"/>
             </w:r>
@@ -8875,6 +9689,9 @@
         </w:tc>
       </w:tr>
       <w:tr>
+        <w:trPr>
+          <w:cantSplit/>
+        </w:trPr>
         <w:tc>
           <w:tcPr>
             <w:tcW w:type="dxa" w:w="500"/>
@@ -8901,6 +9718,7 @@
                 <w:color w:val="000000"/>
                 <w:sz w:val="20"/>
                 <w:szCs w:val="20"/>
+                <w:lang w:val="fr-CH"/>
               </w:rPr>
               <w:t xml:space="preserve">18</w:t>
             </w:r>
@@ -8930,6 +9748,7 @@
                 <w:color w:val="000000"/>
                 <w:sz w:val="20"/>
                 <w:szCs w:val="20"/>
+                <w:lang w:val="fr-CH"/>
               </w:rPr>
               <w:t xml:space="preserve">Utilisation incorrecte d’outils, d’équipements ou de substances</w:t>
             </w:r>
@@ -8961,6 +9780,7 @@
                 <w:color w:val="000000"/>
                 <w:sz w:val="22"/>
                 <w:szCs w:val="22"/>
+                <w:lang w:val="fr-CH"/>
               </w:rPr>
               <w:t xml:space="preserve"/>
             </w:r>
@@ -8992,6 +9812,7 @@
                 <w:color w:val="000000"/>
                 <w:sz w:val="22"/>
                 <w:szCs w:val="22"/>
+                <w:lang w:val="fr-CH"/>
               </w:rPr>
               <w:t xml:space="preserve"/>
             </w:r>
@@ -8999,6 +9820,9 @@
         </w:tc>
       </w:tr>
       <w:tr>
+        <w:trPr>
+          <w:cantSplit/>
+        </w:trPr>
         <w:tc>
           <w:tcPr>
             <w:tcW w:type="dxa" w:w="500"/>
@@ -9026,6 +9850,7 @@
                 <w:color w:val="000000"/>
                 <w:sz w:val="20"/>
                 <w:szCs w:val="20"/>
+                <w:lang w:val="fr-CH"/>
               </w:rPr>
               <w:t xml:space="preserve">19</w:t>
             </w:r>
@@ -9055,6 +9880,7 @@
                 <w:color w:val="000000"/>
                 <w:sz w:val="20"/>
                 <w:szCs w:val="20"/>
+                <w:lang w:val="fr-CH"/>
               </w:rPr>
               <w:t xml:space="preserve">Contrôles, audits ou surveillance insuffisants</w:t>
             </w:r>
@@ -9086,6 +9912,7 @@
                 <w:color w:val="000000"/>
                 <w:sz w:val="22"/>
                 <w:szCs w:val="22"/>
+                <w:lang w:val="fr-CH"/>
               </w:rPr>
               <w:t xml:space="preserve"/>
             </w:r>
@@ -9117,6 +9944,7 @@
                 <w:color w:val="000000"/>
                 <w:sz w:val="22"/>
                 <w:szCs w:val="22"/>
+                <w:lang w:val="fr-CH"/>
               </w:rPr>
               <w:t xml:space="preserve"/>
             </w:r>
@@ -9124,6 +9952,9 @@
         </w:tc>
       </w:tr>
       <w:tr>
+        <w:trPr>
+          <w:cantSplit/>
+        </w:trPr>
         <w:tc>
           <w:tcPr>
             <w:tcW w:type="dxa" w:w="500"/>
@@ -9150,6 +9981,7 @@
                 <w:color w:val="000000"/>
                 <w:sz w:val="20"/>
                 <w:szCs w:val="20"/>
+                <w:lang w:val="fr-CH"/>
               </w:rPr>
               <w:t xml:space="preserve">20</w:t>
             </w:r>
@@ -9179,6 +10011,7 @@
                 <w:color w:val="000000"/>
                 <w:sz w:val="20"/>
                 <w:szCs w:val="20"/>
+                <w:lang w:val="fr-CH"/>
               </w:rPr>
               <w:t xml:space="preserve">Autre (préciser)</w:t>
             </w:r>
@@ -9210,6 +10043,7 @@
                 <w:color w:val="000000"/>
                 <w:sz w:val="22"/>
                 <w:szCs w:val="22"/>
+                <w:lang w:val="fr-CH"/>
               </w:rPr>
               <w:t xml:space="preserve"/>
             </w:r>
@@ -9241,6 +10075,7 @@
                 <w:color w:val="000000"/>
                 <w:sz w:val="22"/>
                 <w:szCs w:val="22"/>
+                <w:lang w:val="fr-CH"/>
               </w:rPr>
               <w:t xml:space="preserve"/>
             </w:r>
@@ -9256,6 +10091,7 @@
     <w:p>
       <w:pPr>
         <w:spacing w:before="300" w:after="120"/>
+        <w:keepNext/>
       </w:pPr>
       <w:r>
         <w:rPr>
@@ -9265,8 +10101,9 @@
           <w:color w:val="C04E1A"/>
           <w:sz w:val="26"/>
           <w:szCs w:val="26"/>
+          <w:lang w:val="fr-CH"/>
         </w:rPr>
-        <w:t xml:space="preserve">4 │ ANALYSE DES 5 POURQUOI</w:t>
+        <w:t xml:space="preserve">4 Analyse avec les 5 pourquoi</w:t>
       </w:r>
     </w:p>
     <w:p>
@@ -9281,13 +10118,15 @@
           <w:color w:val="666666"/>
           <w:sz w:val="22"/>
           <w:szCs w:val="22"/>
+          <w:lang w:val="fr-CH"/>
         </w:rPr>
-        <w:t xml:space="preserve">Pour chaque facteur contributif clé, demander « Pourquoi ? ». Puis vérifier en sens inverse avec « Donc… »</w:t>
+        <w:t xml:space="preserve">Pour chaque facteur contributif important, demander « Pourquoi ? » à plusieurs reprises. Vérifier ensuite la chaîne de la cause profonde vers l’événement.</w:t>
       </w:r>
     </w:p>
     <w:p>
       <w:pPr>
         <w:spacing w:before="240" w:after="120"/>
+        <w:keepNext/>
       </w:pPr>
       <w:r>
         <w:rPr>
@@ -9297,6 +10136,7 @@
           <w:color w:val="C04E1A"/>
           <w:sz w:val="26"/>
           <w:szCs w:val="26"/>
+          <w:lang w:val="fr-CH"/>
         </w:rPr>
         <w:t xml:space="preserve">Facteur contributif 1</w:t>
       </w:r>
@@ -9318,6 +10158,9 @@
         <w:gridCol w:w="7066"/>
       </w:tblGrid>
       <w:tr>
+        <w:trPr>
+          <w:cantSplit/>
+        </w:trPr>
         <w:tc>
           <w:tcPr>
             <w:tcW w:type="dxa" w:w="3400"/>
@@ -9345,8 +10188,9 @@
                 <w:color w:val="000000"/>
                 <w:sz w:val="22"/>
                 <w:szCs w:val="22"/>
-              </w:rPr>
-              <w:t xml:space="preserve">Facteur :</w:t>
+                <w:lang w:val="fr-CH"/>
+              </w:rPr>
+              <w:t xml:space="preserve">Facteur :</w:t>
             </w:r>
           </w:p>
         </w:tc>
@@ -9376,6 +10220,7 @@
                 <w:color w:val="000000"/>
                 <w:sz w:val="22"/>
                 <w:szCs w:val="22"/>
+                <w:lang w:val="fr-CH"/>
               </w:rPr>
               <w:t xml:space="preserve"/>
             </w:r>
@@ -9383,6 +10228,9 @@
         </w:tc>
       </w:tr>
       <w:tr>
+        <w:trPr>
+          <w:cantSplit/>
+        </w:trPr>
         <w:tc>
           <w:tcPr>
             <w:tcW w:type="dxa" w:w="3400"/>
@@ -9410,6 +10258,7 @@
                 <w:color w:val="000000"/>
                 <w:sz w:val="22"/>
                 <w:szCs w:val="22"/>
+                <w:lang w:val="fr-CH"/>
               </w:rPr>
               <w:t xml:space="preserve">1er Pourquoi</w:t>
             </w:r>
@@ -9441,6 +10290,7 @@
                 <w:color w:val="000000"/>
                 <w:sz w:val="22"/>
                 <w:szCs w:val="22"/>
+                <w:lang w:val="fr-CH"/>
               </w:rPr>
               <w:t xml:space="preserve"/>
             </w:r>
@@ -9448,6 +10298,9 @@
         </w:tc>
       </w:tr>
       <w:tr>
+        <w:trPr>
+          <w:cantSplit/>
+        </w:trPr>
         <w:tc>
           <w:tcPr>
             <w:tcW w:type="dxa" w:w="3400"/>
@@ -9475,6 +10328,7 @@
                 <w:color w:val="000000"/>
                 <w:sz w:val="22"/>
                 <w:szCs w:val="22"/>
+                <w:lang w:val="fr-CH"/>
               </w:rPr>
               <w:t xml:space="preserve">2e Pourquoi</w:t>
             </w:r>
@@ -9506,6 +10360,7 @@
                 <w:color w:val="000000"/>
                 <w:sz w:val="22"/>
                 <w:szCs w:val="22"/>
+                <w:lang w:val="fr-CH"/>
               </w:rPr>
               <w:t xml:space="preserve"/>
             </w:r>
@@ -9513,6 +10368,9 @@
         </w:tc>
       </w:tr>
       <w:tr>
+        <w:trPr>
+          <w:cantSplit/>
+        </w:trPr>
         <w:tc>
           <w:tcPr>
             <w:tcW w:type="dxa" w:w="3400"/>
@@ -9540,6 +10398,7 @@
                 <w:color w:val="000000"/>
                 <w:sz w:val="22"/>
                 <w:szCs w:val="22"/>
+                <w:lang w:val="fr-CH"/>
               </w:rPr>
               <w:t xml:space="preserve">3e Pourquoi</w:t>
             </w:r>
@@ -9571,6 +10430,7 @@
                 <w:color w:val="000000"/>
                 <w:sz w:val="22"/>
                 <w:szCs w:val="22"/>
+                <w:lang w:val="fr-CH"/>
               </w:rPr>
               <w:t xml:space="preserve"/>
             </w:r>
@@ -9578,6 +10438,9 @@
         </w:tc>
       </w:tr>
       <w:tr>
+        <w:trPr>
+          <w:cantSplit/>
+        </w:trPr>
         <w:tc>
           <w:tcPr>
             <w:tcW w:type="dxa" w:w="3400"/>
@@ -9605,6 +10468,7 @@
                 <w:color w:val="000000"/>
                 <w:sz w:val="22"/>
                 <w:szCs w:val="22"/>
+                <w:lang w:val="fr-CH"/>
               </w:rPr>
               <w:t xml:space="preserve">4e Pourquoi</w:t>
             </w:r>
@@ -9636,6 +10500,7 @@
                 <w:color w:val="000000"/>
                 <w:sz w:val="22"/>
                 <w:szCs w:val="22"/>
+                <w:lang w:val="fr-CH"/>
               </w:rPr>
               <w:t xml:space="preserve"/>
             </w:r>
@@ -9643,6 +10508,9 @@
         </w:tc>
       </w:tr>
       <w:tr>
+        <w:trPr>
+          <w:cantSplit/>
+        </w:trPr>
         <w:tc>
           <w:tcPr>
             <w:tcW w:type="dxa" w:w="3400"/>
@@ -9670,6 +10538,7 @@
                 <w:color w:val="000000"/>
                 <w:sz w:val="22"/>
                 <w:szCs w:val="22"/>
+                <w:lang w:val="fr-CH"/>
               </w:rPr>
               <w:t xml:space="preserve">5e Pourquoi</w:t>
             </w:r>
@@ -9701,6 +10570,7 @@
                 <w:color w:val="000000"/>
                 <w:sz w:val="22"/>
                 <w:szCs w:val="22"/>
+                <w:lang w:val="fr-CH"/>
               </w:rPr>
               <w:t xml:space="preserve"/>
             </w:r>
@@ -9708,6 +10578,9 @@
         </w:tc>
       </w:tr>
       <w:tr>
+        <w:trPr>
+          <w:cantSplit/>
+        </w:trPr>
         <w:tc>
           <w:tcPr>
             <w:tcW w:type="dxa" w:w="3400"/>
@@ -9735,8 +10608,9 @@
                 <w:color w:val="000000"/>
                 <w:sz w:val="22"/>
                 <w:szCs w:val="22"/>
-              </w:rPr>
-              <w:t xml:space="preserve">CAUSE PROFONDE</w:t>
+                <w:lang w:val="fr-CH"/>
+              </w:rPr>
+              <w:t xml:space="preserve">Cause profonde</w:t>
             </w:r>
           </w:p>
         </w:tc>
@@ -9766,6 +10640,7 @@
                 <w:color w:val="000000"/>
                 <w:sz w:val="22"/>
                 <w:szCs w:val="22"/>
+                <w:lang w:val="fr-CH"/>
               </w:rPr>
               <w:t xml:space="preserve"/>
             </w:r>
@@ -9773,6 +10648,9 @@
         </w:tc>
       </w:tr>
       <w:tr>
+        <w:trPr>
+          <w:cantSplit/>
+        </w:trPr>
         <w:tc>
           <w:tcPr>
             <w:tcW w:type="dxa" w:w="3400"/>
@@ -9800,8 +10678,9 @@
                 <w:color w:val="000000"/>
                 <w:sz w:val="22"/>
                 <w:szCs w:val="22"/>
-              </w:rPr>
-              <w:t xml:space="preserve">Vérification inverse</w:t>
+                <w:lang w:val="fr-CH"/>
+              </w:rPr>
+              <w:t xml:space="preserve">Vérification des liens de cause à effet</w:t>
             </w:r>
           </w:p>
         </w:tc>
@@ -9834,8 +10713,9 @@
                 <w:color w:val="666666"/>
                 <w:sz w:val="22"/>
                 <w:szCs w:val="22"/>
-              </w:rPr>
-              <w:t xml:space="preserve">De la cause profonde à l’événement : « En raison de [cause profonde], donc… donc… l’événement s’est produit. »</w:t>
+                <w:lang w:val="fr-CH"/>
+              </w:rPr>
+              <w:t xml:space="preserve">Lire de la cause profonde vers l’événement en reliant les étapes par « donc ». Vérifier que les faits étayent chaque lien.</w:t>
             </w:r>
           </w:p>
           <w:p>
@@ -9845,6 +10725,7 @@
                 <w:color w:val="000000"/>
                 <w:sz w:val="6"/>
                 <w:szCs w:val="6"/>
+                <w:lang w:val="fr-CH"/>
               </w:rPr>
               <w:t xml:space="preserve"/>
             </w:r>
@@ -9856,6 +10737,7 @@
                 <w:color w:val="000000"/>
                 <w:sz w:val="6"/>
                 <w:szCs w:val="6"/>
+                <w:lang w:val="fr-CH"/>
               </w:rPr>
               <w:t xml:space="preserve"/>
             </w:r>
@@ -9863,6 +10745,9 @@
         </w:tc>
       </w:tr>
       <w:tr>
+        <w:trPr>
+          <w:cantSplit/>
+        </w:trPr>
         <w:tc>
           <w:tcPr>
             <w:tcW w:type="dxa" w:w="3400"/>
@@ -9890,8 +10775,9 @@
                 <w:color w:val="000000"/>
                 <w:sz w:val="22"/>
                 <w:szCs w:val="22"/>
-              </w:rPr>
-              <w:t xml:space="preserve">Logique tient ?</w:t>
+                <w:lang w:val="fr-CH"/>
+              </w:rPr>
+              <w:t xml:space="preserve">La logique tient-elle ?</w:t>
             </w:r>
           </w:p>
         </w:tc>
@@ -9919,8 +10805,9 @@
                 <w:color w:val="000000"/>
                 <w:sz w:val="22"/>
                 <w:szCs w:val="22"/>
-              </w:rPr>
-              <w:t xml:space="preserve">□ Oui — passer aux mesures     □ Non — revoir l’analyse</w:t>
+                <w:lang w:val="fr-CH"/>
+              </w:rPr>
+              <w:t xml:space="preserve">□ Oui : définir les mesures     □ Non : revoir l’analyse</w:t>
             </w:r>
           </w:p>
         </w:tc>
@@ -9933,6 +10820,7 @@
           <w:color w:val="000000"/>
           <w:sz w:val="6"/>
           <w:szCs w:val="6"/>
+          <w:lang w:val="fr-CH"/>
         </w:rPr>
         <w:t xml:space="preserve"/>
       </w:r>
@@ -9940,6 +10828,7 @@
     <w:p>
       <w:pPr>
         <w:spacing w:before="240" w:after="120"/>
+        <w:keepNext/>
       </w:pPr>
       <w:r>
         <w:rPr>
@@ -9949,6 +10838,7 @@
           <w:color w:val="C04E1A"/>
           <w:sz w:val="26"/>
           <w:szCs w:val="26"/>
+          <w:lang w:val="fr-CH"/>
         </w:rPr>
         <w:t xml:space="preserve">Facteur contributif 2</w:t>
       </w:r>
@@ -9970,6 +10860,9 @@
         <w:gridCol w:w="7066"/>
       </w:tblGrid>
       <w:tr>
+        <w:trPr>
+          <w:cantSplit/>
+        </w:trPr>
         <w:tc>
           <w:tcPr>
             <w:tcW w:type="dxa" w:w="3400"/>
@@ -9997,8 +10890,9 @@
                 <w:color w:val="000000"/>
                 <w:sz w:val="22"/>
                 <w:szCs w:val="22"/>
-              </w:rPr>
-              <w:t xml:space="preserve">Facteur :</w:t>
+                <w:lang w:val="fr-CH"/>
+              </w:rPr>
+              <w:t xml:space="preserve">Facteur :</w:t>
             </w:r>
           </w:p>
         </w:tc>
@@ -10028,6 +10922,7 @@
                 <w:color w:val="000000"/>
                 <w:sz w:val="22"/>
                 <w:szCs w:val="22"/>
+                <w:lang w:val="fr-CH"/>
               </w:rPr>
               <w:t xml:space="preserve"/>
             </w:r>
@@ -10035,6 +10930,9 @@
         </w:tc>
       </w:tr>
       <w:tr>
+        <w:trPr>
+          <w:cantSplit/>
+        </w:trPr>
         <w:tc>
           <w:tcPr>
             <w:tcW w:type="dxa" w:w="3400"/>
@@ -10062,6 +10960,7 @@
                 <w:color w:val="000000"/>
                 <w:sz w:val="22"/>
                 <w:szCs w:val="22"/>
+                <w:lang w:val="fr-CH"/>
               </w:rPr>
               <w:t xml:space="preserve">1er Pourquoi</w:t>
             </w:r>
@@ -10093,6 +10992,7 @@
                 <w:color w:val="000000"/>
                 <w:sz w:val="22"/>
                 <w:szCs w:val="22"/>
+                <w:lang w:val="fr-CH"/>
               </w:rPr>
               <w:t xml:space="preserve"/>
             </w:r>
@@ -10100,6 +11000,9 @@
         </w:tc>
       </w:tr>
       <w:tr>
+        <w:trPr>
+          <w:cantSplit/>
+        </w:trPr>
         <w:tc>
           <w:tcPr>
             <w:tcW w:type="dxa" w:w="3400"/>
@@ -10127,6 +11030,7 @@
                 <w:color w:val="000000"/>
                 <w:sz w:val="22"/>
                 <w:szCs w:val="22"/>
+                <w:lang w:val="fr-CH"/>
               </w:rPr>
               <w:t xml:space="preserve">2e Pourquoi</w:t>
             </w:r>
@@ -10158,6 +11062,7 @@
                 <w:color w:val="000000"/>
                 <w:sz w:val="22"/>
                 <w:szCs w:val="22"/>
+                <w:lang w:val="fr-CH"/>
               </w:rPr>
               <w:t xml:space="preserve"/>
             </w:r>
@@ -10165,6 +11070,9 @@
         </w:tc>
       </w:tr>
       <w:tr>
+        <w:trPr>
+          <w:cantSplit/>
+        </w:trPr>
         <w:tc>
           <w:tcPr>
             <w:tcW w:type="dxa" w:w="3400"/>
@@ -10192,6 +11100,7 @@
                 <w:color w:val="000000"/>
                 <w:sz w:val="22"/>
                 <w:szCs w:val="22"/>
+                <w:lang w:val="fr-CH"/>
               </w:rPr>
               <w:t xml:space="preserve">3e Pourquoi</w:t>
             </w:r>
@@ -10223,6 +11132,7 @@
                 <w:color w:val="000000"/>
                 <w:sz w:val="22"/>
                 <w:szCs w:val="22"/>
+                <w:lang w:val="fr-CH"/>
               </w:rPr>
               <w:t xml:space="preserve"/>
             </w:r>
@@ -10230,6 +11140,9 @@
         </w:tc>
       </w:tr>
       <w:tr>
+        <w:trPr>
+          <w:cantSplit/>
+        </w:trPr>
         <w:tc>
           <w:tcPr>
             <w:tcW w:type="dxa" w:w="3400"/>
@@ -10257,6 +11170,7 @@
                 <w:color w:val="000000"/>
                 <w:sz w:val="22"/>
                 <w:szCs w:val="22"/>
+                <w:lang w:val="fr-CH"/>
               </w:rPr>
               <w:t xml:space="preserve">4e Pourquoi</w:t>
             </w:r>
@@ -10288,6 +11202,7 @@
                 <w:color w:val="000000"/>
                 <w:sz w:val="22"/>
                 <w:szCs w:val="22"/>
+                <w:lang w:val="fr-CH"/>
               </w:rPr>
               <w:t xml:space="preserve"/>
             </w:r>
@@ -10295,6 +11210,9 @@
         </w:tc>
       </w:tr>
       <w:tr>
+        <w:trPr>
+          <w:cantSplit/>
+        </w:trPr>
         <w:tc>
           <w:tcPr>
             <w:tcW w:type="dxa" w:w="3400"/>
@@ -10322,6 +11240,7 @@
                 <w:color w:val="000000"/>
                 <w:sz w:val="22"/>
                 <w:szCs w:val="22"/>
+                <w:lang w:val="fr-CH"/>
               </w:rPr>
               <w:t xml:space="preserve">5e Pourquoi</w:t>
             </w:r>
@@ -10353,6 +11272,7 @@
                 <w:color w:val="000000"/>
                 <w:sz w:val="22"/>
                 <w:szCs w:val="22"/>
+                <w:lang w:val="fr-CH"/>
               </w:rPr>
               <w:t xml:space="preserve"/>
             </w:r>
@@ -10360,6 +11280,9 @@
         </w:tc>
       </w:tr>
       <w:tr>
+        <w:trPr>
+          <w:cantSplit/>
+        </w:trPr>
         <w:tc>
           <w:tcPr>
             <w:tcW w:type="dxa" w:w="3400"/>
@@ -10387,8 +11310,9 @@
                 <w:color w:val="000000"/>
                 <w:sz w:val="22"/>
                 <w:szCs w:val="22"/>
-              </w:rPr>
-              <w:t xml:space="preserve">CAUSE PROFONDE</w:t>
+                <w:lang w:val="fr-CH"/>
+              </w:rPr>
+              <w:t xml:space="preserve">Cause profonde</w:t>
             </w:r>
           </w:p>
         </w:tc>
@@ -10418,6 +11342,7 @@
                 <w:color w:val="000000"/>
                 <w:sz w:val="22"/>
                 <w:szCs w:val="22"/>
+                <w:lang w:val="fr-CH"/>
               </w:rPr>
               <w:t xml:space="preserve"/>
             </w:r>
@@ -10425,6 +11350,9 @@
         </w:tc>
       </w:tr>
       <w:tr>
+        <w:trPr>
+          <w:cantSplit/>
+        </w:trPr>
         <w:tc>
           <w:tcPr>
             <w:tcW w:type="dxa" w:w="3400"/>
@@ -10452,8 +11380,9 @@
                 <w:color w:val="000000"/>
                 <w:sz w:val="22"/>
                 <w:szCs w:val="22"/>
-              </w:rPr>
-              <w:t xml:space="preserve">Vérification inverse</w:t>
+                <w:lang w:val="fr-CH"/>
+              </w:rPr>
+              <w:t xml:space="preserve">Vérification des liens de cause à effet</w:t>
             </w:r>
           </w:p>
         </w:tc>
@@ -10486,8 +11415,9 @@
                 <w:color w:val="666666"/>
                 <w:sz w:val="22"/>
                 <w:szCs w:val="22"/>
-              </w:rPr>
-              <w:t xml:space="preserve">De la cause profonde à l’événement : « En raison de [cause profonde], donc… donc… l’événement s’est produit. »</w:t>
+                <w:lang w:val="fr-CH"/>
+              </w:rPr>
+              <w:t xml:space="preserve">Lire de la cause profonde vers l’événement en reliant les étapes par « donc ». Vérifier que les faits étayent chaque lien.</w:t>
             </w:r>
           </w:p>
           <w:p>
@@ -10497,6 +11427,7 @@
                 <w:color w:val="000000"/>
                 <w:sz w:val="6"/>
                 <w:szCs w:val="6"/>
+                <w:lang w:val="fr-CH"/>
               </w:rPr>
               <w:t xml:space="preserve"/>
             </w:r>
@@ -10508,6 +11439,7 @@
                 <w:color w:val="000000"/>
                 <w:sz w:val="6"/>
                 <w:szCs w:val="6"/>
+                <w:lang w:val="fr-CH"/>
               </w:rPr>
               <w:t xml:space="preserve"/>
             </w:r>
@@ -10515,6 +11447,9 @@
         </w:tc>
       </w:tr>
       <w:tr>
+        <w:trPr>
+          <w:cantSplit/>
+        </w:trPr>
         <w:tc>
           <w:tcPr>
             <w:tcW w:type="dxa" w:w="3400"/>
@@ -10542,8 +11477,9 @@
                 <w:color w:val="000000"/>
                 <w:sz w:val="22"/>
                 <w:szCs w:val="22"/>
-              </w:rPr>
-              <w:t xml:space="preserve">Logique tient ?</w:t>
+                <w:lang w:val="fr-CH"/>
+              </w:rPr>
+              <w:t xml:space="preserve">La logique tient-elle ?</w:t>
             </w:r>
           </w:p>
         </w:tc>
@@ -10571,8 +11507,9 @@
                 <w:color w:val="000000"/>
                 <w:sz w:val="22"/>
                 <w:szCs w:val="22"/>
-              </w:rPr>
-              <w:t xml:space="preserve">□ Oui — passer aux mesures     □ Non — revoir l’analyse</w:t>
+                <w:lang w:val="fr-CH"/>
+              </w:rPr>
+              <w:t xml:space="preserve">□ Oui : définir les mesures     □ Non : revoir l’analyse</w:t>
             </w:r>
           </w:p>
         </w:tc>
@@ -10585,6 +11522,7 @@
           <w:color w:val="000000"/>
           <w:sz w:val="6"/>
           <w:szCs w:val="6"/>
+          <w:lang w:val="fr-CH"/>
         </w:rPr>
         <w:t xml:space="preserve"/>
       </w:r>
@@ -10592,6 +11530,8 @@
     <w:p>
       <w:pPr>
         <w:spacing w:before="240" w:after="120"/>
+        <w:keepNext/>
+        <w:pageBreakBefore/>
       </w:pPr>
       <w:r>
         <w:rPr>
@@ -10601,6 +11541,7 @@
           <w:color w:val="C04E1A"/>
           <w:sz w:val="26"/>
           <w:szCs w:val="26"/>
+          <w:lang w:val="fr-CH"/>
         </w:rPr>
         <w:t xml:space="preserve">Facteur contributif 3</w:t>
       </w:r>
@@ -10622,6 +11563,9 @@
         <w:gridCol w:w="7066"/>
       </w:tblGrid>
       <w:tr>
+        <w:trPr>
+          <w:cantSplit/>
+        </w:trPr>
         <w:tc>
           <w:tcPr>
             <w:tcW w:type="dxa" w:w="3400"/>
@@ -10649,8 +11593,9 @@
                 <w:color w:val="000000"/>
                 <w:sz w:val="22"/>
                 <w:szCs w:val="22"/>
-              </w:rPr>
-              <w:t xml:space="preserve">Facteur :</w:t>
+                <w:lang w:val="fr-CH"/>
+              </w:rPr>
+              <w:t xml:space="preserve">Facteur :</w:t>
             </w:r>
           </w:p>
         </w:tc>
@@ -10680,6 +11625,7 @@
                 <w:color w:val="000000"/>
                 <w:sz w:val="22"/>
                 <w:szCs w:val="22"/>
+                <w:lang w:val="fr-CH"/>
               </w:rPr>
               <w:t xml:space="preserve"/>
             </w:r>
@@ -10687,6 +11633,9 @@
         </w:tc>
       </w:tr>
       <w:tr>
+        <w:trPr>
+          <w:cantSplit/>
+        </w:trPr>
         <w:tc>
           <w:tcPr>
             <w:tcW w:type="dxa" w:w="3400"/>
@@ -10714,6 +11663,7 @@
                 <w:color w:val="000000"/>
                 <w:sz w:val="22"/>
                 <w:szCs w:val="22"/>
+                <w:lang w:val="fr-CH"/>
               </w:rPr>
               <w:t xml:space="preserve">1er Pourquoi</w:t>
             </w:r>
@@ -10745,6 +11695,7 @@
                 <w:color w:val="000000"/>
                 <w:sz w:val="22"/>
                 <w:szCs w:val="22"/>
+                <w:lang w:val="fr-CH"/>
               </w:rPr>
               <w:t xml:space="preserve"/>
             </w:r>
@@ -10752,6 +11703,9 @@
         </w:tc>
       </w:tr>
       <w:tr>
+        <w:trPr>
+          <w:cantSplit/>
+        </w:trPr>
         <w:tc>
           <w:tcPr>
             <w:tcW w:type="dxa" w:w="3400"/>
@@ -10779,6 +11733,7 @@
                 <w:color w:val="000000"/>
                 <w:sz w:val="22"/>
                 <w:szCs w:val="22"/>
+                <w:lang w:val="fr-CH"/>
               </w:rPr>
               <w:t xml:space="preserve">2e Pourquoi</w:t>
             </w:r>
@@ -10810,6 +11765,7 @@
                 <w:color w:val="000000"/>
                 <w:sz w:val="22"/>
                 <w:szCs w:val="22"/>
+                <w:lang w:val="fr-CH"/>
               </w:rPr>
               <w:t xml:space="preserve"/>
             </w:r>
@@ -10817,6 +11773,9 @@
         </w:tc>
       </w:tr>
       <w:tr>
+        <w:trPr>
+          <w:cantSplit/>
+        </w:trPr>
         <w:tc>
           <w:tcPr>
             <w:tcW w:type="dxa" w:w="3400"/>
@@ -10844,6 +11803,7 @@
                 <w:color w:val="000000"/>
                 <w:sz w:val="22"/>
                 <w:szCs w:val="22"/>
+                <w:lang w:val="fr-CH"/>
               </w:rPr>
               <w:t xml:space="preserve">3e Pourquoi</w:t>
             </w:r>
@@ -10875,6 +11835,7 @@
                 <w:color w:val="000000"/>
                 <w:sz w:val="22"/>
                 <w:szCs w:val="22"/>
+                <w:lang w:val="fr-CH"/>
               </w:rPr>
               <w:t xml:space="preserve"/>
             </w:r>
@@ -10882,6 +11843,9 @@
         </w:tc>
       </w:tr>
       <w:tr>
+        <w:trPr>
+          <w:cantSplit/>
+        </w:trPr>
         <w:tc>
           <w:tcPr>
             <w:tcW w:type="dxa" w:w="3400"/>
@@ -10909,6 +11873,7 @@
                 <w:color w:val="000000"/>
                 <w:sz w:val="22"/>
                 <w:szCs w:val="22"/>
+                <w:lang w:val="fr-CH"/>
               </w:rPr>
               <w:t xml:space="preserve">4e Pourquoi</w:t>
             </w:r>
@@ -10940,6 +11905,7 @@
                 <w:color w:val="000000"/>
                 <w:sz w:val="22"/>
                 <w:szCs w:val="22"/>
+                <w:lang w:val="fr-CH"/>
               </w:rPr>
               <w:t xml:space="preserve"/>
             </w:r>
@@ -10947,6 +11913,9 @@
         </w:tc>
       </w:tr>
       <w:tr>
+        <w:trPr>
+          <w:cantSplit/>
+        </w:trPr>
         <w:tc>
           <w:tcPr>
             <w:tcW w:type="dxa" w:w="3400"/>
@@ -10974,6 +11943,7 @@
                 <w:color w:val="000000"/>
                 <w:sz w:val="22"/>
                 <w:szCs w:val="22"/>
+                <w:lang w:val="fr-CH"/>
               </w:rPr>
               <w:t xml:space="preserve">5e Pourquoi</w:t>
             </w:r>
@@ -11005,6 +11975,7 @@
                 <w:color w:val="000000"/>
                 <w:sz w:val="22"/>
                 <w:szCs w:val="22"/>
+                <w:lang w:val="fr-CH"/>
               </w:rPr>
               <w:t xml:space="preserve"/>
             </w:r>
@@ -11012,6 +11983,9 @@
         </w:tc>
       </w:tr>
       <w:tr>
+        <w:trPr>
+          <w:cantSplit/>
+        </w:trPr>
         <w:tc>
           <w:tcPr>
             <w:tcW w:type="dxa" w:w="3400"/>
@@ -11039,8 +12013,9 @@
                 <w:color w:val="000000"/>
                 <w:sz w:val="22"/>
                 <w:szCs w:val="22"/>
-              </w:rPr>
-              <w:t xml:space="preserve">CAUSE PROFONDE</w:t>
+                <w:lang w:val="fr-CH"/>
+              </w:rPr>
+              <w:t xml:space="preserve">Cause profonde</w:t>
             </w:r>
           </w:p>
         </w:tc>
@@ -11070,6 +12045,7 @@
                 <w:color w:val="000000"/>
                 <w:sz w:val="22"/>
                 <w:szCs w:val="22"/>
+                <w:lang w:val="fr-CH"/>
               </w:rPr>
               <w:t xml:space="preserve"/>
             </w:r>
@@ -11077,6 +12053,9 @@
         </w:tc>
       </w:tr>
       <w:tr>
+        <w:trPr>
+          <w:cantSplit/>
+        </w:trPr>
         <w:tc>
           <w:tcPr>
             <w:tcW w:type="dxa" w:w="3400"/>
@@ -11104,8 +12083,9 @@
                 <w:color w:val="000000"/>
                 <w:sz w:val="22"/>
                 <w:szCs w:val="22"/>
-              </w:rPr>
-              <w:t xml:space="preserve">Vérification inverse</w:t>
+                <w:lang w:val="fr-CH"/>
+              </w:rPr>
+              <w:t xml:space="preserve">Vérification des liens de cause à effet</w:t>
             </w:r>
           </w:p>
         </w:tc>
@@ -11138,8 +12118,9 @@
                 <w:color w:val="666666"/>
                 <w:sz w:val="22"/>
                 <w:szCs w:val="22"/>
-              </w:rPr>
-              <w:t xml:space="preserve">De la cause profonde à l’événement : « En raison de [cause profonde], donc… donc… l’événement s’est produit. »</w:t>
+                <w:lang w:val="fr-CH"/>
+              </w:rPr>
+              <w:t xml:space="preserve">Lire de la cause profonde vers l’événement en reliant les étapes par « donc ». Vérifier que les faits étayent chaque lien.</w:t>
             </w:r>
           </w:p>
           <w:p>
@@ -11149,6 +12130,7 @@
                 <w:color w:val="000000"/>
                 <w:sz w:val="6"/>
                 <w:szCs w:val="6"/>
+                <w:lang w:val="fr-CH"/>
               </w:rPr>
               <w:t xml:space="preserve"/>
             </w:r>
@@ -11160,6 +12142,7 @@
                 <w:color w:val="000000"/>
                 <w:sz w:val="6"/>
                 <w:szCs w:val="6"/>
+                <w:lang w:val="fr-CH"/>
               </w:rPr>
               <w:t xml:space="preserve"/>
             </w:r>
@@ -11167,6 +12150,9 @@
         </w:tc>
       </w:tr>
       <w:tr>
+        <w:trPr>
+          <w:cantSplit/>
+        </w:trPr>
         <w:tc>
           <w:tcPr>
             <w:tcW w:type="dxa" w:w="3400"/>
@@ -11194,8 +12180,9 @@
                 <w:color w:val="000000"/>
                 <w:sz w:val="22"/>
                 <w:szCs w:val="22"/>
-              </w:rPr>
-              <w:t xml:space="preserve">Logique tient ?</w:t>
+                <w:lang w:val="fr-CH"/>
+              </w:rPr>
+              <w:t xml:space="preserve">La logique tient-elle ?</w:t>
             </w:r>
           </w:p>
         </w:tc>
@@ -11223,8 +12210,9 @@
                 <w:color w:val="000000"/>
                 <w:sz w:val="22"/>
                 <w:szCs w:val="22"/>
-              </w:rPr>
-              <w:t xml:space="preserve">□ Oui — passer aux mesures     □ Non — revoir l’analyse</w:t>
+                <w:lang w:val="fr-CH"/>
+              </w:rPr>
+              <w:t xml:space="preserve">□ Oui : définir les mesures     □ Non : revoir l’analyse</w:t>
             </w:r>
           </w:p>
         </w:tc>
@@ -11237,6 +12225,7 @@
           <w:color w:val="000000"/>
           <w:sz w:val="6"/>
           <w:szCs w:val="6"/>
+          <w:lang w:val="fr-CH"/>
         </w:rPr>
         <w:t xml:space="preserve"/>
       </w:r>
@@ -11249,6 +12238,7 @@
     <w:p>
       <w:pPr>
         <w:spacing w:before="300" w:after="120"/>
+        <w:keepNext/>
       </w:pPr>
       <w:r>
         <w:rPr>
@@ -11258,8 +12248,9 @@
           <w:color w:val="C04E1A"/>
           <w:sz w:val="26"/>
           <w:szCs w:val="26"/>
+          <w:lang w:val="fr-CH"/>
         </w:rPr>
-        <w:t xml:space="preserve">5 │ PLAN D’ACTION</w:t>
+        <w:t xml:space="preserve">5 Plan de mesures</w:t>
       </w:r>
     </w:p>
     <w:p>
@@ -11274,13 +12265,15 @@
           <w:color w:val="666666"/>
           <w:sz w:val="22"/>
           <w:szCs w:val="22"/>
+          <w:lang w:val="fr-CH"/>
         </w:rPr>
-        <w:t xml:space="preserve">STOP : S = Substitution, T = Technique, O = Organisationnelle, P = Personnelle</w:t>
+        <w:t xml:space="preserve">STOP : S = Substitution, T = Technique, O = Organisation, P = Protection individuelle</w:t>
       </w:r>
     </w:p>
     <w:p>
       <w:pPr>
         <w:spacing w:before="240" w:after="120"/>
+        <w:keepNext/>
       </w:pPr>
       <w:r>
         <w:rPr>
@@ -11290,8 +12283,9 @@
           <w:color w:val="C04E1A"/>
           <w:sz w:val="26"/>
           <w:szCs w:val="26"/>
+          <w:lang w:val="fr-CH"/>
         </w:rPr>
-        <w:t xml:space="preserve">MESURES IMMÉDIATES</w:t>
+        <w:t xml:space="preserve">Mesures immédiates</w:t>
       </w:r>
     </w:p>
     <w:tbl>
@@ -11314,6 +12308,9 @@
         <w:gridCol w:w="2366"/>
       </w:tblGrid>
       <w:tr>
+        <w:trPr>
+          <w:cantSplit/>
+        </w:trPr>
         <w:tc>
           <w:tcPr>
             <w:tcW w:type="dxa" w:w="500"/>
@@ -11341,6 +12338,7 @@
                 <w:color w:val="000000"/>
                 <w:sz w:val="22"/>
                 <w:szCs w:val="22"/>
+                <w:lang w:val="fr-CH"/>
               </w:rPr>
               <w:t xml:space="preserve">#</w:t>
             </w:r>
@@ -11373,6 +12371,7 @@
                 <w:color w:val="000000"/>
                 <w:sz w:val="22"/>
                 <w:szCs w:val="22"/>
+                <w:lang w:val="fr-CH"/>
               </w:rPr>
               <w:t xml:space="preserve">Mesure</w:t>
             </w:r>
@@ -11405,6 +12404,7 @@
                 <w:color w:val="000000"/>
                 <w:sz w:val="22"/>
                 <w:szCs w:val="22"/>
+                <w:lang w:val="fr-CH"/>
               </w:rPr>
               <w:t xml:space="preserve">STOP</w:t>
             </w:r>
@@ -11437,6 +12437,7 @@
                 <w:color w:val="000000"/>
                 <w:sz w:val="22"/>
                 <w:szCs w:val="22"/>
+                <w:lang w:val="fr-CH"/>
               </w:rPr>
               <w:t xml:space="preserve">Responsable</w:t>
             </w:r>
@@ -11469,6 +12470,7 @@
                 <w:color w:val="000000"/>
                 <w:sz w:val="22"/>
                 <w:szCs w:val="22"/>
+                <w:lang w:val="fr-CH"/>
               </w:rPr>
               <w:t xml:space="preserve">Délai</w:t>
             </w:r>
@@ -11476,6 +12478,9 @@
         </w:tc>
       </w:tr>
       <w:tr>
+        <w:trPr>
+          <w:cantSplit/>
+        </w:trPr>
         <w:tc>
           <w:tcPr>
             <w:tcW w:type="dxa" w:w="500"/>
@@ -11500,6 +12505,7 @@
                 <w:color w:val="000000"/>
                 <w:sz w:val="22"/>
                 <w:szCs w:val="22"/>
+                <w:lang w:val="fr-CH"/>
               </w:rPr>
               <w:t xml:space="preserve">1</w:t>
             </w:r>
@@ -11531,6 +12537,7 @@
                 <w:color w:val="000000"/>
                 <w:sz w:val="22"/>
                 <w:szCs w:val="22"/>
+                <w:lang w:val="fr-CH"/>
               </w:rPr>
               <w:t xml:space="preserve"/>
             </w:r>
@@ -11562,6 +12569,7 @@
                 <w:color w:val="000000"/>
                 <w:sz w:val="22"/>
                 <w:szCs w:val="22"/>
+                <w:lang w:val="fr-CH"/>
               </w:rPr>
               <w:t xml:space="preserve"/>
             </w:r>
@@ -11593,6 +12601,7 @@
                 <w:color w:val="000000"/>
                 <w:sz w:val="22"/>
                 <w:szCs w:val="22"/>
+                <w:lang w:val="fr-CH"/>
               </w:rPr>
               <w:t xml:space="preserve"/>
             </w:r>
@@ -11624,6 +12633,7 @@
                 <w:color w:val="000000"/>
                 <w:sz w:val="22"/>
                 <w:szCs w:val="22"/>
+                <w:lang w:val="fr-CH"/>
               </w:rPr>
               <w:t xml:space="preserve"/>
             </w:r>
@@ -11631,6 +12641,9 @@
         </w:tc>
       </w:tr>
       <w:tr>
+        <w:trPr>
+          <w:cantSplit/>
+        </w:trPr>
         <w:tc>
           <w:tcPr>
             <w:tcW w:type="dxa" w:w="500"/>
@@ -11655,6 +12668,7 @@
                 <w:color w:val="000000"/>
                 <w:sz w:val="22"/>
                 <w:szCs w:val="22"/>
+                <w:lang w:val="fr-CH"/>
               </w:rPr>
               <w:t xml:space="preserve">2</w:t>
             </w:r>
@@ -11686,6 +12700,7 @@
                 <w:color w:val="000000"/>
                 <w:sz w:val="22"/>
                 <w:szCs w:val="22"/>
+                <w:lang w:val="fr-CH"/>
               </w:rPr>
               <w:t xml:space="preserve"/>
             </w:r>
@@ -11717,6 +12732,7 @@
                 <w:color w:val="000000"/>
                 <w:sz w:val="22"/>
                 <w:szCs w:val="22"/>
+                <w:lang w:val="fr-CH"/>
               </w:rPr>
               <w:t xml:space="preserve"/>
             </w:r>
@@ -11748,6 +12764,7 @@
                 <w:color w:val="000000"/>
                 <w:sz w:val="22"/>
                 <w:szCs w:val="22"/>
+                <w:lang w:val="fr-CH"/>
               </w:rPr>
               <w:t xml:space="preserve"/>
             </w:r>
@@ -11779,6 +12796,7 @@
                 <w:color w:val="000000"/>
                 <w:sz w:val="22"/>
                 <w:szCs w:val="22"/>
+                <w:lang w:val="fr-CH"/>
               </w:rPr>
               <w:t xml:space="preserve"/>
             </w:r>
@@ -11786,6 +12804,9 @@
         </w:tc>
       </w:tr>
       <w:tr>
+        <w:trPr>
+          <w:cantSplit/>
+        </w:trPr>
         <w:tc>
           <w:tcPr>
             <w:tcW w:type="dxa" w:w="500"/>
@@ -11810,6 +12831,7 @@
                 <w:color w:val="000000"/>
                 <w:sz w:val="22"/>
                 <w:szCs w:val="22"/>
+                <w:lang w:val="fr-CH"/>
               </w:rPr>
               <w:t xml:space="preserve">3</w:t>
             </w:r>
@@ -11841,6 +12863,7 @@
                 <w:color w:val="000000"/>
                 <w:sz w:val="22"/>
                 <w:szCs w:val="22"/>
+                <w:lang w:val="fr-CH"/>
               </w:rPr>
               <w:t xml:space="preserve"/>
             </w:r>
@@ -11872,6 +12895,7 @@
                 <w:color w:val="000000"/>
                 <w:sz w:val="22"/>
                 <w:szCs w:val="22"/>
+                <w:lang w:val="fr-CH"/>
               </w:rPr>
               <w:t xml:space="preserve"/>
             </w:r>
@@ -11903,6 +12927,7 @@
                 <w:color w:val="000000"/>
                 <w:sz w:val="22"/>
                 <w:szCs w:val="22"/>
+                <w:lang w:val="fr-CH"/>
               </w:rPr>
               <w:t xml:space="preserve"/>
             </w:r>
@@ -11934,6 +12959,7 @@
                 <w:color w:val="000000"/>
                 <w:sz w:val="22"/>
                 <w:szCs w:val="22"/>
+                <w:lang w:val="fr-CH"/>
               </w:rPr>
               <w:t xml:space="preserve"/>
             </w:r>
@@ -11941,6 +12967,9 @@
         </w:tc>
       </w:tr>
       <w:tr>
+        <w:trPr>
+          <w:cantSplit/>
+        </w:trPr>
         <w:tc>
           <w:tcPr>
             <w:tcW w:type="dxa" w:w="500"/>
@@ -11965,6 +12994,7 @@
                 <w:color w:val="000000"/>
                 <w:sz w:val="22"/>
                 <w:szCs w:val="22"/>
+                <w:lang w:val="fr-CH"/>
               </w:rPr>
               <w:t xml:space="preserve">4</w:t>
             </w:r>
@@ -11996,6 +13026,7 @@
                 <w:color w:val="000000"/>
                 <w:sz w:val="22"/>
                 <w:szCs w:val="22"/>
+                <w:lang w:val="fr-CH"/>
               </w:rPr>
               <w:t xml:space="preserve"/>
             </w:r>
@@ -12027,6 +13058,7 @@
                 <w:color w:val="000000"/>
                 <w:sz w:val="22"/>
                 <w:szCs w:val="22"/>
+                <w:lang w:val="fr-CH"/>
               </w:rPr>
               <w:t xml:space="preserve"/>
             </w:r>
@@ -12058,6 +13090,7 @@
                 <w:color w:val="000000"/>
                 <w:sz w:val="22"/>
                 <w:szCs w:val="22"/>
+                <w:lang w:val="fr-CH"/>
               </w:rPr>
               <w:t xml:space="preserve"/>
             </w:r>
@@ -12089,6 +13122,7 @@
                 <w:color w:val="000000"/>
                 <w:sz w:val="22"/>
                 <w:szCs w:val="22"/>
+                <w:lang w:val="fr-CH"/>
               </w:rPr>
               <w:t xml:space="preserve"/>
             </w:r>
@@ -12096,6 +13130,9 @@
         </w:tc>
       </w:tr>
       <w:tr>
+        <w:trPr>
+          <w:cantSplit/>
+        </w:trPr>
         <w:tc>
           <w:tcPr>
             <w:tcW w:type="dxa" w:w="500"/>
@@ -12120,6 +13157,7 @@
                 <w:color w:val="000000"/>
                 <w:sz w:val="22"/>
                 <w:szCs w:val="22"/>
+                <w:lang w:val="fr-CH"/>
               </w:rPr>
               <w:t xml:space="preserve">5</w:t>
             </w:r>
@@ -12151,6 +13189,7 @@
                 <w:color w:val="000000"/>
                 <w:sz w:val="22"/>
                 <w:szCs w:val="22"/>
+                <w:lang w:val="fr-CH"/>
               </w:rPr>
               <w:t xml:space="preserve"/>
             </w:r>
@@ -12182,6 +13221,7 @@
                 <w:color w:val="000000"/>
                 <w:sz w:val="22"/>
                 <w:szCs w:val="22"/>
+                <w:lang w:val="fr-CH"/>
               </w:rPr>
               <w:t xml:space="preserve"/>
             </w:r>
@@ -12213,6 +13253,7 @@
                 <w:color w:val="000000"/>
                 <w:sz w:val="22"/>
                 <w:szCs w:val="22"/>
+                <w:lang w:val="fr-CH"/>
               </w:rPr>
               <w:t xml:space="preserve"/>
             </w:r>
@@ -12244,6 +13285,7 @@
                 <w:color w:val="000000"/>
                 <w:sz w:val="22"/>
                 <w:szCs w:val="22"/>
+                <w:lang w:val="fr-CH"/>
               </w:rPr>
               <w:t xml:space="preserve"/>
             </w:r>
@@ -12258,6 +13300,7 @@
           <w:color w:val="000000"/>
           <w:sz w:val="6"/>
           <w:szCs w:val="6"/>
+          <w:lang w:val="fr-CH"/>
         </w:rPr>
         <w:t xml:space="preserve"/>
       </w:r>
@@ -12265,6 +13308,7 @@
     <w:p>
       <w:pPr>
         <w:spacing w:before="240" w:after="120"/>
+        <w:keepNext/>
       </w:pPr>
       <w:r>
         <w:rPr>
@@ -12274,8 +13318,9 @@
           <w:color w:val="C04E1A"/>
           <w:sz w:val="26"/>
           <w:szCs w:val="26"/>
+          <w:lang w:val="fr-CH"/>
         </w:rPr>
-        <w:t xml:space="preserve">MESURES À LONG TERME / PRÉVENTIVES</w:t>
+        <w:t xml:space="preserve">Mesures à long terme et préventives</w:t>
       </w:r>
     </w:p>
     <w:tbl>
@@ -12299,6 +13344,9 @@
         <w:gridCol w:w="2366"/>
       </w:tblGrid>
       <w:tr>
+        <w:trPr>
+          <w:cantSplit/>
+        </w:trPr>
         <w:tc>
           <w:tcPr>
             <w:tcW w:type="dxa" w:w="500"/>
@@ -12326,6 +13374,7 @@
                 <w:color w:val="000000"/>
                 <w:sz w:val="22"/>
                 <w:szCs w:val="22"/>
+                <w:lang w:val="fr-CH"/>
               </w:rPr>
               <w:t xml:space="preserve">#</w:t>
             </w:r>
@@ -12358,8 +13407,9 @@
                 <w:color w:val="000000"/>
                 <w:sz w:val="22"/>
                 <w:szCs w:val="22"/>
-              </w:rPr>
-              <w:t xml:space="preserve">Réf. cause</w:t>
+                <w:lang w:val="fr-CH"/>
+              </w:rPr>
+              <w:t xml:space="preserve">Réf. cause profonde</w:t>
             </w:r>
           </w:p>
         </w:tc>
@@ -12390,6 +13440,7 @@
                 <w:color w:val="000000"/>
                 <w:sz w:val="22"/>
                 <w:szCs w:val="22"/>
+                <w:lang w:val="fr-CH"/>
               </w:rPr>
               <w:t xml:space="preserve">Mesure</w:t>
             </w:r>
@@ -12422,6 +13473,7 @@
                 <w:color w:val="000000"/>
                 <w:sz w:val="22"/>
                 <w:szCs w:val="22"/>
+                <w:lang w:val="fr-CH"/>
               </w:rPr>
               <w:t xml:space="preserve">STOP</w:t>
             </w:r>
@@ -12454,6 +13506,7 @@
                 <w:color w:val="000000"/>
                 <w:sz w:val="22"/>
                 <w:szCs w:val="22"/>
+                <w:lang w:val="fr-CH"/>
               </w:rPr>
               <w:t xml:space="preserve">Responsable</w:t>
             </w:r>
@@ -12486,6 +13539,7 @@
                 <w:color w:val="000000"/>
                 <w:sz w:val="22"/>
                 <w:szCs w:val="22"/>
+                <w:lang w:val="fr-CH"/>
               </w:rPr>
               <w:t xml:space="preserve">Délai</w:t>
             </w:r>
@@ -12493,6 +13547,9 @@
         </w:tc>
       </w:tr>
       <w:tr>
+        <w:trPr>
+          <w:cantSplit/>
+        </w:trPr>
         <w:tc>
           <w:tcPr>
             <w:tcW w:type="dxa" w:w="500"/>
@@ -12517,6 +13574,7 @@
                 <w:color w:val="000000"/>
                 <w:sz w:val="22"/>
                 <w:szCs w:val="22"/>
+                <w:lang w:val="fr-CH"/>
               </w:rPr>
               <w:t xml:space="preserve">1</w:t>
             </w:r>
@@ -12548,6 +13606,7 @@
                 <w:color w:val="000000"/>
                 <w:sz w:val="22"/>
                 <w:szCs w:val="22"/>
+                <w:lang w:val="fr-CH"/>
               </w:rPr>
               <w:t xml:space="preserve"/>
             </w:r>
@@ -12579,6 +13638,7 @@
                 <w:color w:val="000000"/>
                 <w:sz w:val="22"/>
                 <w:szCs w:val="22"/>
+                <w:lang w:val="fr-CH"/>
               </w:rPr>
               <w:t xml:space="preserve"/>
             </w:r>
@@ -12610,6 +13670,7 @@
                 <w:color w:val="000000"/>
                 <w:sz w:val="22"/>
                 <w:szCs w:val="22"/>
+                <w:lang w:val="fr-CH"/>
               </w:rPr>
               <w:t xml:space="preserve"/>
             </w:r>
@@ -12641,6 +13702,7 @@
                 <w:color w:val="000000"/>
                 <w:sz w:val="22"/>
                 <w:szCs w:val="22"/>
+                <w:lang w:val="fr-CH"/>
               </w:rPr>
               <w:t xml:space="preserve"/>
             </w:r>
@@ -12672,6 +13734,7 @@
                 <w:color w:val="000000"/>
                 <w:sz w:val="22"/>
                 <w:szCs w:val="22"/>
+                <w:lang w:val="fr-CH"/>
               </w:rPr>
               <w:t xml:space="preserve"/>
             </w:r>
@@ -12679,6 +13742,9 @@
         </w:tc>
       </w:tr>
       <w:tr>
+        <w:trPr>
+          <w:cantSplit/>
+        </w:trPr>
         <w:tc>
           <w:tcPr>
             <w:tcW w:type="dxa" w:w="500"/>
@@ -12703,6 +13769,7 @@
                 <w:color w:val="000000"/>
                 <w:sz w:val="22"/>
                 <w:szCs w:val="22"/>
+                <w:lang w:val="fr-CH"/>
               </w:rPr>
               <w:t xml:space="preserve">2</w:t>
             </w:r>
@@ -12734,6 +13801,7 @@
                 <w:color w:val="000000"/>
                 <w:sz w:val="22"/>
                 <w:szCs w:val="22"/>
+                <w:lang w:val="fr-CH"/>
               </w:rPr>
               <w:t xml:space="preserve"/>
             </w:r>
@@ -12765,6 +13833,7 @@
                 <w:color w:val="000000"/>
                 <w:sz w:val="22"/>
                 <w:szCs w:val="22"/>
+                <w:lang w:val="fr-CH"/>
               </w:rPr>
               <w:t xml:space="preserve"/>
             </w:r>
@@ -12796,6 +13865,7 @@
                 <w:color w:val="000000"/>
                 <w:sz w:val="22"/>
                 <w:szCs w:val="22"/>
+                <w:lang w:val="fr-CH"/>
               </w:rPr>
               <w:t xml:space="preserve"/>
             </w:r>
@@ -12827,6 +13897,7 @@
                 <w:color w:val="000000"/>
                 <w:sz w:val="22"/>
                 <w:szCs w:val="22"/>
+                <w:lang w:val="fr-CH"/>
               </w:rPr>
               <w:t xml:space="preserve"/>
             </w:r>
@@ -12858,6 +13929,7 @@
                 <w:color w:val="000000"/>
                 <w:sz w:val="22"/>
                 <w:szCs w:val="22"/>
+                <w:lang w:val="fr-CH"/>
               </w:rPr>
               <w:t xml:space="preserve"/>
             </w:r>
@@ -12865,6 +13937,9 @@
         </w:tc>
       </w:tr>
       <w:tr>
+        <w:trPr>
+          <w:cantSplit/>
+        </w:trPr>
         <w:tc>
           <w:tcPr>
             <w:tcW w:type="dxa" w:w="500"/>
@@ -12889,6 +13964,7 @@
                 <w:color w:val="000000"/>
                 <w:sz w:val="22"/>
                 <w:szCs w:val="22"/>
+                <w:lang w:val="fr-CH"/>
               </w:rPr>
               <w:t xml:space="preserve">3</w:t>
             </w:r>
@@ -12920,6 +13996,7 @@
                 <w:color w:val="000000"/>
                 <w:sz w:val="22"/>
                 <w:szCs w:val="22"/>
+                <w:lang w:val="fr-CH"/>
               </w:rPr>
               <w:t xml:space="preserve"/>
             </w:r>
@@ -12951,6 +14028,7 @@
                 <w:color w:val="000000"/>
                 <w:sz w:val="22"/>
                 <w:szCs w:val="22"/>
+                <w:lang w:val="fr-CH"/>
               </w:rPr>
               <w:t xml:space="preserve"/>
             </w:r>
@@ -12982,6 +14060,7 @@
                 <w:color w:val="000000"/>
                 <w:sz w:val="22"/>
                 <w:szCs w:val="22"/>
+                <w:lang w:val="fr-CH"/>
               </w:rPr>
               <w:t xml:space="preserve"/>
             </w:r>
@@ -13013,6 +14092,7 @@
                 <w:color w:val="000000"/>
                 <w:sz w:val="22"/>
                 <w:szCs w:val="22"/>
+                <w:lang w:val="fr-CH"/>
               </w:rPr>
               <w:t xml:space="preserve"/>
             </w:r>
@@ -13044,6 +14124,7 @@
                 <w:color w:val="000000"/>
                 <w:sz w:val="22"/>
                 <w:szCs w:val="22"/>
+                <w:lang w:val="fr-CH"/>
               </w:rPr>
               <w:t xml:space="preserve"/>
             </w:r>
@@ -13051,6 +14132,9 @@
         </w:tc>
       </w:tr>
       <w:tr>
+        <w:trPr>
+          <w:cantSplit/>
+        </w:trPr>
         <w:tc>
           <w:tcPr>
             <w:tcW w:type="dxa" w:w="500"/>
@@ -13075,6 +14159,7 @@
                 <w:color w:val="000000"/>
                 <w:sz w:val="22"/>
                 <w:szCs w:val="22"/>
+                <w:lang w:val="fr-CH"/>
               </w:rPr>
               <w:t xml:space="preserve">4</w:t>
             </w:r>
@@ -13106,6 +14191,7 @@
                 <w:color w:val="000000"/>
                 <w:sz w:val="22"/>
                 <w:szCs w:val="22"/>
+                <w:lang w:val="fr-CH"/>
               </w:rPr>
               <w:t xml:space="preserve"/>
             </w:r>
@@ -13137,6 +14223,7 @@
                 <w:color w:val="000000"/>
                 <w:sz w:val="22"/>
                 <w:szCs w:val="22"/>
+                <w:lang w:val="fr-CH"/>
               </w:rPr>
               <w:t xml:space="preserve"/>
             </w:r>
@@ -13168,6 +14255,7 @@
                 <w:color w:val="000000"/>
                 <w:sz w:val="22"/>
                 <w:szCs w:val="22"/>
+                <w:lang w:val="fr-CH"/>
               </w:rPr>
               <w:t xml:space="preserve"/>
             </w:r>
@@ -13199,6 +14287,7 @@
                 <w:color w:val="000000"/>
                 <w:sz w:val="22"/>
                 <w:szCs w:val="22"/>
+                <w:lang w:val="fr-CH"/>
               </w:rPr>
               <w:t xml:space="preserve"/>
             </w:r>
@@ -13230,6 +14319,7 @@
                 <w:color w:val="000000"/>
                 <w:sz w:val="22"/>
                 <w:szCs w:val="22"/>
+                <w:lang w:val="fr-CH"/>
               </w:rPr>
               <w:t xml:space="preserve"/>
             </w:r>
@@ -13237,6 +14327,9 @@
         </w:tc>
       </w:tr>
       <w:tr>
+        <w:trPr>
+          <w:cantSplit/>
+        </w:trPr>
         <w:tc>
           <w:tcPr>
             <w:tcW w:type="dxa" w:w="500"/>
@@ -13261,6 +14354,7 @@
                 <w:color w:val="000000"/>
                 <w:sz w:val="22"/>
                 <w:szCs w:val="22"/>
+                <w:lang w:val="fr-CH"/>
               </w:rPr>
               <w:t xml:space="preserve">5</w:t>
             </w:r>
@@ -13292,6 +14386,7 @@
                 <w:color w:val="000000"/>
                 <w:sz w:val="22"/>
                 <w:szCs w:val="22"/>
+                <w:lang w:val="fr-CH"/>
               </w:rPr>
               <w:t xml:space="preserve"/>
             </w:r>
@@ -13323,6 +14418,7 @@
                 <w:color w:val="000000"/>
                 <w:sz w:val="22"/>
                 <w:szCs w:val="22"/>
+                <w:lang w:val="fr-CH"/>
               </w:rPr>
               <w:t xml:space="preserve"/>
             </w:r>
@@ -13354,6 +14450,7 @@
                 <w:color w:val="000000"/>
                 <w:sz w:val="22"/>
                 <w:szCs w:val="22"/>
+                <w:lang w:val="fr-CH"/>
               </w:rPr>
               <w:t xml:space="preserve"/>
             </w:r>
@@ -13385,6 +14482,7 @@
                 <w:color w:val="000000"/>
                 <w:sz w:val="22"/>
                 <w:szCs w:val="22"/>
+                <w:lang w:val="fr-CH"/>
               </w:rPr>
               <w:t xml:space="preserve"/>
             </w:r>
@@ -13416,6 +14514,7 @@
                 <w:color w:val="000000"/>
                 <w:sz w:val="22"/>
                 <w:szCs w:val="22"/>
+                <w:lang w:val="fr-CH"/>
               </w:rPr>
               <w:t xml:space="preserve"/>
             </w:r>
@@ -13423,6 +14522,9 @@
         </w:tc>
       </w:tr>
       <w:tr>
+        <w:trPr>
+          <w:cantSplit/>
+        </w:trPr>
         <w:tc>
           <w:tcPr>
             <w:tcW w:type="dxa" w:w="500"/>
@@ -13447,6 +14549,7 @@
                 <w:color w:val="000000"/>
                 <w:sz w:val="22"/>
                 <w:szCs w:val="22"/>
+                <w:lang w:val="fr-CH"/>
               </w:rPr>
               <w:t xml:space="preserve">6</w:t>
             </w:r>
@@ -13478,6 +14581,7 @@
                 <w:color w:val="000000"/>
                 <w:sz w:val="22"/>
                 <w:szCs w:val="22"/>
+                <w:lang w:val="fr-CH"/>
               </w:rPr>
               <w:t xml:space="preserve"/>
             </w:r>
@@ -13509,6 +14613,7 @@
                 <w:color w:val="000000"/>
                 <w:sz w:val="22"/>
                 <w:szCs w:val="22"/>
+                <w:lang w:val="fr-CH"/>
               </w:rPr>
               <w:t xml:space="preserve"/>
             </w:r>
@@ -13540,6 +14645,7 @@
                 <w:color w:val="000000"/>
                 <w:sz w:val="22"/>
                 <w:szCs w:val="22"/>
+                <w:lang w:val="fr-CH"/>
               </w:rPr>
               <w:t xml:space="preserve"/>
             </w:r>
@@ -13571,6 +14677,7 @@
                 <w:color w:val="000000"/>
                 <w:sz w:val="22"/>
                 <w:szCs w:val="22"/>
+                <w:lang w:val="fr-CH"/>
               </w:rPr>
               <w:t xml:space="preserve"/>
             </w:r>
@@ -13602,6 +14709,7 @@
                 <w:color w:val="000000"/>
                 <w:sz w:val="22"/>
                 <w:szCs w:val="22"/>
+                <w:lang w:val="fr-CH"/>
               </w:rPr>
               <w:t xml:space="preserve"/>
             </w:r>
@@ -13616,6 +14724,7 @@
           <w:color w:val="000000"/>
           <w:sz w:val="6"/>
           <w:szCs w:val="6"/>
+          <w:lang w:val="fr-CH"/>
         </w:rPr>
         <w:t xml:space="preserve"/>
       </w:r>
@@ -13623,6 +14732,7 @@
     <w:p>
       <w:pPr>
         <w:spacing w:before="300" w:after="120"/>
+        <w:keepNext/>
       </w:pPr>
       <w:r>
         <w:rPr>
@@ -13632,8 +14742,9 @@
           <w:color w:val="C04E1A"/>
           <w:sz w:val="26"/>
           <w:szCs w:val="26"/>
+          <w:lang w:val="fr-CH"/>
         </w:rPr>
-        <w:t xml:space="preserve">6 │ CONCLUSIONS &amp; LEÇONS APPRISES</w:t>
+        <w:t xml:space="preserve">6 Constats et enseignements</w:t>
       </w:r>
     </w:p>
     <w:tbl>
@@ -13653,6 +14764,9 @@
         <w:gridCol w:w="7066"/>
       </w:tblGrid>
       <w:tr>
+        <w:trPr>
+          <w:cantSplit/>
+        </w:trPr>
         <w:tc>
           <w:tcPr>
             <w:tcW w:type="dxa" w:w="3400"/>
@@ -13680,8 +14794,9 @@
                 <w:color w:val="000000"/>
                 <w:sz w:val="22"/>
                 <w:szCs w:val="22"/>
-              </w:rPr>
-              <w:t xml:space="preserve">Conclusions principales</w:t>
+                <w:lang w:val="fr-CH"/>
+              </w:rPr>
+              <w:t xml:space="preserve">Principaux constats</w:t>
             </w:r>
           </w:p>
         </w:tc>
@@ -13714,8 +14829,9 @@
                 <w:color w:val="666666"/>
                 <w:sz w:val="22"/>
                 <w:szCs w:val="22"/>
-              </w:rPr>
-              <w:t xml:space="preserve">Quelles protections manquaient ou ont échoué ? Quelles conditions ont contribué ? Quels facteurs organisationnels ?</w:t>
+                <w:lang w:val="fr-CH"/>
+              </w:rPr>
+              <w:t xml:space="preserve">Quelles mesures de protection manquaient ou ont fait défaut ? Quelles conditions de travail et quels facteurs organisationnels ont contribué ?</w:t>
             </w:r>
           </w:p>
           <w:p>
@@ -13725,6 +14841,7 @@
                 <w:color w:val="000000"/>
                 <w:sz w:val="6"/>
                 <w:szCs w:val="6"/>
+                <w:lang w:val="fr-CH"/>
               </w:rPr>
               <w:t xml:space="preserve"/>
             </w:r>
@@ -13736,6 +14853,7 @@
                 <w:color w:val="000000"/>
                 <w:sz w:val="6"/>
                 <w:szCs w:val="6"/>
+                <w:lang w:val="fr-CH"/>
               </w:rPr>
               <w:t xml:space="preserve"/>
             </w:r>
@@ -13747,6 +14865,7 @@
                 <w:color w:val="000000"/>
                 <w:sz w:val="6"/>
                 <w:szCs w:val="6"/>
+                <w:lang w:val="fr-CH"/>
               </w:rPr>
               <w:t xml:space="preserve"/>
             </w:r>
@@ -13758,6 +14877,7 @@
                 <w:color w:val="000000"/>
                 <w:sz w:val="6"/>
                 <w:szCs w:val="6"/>
+                <w:lang w:val="fr-CH"/>
               </w:rPr>
               <w:t xml:space="preserve"/>
             </w:r>
@@ -13765,6 +14885,9 @@
         </w:tc>
       </w:tr>
       <w:tr>
+        <w:trPr>
+          <w:cantSplit/>
+        </w:trPr>
         <w:tc>
           <w:tcPr>
             <w:tcW w:type="dxa" w:w="3400"/>
@@ -13792,8 +14915,9 @@
                 <w:color w:val="000000"/>
                 <w:sz w:val="22"/>
                 <w:szCs w:val="22"/>
-              </w:rPr>
-              <w:t xml:space="preserve">Leçons apprises</w:t>
+                <w:lang w:val="fr-CH"/>
+              </w:rPr>
+              <w:t xml:space="preserve">Enseignements tirés</w:t>
             </w:r>
           </w:p>
         </w:tc>
@@ -13826,8 +14950,9 @@
                 <w:color w:val="666666"/>
                 <w:sz w:val="22"/>
                 <w:szCs w:val="22"/>
-              </w:rPr>
-              <w:t xml:space="preserve">Qu’avons-nous appris ? Que faut-il changer pour que cela ne se reproduise pas ?</w:t>
+                <w:lang w:val="fr-CH"/>
+              </w:rPr>
+              <w:t xml:space="preserve">Qu’avons-nous appris ? Que faut-il changer pour que cela ne se reproduise pas ?</w:t>
             </w:r>
           </w:p>
           <w:p>
@@ -13837,6 +14962,7 @@
                 <w:color w:val="000000"/>
                 <w:sz w:val="6"/>
                 <w:szCs w:val="6"/>
+                <w:lang w:val="fr-CH"/>
               </w:rPr>
               <w:t xml:space="preserve"/>
             </w:r>
@@ -13848,6 +14974,7 @@
                 <w:color w:val="000000"/>
                 <w:sz w:val="6"/>
                 <w:szCs w:val="6"/>
+                <w:lang w:val="fr-CH"/>
               </w:rPr>
               <w:t xml:space="preserve"/>
             </w:r>
@@ -13859,6 +14986,7 @@
                 <w:color w:val="000000"/>
                 <w:sz w:val="6"/>
                 <w:szCs w:val="6"/>
+                <w:lang w:val="fr-CH"/>
               </w:rPr>
               <w:t xml:space="preserve"/>
             </w:r>
@@ -13873,6 +15001,7 @@
           <w:color w:val="000000"/>
           <w:sz w:val="6"/>
           <w:szCs w:val="6"/>
+          <w:lang w:val="fr-CH"/>
         </w:rPr>
         <w:t xml:space="preserve"/>
       </w:r>
@@ -13880,6 +15009,7 @@
     <w:p>
       <w:pPr>
         <w:spacing w:before="300" w:after="120"/>
+        <w:keepNext/>
       </w:pPr>
       <w:r>
         <w:rPr>
@@ -13889,8 +15019,9 @@
           <w:color w:val="C04E1A"/>
           <w:sz w:val="26"/>
           <w:szCs w:val="26"/>
+          <w:lang w:val="fr-CH"/>
         </w:rPr>
-        <w:t xml:space="preserve">7 │ SIGNATURES</w:t>
+        <w:t xml:space="preserve">7 Approbation</w:t>
       </w:r>
     </w:p>
     <w:tbl>
@@ -13912,6 +15043,9 @@
         <w:gridCol w:w="2066"/>
       </w:tblGrid>
       <w:tr>
+        <w:trPr>
+          <w:cantSplit/>
+        </w:trPr>
         <w:tc>
           <w:tcPr>
             <w:tcW w:type="dxa" w:w="3400"/>
@@ -13939,8 +15073,9 @@
                 <w:color w:val="000000"/>
                 <w:sz w:val="22"/>
                 <w:szCs w:val="22"/>
-              </w:rPr>
-              <w:t xml:space="preserve">Responsable de l’enquête</w:t>
+                <w:lang w:val="fr-CH"/>
+              </w:rPr>
+              <w:t xml:space="preserve">Responsable de l’analyse</w:t>
             </w:r>
           </w:p>
         </w:tc>
@@ -13970,8 +15105,9 @@
                 <w:color w:val="999999"/>
                 <w:sz w:val="22"/>
                 <w:szCs w:val="22"/>
-              </w:rPr>
-              <w:t xml:space="preserve">Nom :</w:t>
+                <w:lang w:val="fr-CH"/>
+              </w:rPr>
+              <w:t xml:space="preserve">Nom :</w:t>
             </w:r>
           </w:p>
         </w:tc>
@@ -14002,6 +15138,7 @@
                 <w:color w:val="000000"/>
                 <w:sz w:val="22"/>
                 <w:szCs w:val="22"/>
+                <w:lang w:val="fr-CH"/>
               </w:rPr>
               <w:t xml:space="preserve">Signature / Date</w:t>
             </w:r>
@@ -14033,6 +15170,7 @@
                 <w:color w:val="000000"/>
                 <w:sz w:val="22"/>
                 <w:szCs w:val="22"/>
+                <w:lang w:val="fr-CH"/>
               </w:rPr>
               <w:t xml:space="preserve"/>
             </w:r>
@@ -14040,6 +15178,9 @@
         </w:tc>
       </w:tr>
       <w:tr>
+        <w:trPr>
+          <w:cantSplit/>
+        </w:trPr>
         <w:tc>
           <w:tcPr>
             <w:tcW w:type="dxa" w:w="3400"/>
@@ -14067,6 +15208,7 @@
                 <w:color w:val="000000"/>
                 <w:sz w:val="22"/>
                 <w:szCs w:val="22"/>
+                <w:lang w:val="fr-CH"/>
               </w:rPr>
               <w:t xml:space="preserve">Responsable hiérarchique</w:t>
             </w:r>
@@ -14098,8 +15240,9 @@
                 <w:color w:val="999999"/>
                 <w:sz w:val="22"/>
                 <w:szCs w:val="22"/>
-              </w:rPr>
-              <w:t xml:space="preserve">Nom :</w:t>
+                <w:lang w:val="fr-CH"/>
+              </w:rPr>
+              <w:t xml:space="preserve">Nom :</w:t>
             </w:r>
           </w:p>
         </w:tc>
@@ -14130,6 +15273,7 @@
                 <w:color w:val="000000"/>
                 <w:sz w:val="22"/>
                 <w:szCs w:val="22"/>
+                <w:lang w:val="fr-CH"/>
               </w:rPr>
               <w:t xml:space="preserve">Signature / Date</w:t>
             </w:r>
@@ -14161,6 +15305,7 @@
                 <w:color w:val="000000"/>
                 <w:sz w:val="22"/>
                 <w:szCs w:val="22"/>
+                <w:lang w:val="fr-CH"/>
               </w:rPr>
               <w:t xml:space="preserve"/>
             </w:r>
@@ -14168,6 +15313,9 @@
         </w:tc>
       </w:tr>
       <w:tr>
+        <w:trPr>
+          <w:cantSplit/>
+        </w:trPr>
         <w:tc>
           <w:tcPr>
             <w:tcW w:type="dxa" w:w="3400"/>
@@ -14195,6 +15343,7 @@
                 <w:color w:val="000000"/>
                 <w:sz w:val="22"/>
                 <w:szCs w:val="22"/>
+                <w:lang w:val="fr-CH"/>
               </w:rPr>
               <w:t xml:space="preserve">Chargé(e) de sécurité</w:t>
             </w:r>
@@ -14226,8 +15375,9 @@
                 <w:color w:val="999999"/>
                 <w:sz w:val="22"/>
                 <w:szCs w:val="22"/>
-              </w:rPr>
-              <w:t xml:space="preserve">Nom :</w:t>
+                <w:lang w:val="fr-CH"/>
+              </w:rPr>
+              <w:t xml:space="preserve">Nom :</w:t>
             </w:r>
           </w:p>
         </w:tc>
@@ -14258,6 +15408,7 @@
                 <w:color w:val="000000"/>
                 <w:sz w:val="22"/>
                 <w:szCs w:val="22"/>
+                <w:lang w:val="fr-CH"/>
               </w:rPr>
               <w:t xml:space="preserve">Signature / Date</w:t>
             </w:r>
@@ -14289,6 +15440,7 @@
                 <w:color w:val="000000"/>
                 <w:sz w:val="22"/>
                 <w:szCs w:val="22"/>
+                <w:lang w:val="fr-CH"/>
               </w:rPr>
               <w:t xml:space="preserve"/>
             </w:r>
@@ -14303,6 +15455,7 @@
           <w:color w:val="000000"/>
           <w:sz w:val="6"/>
           <w:szCs w:val="6"/>
+          <w:lang w:val="fr-CH"/>
         </w:rPr>
         <w:t xml:space="preserve"/>
       </w:r>
@@ -14310,6 +15463,7 @@
     <w:p>
       <w:pPr>
         <w:spacing w:before="300" w:after="120"/>
+        <w:keepNext/>
       </w:pPr>
       <w:r>
         <w:rPr>
@@ -14319,8 +15473,9 @@
           <w:color w:val="C04E1A"/>
           <w:sz w:val="26"/>
           <w:szCs w:val="26"/>
+          <w:lang w:val="fr-CH"/>
         </w:rPr>
-        <w:t xml:space="preserve">8 │ SUIVI DES MESURES</w:t>
+        <w:t xml:space="preserve">8 Suivi des mesures</w:t>
       </w:r>
     </w:p>
     <w:tbl>
@@ -14337,13 +15492,16 @@
       </w:tblPr>
       <w:tblGrid>
         <w:gridCol w:w="500"/>
-        <w:gridCol w:w="3600"/>
-        <w:gridCol w:w="1000"/>
+        <w:gridCol w:w="3300"/>
+        <w:gridCol w:w="1300"/>
         <w:gridCol w:w="1100"/>
         <w:gridCol w:w="1800"/>
         <w:gridCol w:w="2466"/>
       </w:tblGrid>
       <w:tr>
+        <w:trPr>
+          <w:cantSplit/>
+        </w:trPr>
         <w:tc>
           <w:tcPr>
             <w:tcW w:type="dxa" w:w="500"/>
@@ -14371,6 +15529,7 @@
                 <w:color w:val="000000"/>
                 <w:sz w:val="22"/>
                 <w:szCs w:val="22"/>
+                <w:lang w:val="fr-CH"/>
               </w:rPr>
               <w:t xml:space="preserve">#</w:t>
             </w:r>
@@ -14378,7 +15537,7 @@
         </w:tc>
         <w:tc>
           <w:tcPr>
-            <w:tcW w:type="dxa" w:w="3600"/>
+            <w:tcW w:type="dxa" w:w="3300"/>
             <w:tcBorders>
               <w:top w:val="single" w:color="CCCCCC" w:sz="1"/>
               <w:left w:val="single" w:color="CCCCCC" w:sz="1"/>
@@ -14403,6 +15562,7 @@
                 <w:color w:val="000000"/>
                 <w:sz w:val="22"/>
                 <w:szCs w:val="22"/>
+                <w:lang w:val="fr-CH"/>
               </w:rPr>
               <w:t xml:space="preserve">Mesure</w:t>
             </w:r>
@@ -14410,7 +15570,7 @@
         </w:tc>
         <w:tc>
           <w:tcPr>
-            <w:tcW w:type="dxa" w:w="1000"/>
+            <w:tcW w:type="dxa" w:w="1300"/>
             <w:tcBorders>
               <w:top w:val="single" w:color="CCCCCC" w:sz="1"/>
               <w:left w:val="single" w:color="CCCCCC" w:sz="1"/>
@@ -14435,8 +15595,9 @@
                 <w:color w:val="000000"/>
                 <w:sz w:val="22"/>
                 <w:szCs w:val="22"/>
-              </w:rPr>
-              <w:t xml:space="preserve">Fait ?</w:t>
+                <w:lang w:val="fr-CH"/>
+              </w:rPr>
+              <w:t xml:space="preserve">Réalisée ?</w:t>
             </w:r>
           </w:p>
         </w:tc>
@@ -14467,6 +15628,7 @@
                 <w:color w:val="000000"/>
                 <w:sz w:val="22"/>
                 <w:szCs w:val="22"/>
+                <w:lang w:val="fr-CH"/>
               </w:rPr>
               <w:t xml:space="preserve">Date</w:t>
             </w:r>
@@ -14499,6 +15661,7 @@
                 <w:color w:val="000000"/>
                 <w:sz w:val="22"/>
                 <w:szCs w:val="22"/>
+                <w:lang w:val="fr-CH"/>
               </w:rPr>
               <w:t xml:space="preserve">Vérifié par</w:t>
             </w:r>
@@ -14531,13 +15694,17 @@
                 <w:color w:val="000000"/>
                 <w:sz w:val="22"/>
                 <w:szCs w:val="22"/>
-              </w:rPr>
-              <w:t xml:space="preserve">Efficace ?</w:t>
+                <w:lang w:val="fr-CH"/>
+              </w:rPr>
+              <w:t xml:space="preserve">Efficace ?</w:t>
             </w:r>
           </w:p>
         </w:tc>
       </w:tr>
       <w:tr>
+        <w:trPr>
+          <w:cantSplit/>
+        </w:trPr>
         <w:tc>
           <w:tcPr>
             <w:tcW w:type="dxa" w:w="500"/>
@@ -14562,6 +15729,7 @@
                 <w:color w:val="000000"/>
                 <w:sz w:val="22"/>
                 <w:szCs w:val="22"/>
+                <w:lang w:val="fr-CH"/>
               </w:rPr>
               <w:t xml:space="preserve">1</w:t>
             </w:r>
@@ -14569,61 +15737,63 @@
         </w:tc>
         <w:tc>
           <w:tcPr>
-            <w:tcW w:type="dxa" w:w="3600"/>
-            <w:tcBorders>
-              <w:top w:val="single" w:color="CCCCCC" w:sz="1"/>
-              <w:left w:val="single" w:color="CCCCCC" w:sz="1"/>
-              <w:bottom w:val="single" w:color="CCCCCC" w:sz="1"/>
-              <w:right w:val="single" w:color="CCCCCC" w:sz="1"/>
-            </w:tcBorders>
-            <w:tcMar>
-              <w:top w:type="dxa" w:w="60"/>
-              <w:left w:type="dxa" w:w="100"/>
-              <w:bottom w:type="dxa" w:w="60"/>
-              <w:right w:type="dxa" w:w="100"/>
-            </w:tcMar>
-            <w:vAlign w:val="top"/>
-          </w:tcPr>
-          <w:p>
-            <w:r>
-              <w:rPr>
-                <w:rFonts w:ascii="Arial" w:cs="Arial" w:eastAsia="Arial" w:hAnsi="Arial"/>
-                <w:i w:val="false"/>
-                <w:iCs w:val="false"/>
-                <w:color w:val="000000"/>
-                <w:sz w:val="22"/>
-                <w:szCs w:val="22"/>
-              </w:rPr>
-              <w:t xml:space="preserve"/>
-            </w:r>
-          </w:p>
-        </w:tc>
-        <w:tc>
-          <w:tcPr>
-            <w:tcW w:type="dxa" w:w="1000"/>
-            <w:tcBorders>
-              <w:top w:val="single" w:color="CCCCCC" w:sz="1"/>
-              <w:left w:val="single" w:color="CCCCCC" w:sz="1"/>
-              <w:bottom w:val="single" w:color="CCCCCC" w:sz="1"/>
-              <w:right w:val="single" w:color="CCCCCC" w:sz="1"/>
-            </w:tcBorders>
-            <w:tcMar>
-              <w:top w:type="dxa" w:w="60"/>
-              <w:left w:type="dxa" w:w="100"/>
-              <w:bottom w:type="dxa" w:w="60"/>
-              <w:right w:type="dxa" w:w="100"/>
-            </w:tcMar>
-            <w:vAlign w:val="top"/>
-          </w:tcPr>
-          <w:p>
-            <w:r>
-              <w:rPr>
-                <w:rFonts w:ascii="Arial" w:cs="Arial" w:eastAsia="Arial" w:hAnsi="Arial"/>
-                <w:i w:val="false"/>
-                <w:iCs w:val="false"/>
-                <w:color w:val="000000"/>
-                <w:sz w:val="22"/>
-                <w:szCs w:val="22"/>
+            <w:tcW w:type="dxa" w:w="3300"/>
+            <w:tcBorders>
+              <w:top w:val="single" w:color="CCCCCC" w:sz="1"/>
+              <w:left w:val="single" w:color="CCCCCC" w:sz="1"/>
+              <w:bottom w:val="single" w:color="CCCCCC" w:sz="1"/>
+              <w:right w:val="single" w:color="CCCCCC" w:sz="1"/>
+            </w:tcBorders>
+            <w:tcMar>
+              <w:top w:type="dxa" w:w="60"/>
+              <w:left w:type="dxa" w:w="100"/>
+              <w:bottom w:type="dxa" w:w="60"/>
+              <w:right w:type="dxa" w:w="100"/>
+            </w:tcMar>
+            <w:vAlign w:val="top"/>
+          </w:tcPr>
+          <w:p>
+            <w:r>
+              <w:rPr>
+                <w:rFonts w:ascii="Arial" w:cs="Arial" w:eastAsia="Arial" w:hAnsi="Arial"/>
+                <w:i w:val="false"/>
+                <w:iCs w:val="false"/>
+                <w:color w:val="000000"/>
+                <w:sz w:val="22"/>
+                <w:szCs w:val="22"/>
+                <w:lang w:val="fr-CH"/>
+              </w:rPr>
+              <w:t xml:space="preserve"/>
+            </w:r>
+          </w:p>
+        </w:tc>
+        <w:tc>
+          <w:tcPr>
+            <w:tcW w:type="dxa" w:w="1300"/>
+            <w:tcBorders>
+              <w:top w:val="single" w:color="CCCCCC" w:sz="1"/>
+              <w:left w:val="single" w:color="CCCCCC" w:sz="1"/>
+              <w:bottom w:val="single" w:color="CCCCCC" w:sz="1"/>
+              <w:right w:val="single" w:color="CCCCCC" w:sz="1"/>
+            </w:tcBorders>
+            <w:tcMar>
+              <w:top w:type="dxa" w:w="60"/>
+              <w:left w:type="dxa" w:w="100"/>
+              <w:bottom w:type="dxa" w:w="60"/>
+              <w:right w:type="dxa" w:w="100"/>
+            </w:tcMar>
+            <w:vAlign w:val="top"/>
+          </w:tcPr>
+          <w:p>
+            <w:r>
+              <w:rPr>
+                <w:rFonts w:ascii="Arial" w:cs="Arial" w:eastAsia="Arial" w:hAnsi="Arial"/>
+                <w:i w:val="false"/>
+                <w:iCs w:val="false"/>
+                <w:color w:val="000000"/>
+                <w:sz w:val="22"/>
+                <w:szCs w:val="22"/>
+                <w:lang w:val="fr-CH"/>
               </w:rPr>
               <w:t xml:space="preserve"/>
             </w:r>
@@ -14655,6 +15825,7 @@
                 <w:color w:val="000000"/>
                 <w:sz w:val="22"/>
                 <w:szCs w:val="22"/>
+                <w:lang w:val="fr-CH"/>
               </w:rPr>
               <w:t xml:space="preserve"/>
             </w:r>
@@ -14686,6 +15857,7 @@
                 <w:color w:val="000000"/>
                 <w:sz w:val="22"/>
                 <w:szCs w:val="22"/>
+                <w:lang w:val="fr-CH"/>
               </w:rPr>
               <w:t xml:space="preserve"/>
             </w:r>
@@ -14717,6 +15889,7 @@
                 <w:color w:val="000000"/>
                 <w:sz w:val="22"/>
                 <w:szCs w:val="22"/>
+                <w:lang w:val="fr-CH"/>
               </w:rPr>
               <w:t xml:space="preserve"/>
             </w:r>
@@ -14724,6 +15897,9 @@
         </w:tc>
       </w:tr>
       <w:tr>
+        <w:trPr>
+          <w:cantSplit/>
+        </w:trPr>
         <w:tc>
           <w:tcPr>
             <w:tcW w:type="dxa" w:w="500"/>
@@ -14748,6 +15924,7 @@
                 <w:color w:val="000000"/>
                 <w:sz w:val="22"/>
                 <w:szCs w:val="22"/>
+                <w:lang w:val="fr-CH"/>
               </w:rPr>
               <w:t xml:space="preserve">2</w:t>
             </w:r>
@@ -14755,61 +15932,63 @@
         </w:tc>
         <w:tc>
           <w:tcPr>
-            <w:tcW w:type="dxa" w:w="3600"/>
-            <w:tcBorders>
-              <w:top w:val="single" w:color="CCCCCC" w:sz="1"/>
-              <w:left w:val="single" w:color="CCCCCC" w:sz="1"/>
-              <w:bottom w:val="single" w:color="CCCCCC" w:sz="1"/>
-              <w:right w:val="single" w:color="CCCCCC" w:sz="1"/>
-            </w:tcBorders>
-            <w:tcMar>
-              <w:top w:type="dxa" w:w="60"/>
-              <w:left w:type="dxa" w:w="100"/>
-              <w:bottom w:type="dxa" w:w="60"/>
-              <w:right w:type="dxa" w:w="100"/>
-            </w:tcMar>
-            <w:vAlign w:val="top"/>
-          </w:tcPr>
-          <w:p>
-            <w:r>
-              <w:rPr>
-                <w:rFonts w:ascii="Arial" w:cs="Arial" w:eastAsia="Arial" w:hAnsi="Arial"/>
-                <w:i w:val="false"/>
-                <w:iCs w:val="false"/>
-                <w:color w:val="000000"/>
-                <w:sz w:val="22"/>
-                <w:szCs w:val="22"/>
-              </w:rPr>
-              <w:t xml:space="preserve"/>
-            </w:r>
-          </w:p>
-        </w:tc>
-        <w:tc>
-          <w:tcPr>
-            <w:tcW w:type="dxa" w:w="1000"/>
-            <w:tcBorders>
-              <w:top w:val="single" w:color="CCCCCC" w:sz="1"/>
-              <w:left w:val="single" w:color="CCCCCC" w:sz="1"/>
-              <w:bottom w:val="single" w:color="CCCCCC" w:sz="1"/>
-              <w:right w:val="single" w:color="CCCCCC" w:sz="1"/>
-            </w:tcBorders>
-            <w:tcMar>
-              <w:top w:type="dxa" w:w="60"/>
-              <w:left w:type="dxa" w:w="100"/>
-              <w:bottom w:type="dxa" w:w="60"/>
-              <w:right w:type="dxa" w:w="100"/>
-            </w:tcMar>
-            <w:vAlign w:val="top"/>
-          </w:tcPr>
-          <w:p>
-            <w:r>
-              <w:rPr>
-                <w:rFonts w:ascii="Arial" w:cs="Arial" w:eastAsia="Arial" w:hAnsi="Arial"/>
-                <w:i w:val="false"/>
-                <w:iCs w:val="false"/>
-                <w:color w:val="000000"/>
-                <w:sz w:val="22"/>
-                <w:szCs w:val="22"/>
+            <w:tcW w:type="dxa" w:w="3300"/>
+            <w:tcBorders>
+              <w:top w:val="single" w:color="CCCCCC" w:sz="1"/>
+              <w:left w:val="single" w:color="CCCCCC" w:sz="1"/>
+              <w:bottom w:val="single" w:color="CCCCCC" w:sz="1"/>
+              <w:right w:val="single" w:color="CCCCCC" w:sz="1"/>
+            </w:tcBorders>
+            <w:tcMar>
+              <w:top w:type="dxa" w:w="60"/>
+              <w:left w:type="dxa" w:w="100"/>
+              <w:bottom w:type="dxa" w:w="60"/>
+              <w:right w:type="dxa" w:w="100"/>
+            </w:tcMar>
+            <w:vAlign w:val="top"/>
+          </w:tcPr>
+          <w:p>
+            <w:r>
+              <w:rPr>
+                <w:rFonts w:ascii="Arial" w:cs="Arial" w:eastAsia="Arial" w:hAnsi="Arial"/>
+                <w:i w:val="false"/>
+                <w:iCs w:val="false"/>
+                <w:color w:val="000000"/>
+                <w:sz w:val="22"/>
+                <w:szCs w:val="22"/>
+                <w:lang w:val="fr-CH"/>
+              </w:rPr>
+              <w:t xml:space="preserve"/>
+            </w:r>
+          </w:p>
+        </w:tc>
+        <w:tc>
+          <w:tcPr>
+            <w:tcW w:type="dxa" w:w="1300"/>
+            <w:tcBorders>
+              <w:top w:val="single" w:color="CCCCCC" w:sz="1"/>
+              <w:left w:val="single" w:color="CCCCCC" w:sz="1"/>
+              <w:bottom w:val="single" w:color="CCCCCC" w:sz="1"/>
+              <w:right w:val="single" w:color="CCCCCC" w:sz="1"/>
+            </w:tcBorders>
+            <w:tcMar>
+              <w:top w:type="dxa" w:w="60"/>
+              <w:left w:type="dxa" w:w="100"/>
+              <w:bottom w:type="dxa" w:w="60"/>
+              <w:right w:type="dxa" w:w="100"/>
+            </w:tcMar>
+            <w:vAlign w:val="top"/>
+          </w:tcPr>
+          <w:p>
+            <w:r>
+              <w:rPr>
+                <w:rFonts w:ascii="Arial" w:cs="Arial" w:eastAsia="Arial" w:hAnsi="Arial"/>
+                <w:i w:val="false"/>
+                <w:iCs w:val="false"/>
+                <w:color w:val="000000"/>
+                <w:sz w:val="22"/>
+                <w:szCs w:val="22"/>
+                <w:lang w:val="fr-CH"/>
               </w:rPr>
               <w:t xml:space="preserve"/>
             </w:r>
@@ -14841,6 +16020,7 @@
                 <w:color w:val="000000"/>
                 <w:sz w:val="22"/>
                 <w:szCs w:val="22"/>
+                <w:lang w:val="fr-CH"/>
               </w:rPr>
               <w:t xml:space="preserve"/>
             </w:r>
@@ -14872,6 +16052,7 @@
                 <w:color w:val="000000"/>
                 <w:sz w:val="22"/>
                 <w:szCs w:val="22"/>
+                <w:lang w:val="fr-CH"/>
               </w:rPr>
               <w:t xml:space="preserve"/>
             </w:r>
@@ -14903,6 +16084,7 @@
                 <w:color w:val="000000"/>
                 <w:sz w:val="22"/>
                 <w:szCs w:val="22"/>
+                <w:lang w:val="fr-CH"/>
               </w:rPr>
               <w:t xml:space="preserve"/>
             </w:r>
@@ -14910,6 +16092,9 @@
         </w:tc>
       </w:tr>
       <w:tr>
+        <w:trPr>
+          <w:cantSplit/>
+        </w:trPr>
         <w:tc>
           <w:tcPr>
             <w:tcW w:type="dxa" w:w="500"/>
@@ -14934,6 +16119,7 @@
                 <w:color w:val="000000"/>
                 <w:sz w:val="22"/>
                 <w:szCs w:val="22"/>
+                <w:lang w:val="fr-CH"/>
               </w:rPr>
               <w:t xml:space="preserve">3</w:t>
             </w:r>
@@ -14941,61 +16127,63 @@
         </w:tc>
         <w:tc>
           <w:tcPr>
-            <w:tcW w:type="dxa" w:w="3600"/>
-            <w:tcBorders>
-              <w:top w:val="single" w:color="CCCCCC" w:sz="1"/>
-              <w:left w:val="single" w:color="CCCCCC" w:sz="1"/>
-              <w:bottom w:val="single" w:color="CCCCCC" w:sz="1"/>
-              <w:right w:val="single" w:color="CCCCCC" w:sz="1"/>
-            </w:tcBorders>
-            <w:tcMar>
-              <w:top w:type="dxa" w:w="60"/>
-              <w:left w:type="dxa" w:w="100"/>
-              <w:bottom w:type="dxa" w:w="60"/>
-              <w:right w:type="dxa" w:w="100"/>
-            </w:tcMar>
-            <w:vAlign w:val="top"/>
-          </w:tcPr>
-          <w:p>
-            <w:r>
-              <w:rPr>
-                <w:rFonts w:ascii="Arial" w:cs="Arial" w:eastAsia="Arial" w:hAnsi="Arial"/>
-                <w:i w:val="false"/>
-                <w:iCs w:val="false"/>
-                <w:color w:val="000000"/>
-                <w:sz w:val="22"/>
-                <w:szCs w:val="22"/>
-              </w:rPr>
-              <w:t xml:space="preserve"/>
-            </w:r>
-          </w:p>
-        </w:tc>
-        <w:tc>
-          <w:tcPr>
-            <w:tcW w:type="dxa" w:w="1000"/>
-            <w:tcBorders>
-              <w:top w:val="single" w:color="CCCCCC" w:sz="1"/>
-              <w:left w:val="single" w:color="CCCCCC" w:sz="1"/>
-              <w:bottom w:val="single" w:color="CCCCCC" w:sz="1"/>
-              <w:right w:val="single" w:color="CCCCCC" w:sz="1"/>
-            </w:tcBorders>
-            <w:tcMar>
-              <w:top w:type="dxa" w:w="60"/>
-              <w:left w:type="dxa" w:w="100"/>
-              <w:bottom w:type="dxa" w:w="60"/>
-              <w:right w:type="dxa" w:w="100"/>
-            </w:tcMar>
-            <w:vAlign w:val="top"/>
-          </w:tcPr>
-          <w:p>
-            <w:r>
-              <w:rPr>
-                <w:rFonts w:ascii="Arial" w:cs="Arial" w:eastAsia="Arial" w:hAnsi="Arial"/>
-                <w:i w:val="false"/>
-                <w:iCs w:val="false"/>
-                <w:color w:val="000000"/>
-                <w:sz w:val="22"/>
-                <w:szCs w:val="22"/>
+            <w:tcW w:type="dxa" w:w="3300"/>
+            <w:tcBorders>
+              <w:top w:val="single" w:color="CCCCCC" w:sz="1"/>
+              <w:left w:val="single" w:color="CCCCCC" w:sz="1"/>
+              <w:bottom w:val="single" w:color="CCCCCC" w:sz="1"/>
+              <w:right w:val="single" w:color="CCCCCC" w:sz="1"/>
+            </w:tcBorders>
+            <w:tcMar>
+              <w:top w:type="dxa" w:w="60"/>
+              <w:left w:type="dxa" w:w="100"/>
+              <w:bottom w:type="dxa" w:w="60"/>
+              <w:right w:type="dxa" w:w="100"/>
+            </w:tcMar>
+            <w:vAlign w:val="top"/>
+          </w:tcPr>
+          <w:p>
+            <w:r>
+              <w:rPr>
+                <w:rFonts w:ascii="Arial" w:cs="Arial" w:eastAsia="Arial" w:hAnsi="Arial"/>
+                <w:i w:val="false"/>
+                <w:iCs w:val="false"/>
+                <w:color w:val="000000"/>
+                <w:sz w:val="22"/>
+                <w:szCs w:val="22"/>
+                <w:lang w:val="fr-CH"/>
+              </w:rPr>
+              <w:t xml:space="preserve"/>
+            </w:r>
+          </w:p>
+        </w:tc>
+        <w:tc>
+          <w:tcPr>
+            <w:tcW w:type="dxa" w:w="1300"/>
+            <w:tcBorders>
+              <w:top w:val="single" w:color="CCCCCC" w:sz="1"/>
+              <w:left w:val="single" w:color="CCCCCC" w:sz="1"/>
+              <w:bottom w:val="single" w:color="CCCCCC" w:sz="1"/>
+              <w:right w:val="single" w:color="CCCCCC" w:sz="1"/>
+            </w:tcBorders>
+            <w:tcMar>
+              <w:top w:type="dxa" w:w="60"/>
+              <w:left w:type="dxa" w:w="100"/>
+              <w:bottom w:type="dxa" w:w="60"/>
+              <w:right w:type="dxa" w:w="100"/>
+            </w:tcMar>
+            <w:vAlign w:val="top"/>
+          </w:tcPr>
+          <w:p>
+            <w:r>
+              <w:rPr>
+                <w:rFonts w:ascii="Arial" w:cs="Arial" w:eastAsia="Arial" w:hAnsi="Arial"/>
+                <w:i w:val="false"/>
+                <w:iCs w:val="false"/>
+                <w:color w:val="000000"/>
+                <w:sz w:val="22"/>
+                <w:szCs w:val="22"/>
+                <w:lang w:val="fr-CH"/>
               </w:rPr>
               <w:t xml:space="preserve"/>
             </w:r>
@@ -15027,6 +16215,7 @@
                 <w:color w:val="000000"/>
                 <w:sz w:val="22"/>
                 <w:szCs w:val="22"/>
+                <w:lang w:val="fr-CH"/>
               </w:rPr>
               <w:t xml:space="preserve"/>
             </w:r>
@@ -15058,6 +16247,7 @@
                 <w:color w:val="000000"/>
                 <w:sz w:val="22"/>
                 <w:szCs w:val="22"/>
+                <w:lang w:val="fr-CH"/>
               </w:rPr>
               <w:t xml:space="preserve"/>
             </w:r>
@@ -15089,6 +16279,7 @@
                 <w:color w:val="000000"/>
                 <w:sz w:val="22"/>
                 <w:szCs w:val="22"/>
+                <w:lang w:val="fr-CH"/>
               </w:rPr>
               <w:t xml:space="preserve"/>
             </w:r>
@@ -15096,6 +16287,9 @@
         </w:tc>
       </w:tr>
       <w:tr>
+        <w:trPr>
+          <w:cantSplit/>
+        </w:trPr>
         <w:tc>
           <w:tcPr>
             <w:tcW w:type="dxa" w:w="500"/>
@@ -15120,6 +16314,7 @@
                 <w:color w:val="000000"/>
                 <w:sz w:val="22"/>
                 <w:szCs w:val="22"/>
+                <w:lang w:val="fr-CH"/>
               </w:rPr>
               <w:t xml:space="preserve">4</w:t>
             </w:r>
@@ -15127,61 +16322,63 @@
         </w:tc>
         <w:tc>
           <w:tcPr>
-            <w:tcW w:type="dxa" w:w="3600"/>
-            <w:tcBorders>
-              <w:top w:val="single" w:color="CCCCCC" w:sz="1"/>
-              <w:left w:val="single" w:color="CCCCCC" w:sz="1"/>
-              <w:bottom w:val="single" w:color="CCCCCC" w:sz="1"/>
-              <w:right w:val="single" w:color="CCCCCC" w:sz="1"/>
-            </w:tcBorders>
-            <w:tcMar>
-              <w:top w:type="dxa" w:w="60"/>
-              <w:left w:type="dxa" w:w="100"/>
-              <w:bottom w:type="dxa" w:w="60"/>
-              <w:right w:type="dxa" w:w="100"/>
-            </w:tcMar>
-            <w:vAlign w:val="top"/>
-          </w:tcPr>
-          <w:p>
-            <w:r>
-              <w:rPr>
-                <w:rFonts w:ascii="Arial" w:cs="Arial" w:eastAsia="Arial" w:hAnsi="Arial"/>
-                <w:i w:val="false"/>
-                <w:iCs w:val="false"/>
-                <w:color w:val="000000"/>
-                <w:sz w:val="22"/>
-                <w:szCs w:val="22"/>
-              </w:rPr>
-              <w:t xml:space="preserve"/>
-            </w:r>
-          </w:p>
-        </w:tc>
-        <w:tc>
-          <w:tcPr>
-            <w:tcW w:type="dxa" w:w="1000"/>
-            <w:tcBorders>
-              <w:top w:val="single" w:color="CCCCCC" w:sz="1"/>
-              <w:left w:val="single" w:color="CCCCCC" w:sz="1"/>
-              <w:bottom w:val="single" w:color="CCCCCC" w:sz="1"/>
-              <w:right w:val="single" w:color="CCCCCC" w:sz="1"/>
-            </w:tcBorders>
-            <w:tcMar>
-              <w:top w:type="dxa" w:w="60"/>
-              <w:left w:type="dxa" w:w="100"/>
-              <w:bottom w:type="dxa" w:w="60"/>
-              <w:right w:type="dxa" w:w="100"/>
-            </w:tcMar>
-            <w:vAlign w:val="top"/>
-          </w:tcPr>
-          <w:p>
-            <w:r>
-              <w:rPr>
-                <w:rFonts w:ascii="Arial" w:cs="Arial" w:eastAsia="Arial" w:hAnsi="Arial"/>
-                <w:i w:val="false"/>
-                <w:iCs w:val="false"/>
-                <w:color w:val="000000"/>
-                <w:sz w:val="22"/>
-                <w:szCs w:val="22"/>
+            <w:tcW w:type="dxa" w:w="3300"/>
+            <w:tcBorders>
+              <w:top w:val="single" w:color="CCCCCC" w:sz="1"/>
+              <w:left w:val="single" w:color="CCCCCC" w:sz="1"/>
+              <w:bottom w:val="single" w:color="CCCCCC" w:sz="1"/>
+              <w:right w:val="single" w:color="CCCCCC" w:sz="1"/>
+            </w:tcBorders>
+            <w:tcMar>
+              <w:top w:type="dxa" w:w="60"/>
+              <w:left w:type="dxa" w:w="100"/>
+              <w:bottom w:type="dxa" w:w="60"/>
+              <w:right w:type="dxa" w:w="100"/>
+            </w:tcMar>
+            <w:vAlign w:val="top"/>
+          </w:tcPr>
+          <w:p>
+            <w:r>
+              <w:rPr>
+                <w:rFonts w:ascii="Arial" w:cs="Arial" w:eastAsia="Arial" w:hAnsi="Arial"/>
+                <w:i w:val="false"/>
+                <w:iCs w:val="false"/>
+                <w:color w:val="000000"/>
+                <w:sz w:val="22"/>
+                <w:szCs w:val="22"/>
+                <w:lang w:val="fr-CH"/>
+              </w:rPr>
+              <w:t xml:space="preserve"/>
+            </w:r>
+          </w:p>
+        </w:tc>
+        <w:tc>
+          <w:tcPr>
+            <w:tcW w:type="dxa" w:w="1300"/>
+            <w:tcBorders>
+              <w:top w:val="single" w:color="CCCCCC" w:sz="1"/>
+              <w:left w:val="single" w:color="CCCCCC" w:sz="1"/>
+              <w:bottom w:val="single" w:color="CCCCCC" w:sz="1"/>
+              <w:right w:val="single" w:color="CCCCCC" w:sz="1"/>
+            </w:tcBorders>
+            <w:tcMar>
+              <w:top w:type="dxa" w:w="60"/>
+              <w:left w:type="dxa" w:w="100"/>
+              <w:bottom w:type="dxa" w:w="60"/>
+              <w:right w:type="dxa" w:w="100"/>
+            </w:tcMar>
+            <w:vAlign w:val="top"/>
+          </w:tcPr>
+          <w:p>
+            <w:r>
+              <w:rPr>
+                <w:rFonts w:ascii="Arial" w:cs="Arial" w:eastAsia="Arial" w:hAnsi="Arial"/>
+                <w:i w:val="false"/>
+                <w:iCs w:val="false"/>
+                <w:color w:val="000000"/>
+                <w:sz w:val="22"/>
+                <w:szCs w:val="22"/>
+                <w:lang w:val="fr-CH"/>
               </w:rPr>
               <w:t xml:space="preserve"/>
             </w:r>
@@ -15213,6 +16410,7 @@
                 <w:color w:val="000000"/>
                 <w:sz w:val="22"/>
                 <w:szCs w:val="22"/>
+                <w:lang w:val="fr-CH"/>
               </w:rPr>
               <w:t xml:space="preserve"/>
             </w:r>
@@ -15244,6 +16442,7 @@
                 <w:color w:val="000000"/>
                 <w:sz w:val="22"/>
                 <w:szCs w:val="22"/>
+                <w:lang w:val="fr-CH"/>
               </w:rPr>
               <w:t xml:space="preserve"/>
             </w:r>
@@ -15275,6 +16474,7 @@
                 <w:color w:val="000000"/>
                 <w:sz w:val="22"/>
                 <w:szCs w:val="22"/>
+                <w:lang w:val="fr-CH"/>
               </w:rPr>
               <w:t xml:space="preserve"/>
             </w:r>
@@ -15282,6 +16482,9 @@
         </w:tc>
       </w:tr>
       <w:tr>
+        <w:trPr>
+          <w:cantSplit/>
+        </w:trPr>
         <w:tc>
           <w:tcPr>
             <w:tcW w:type="dxa" w:w="500"/>
@@ -15306,6 +16509,7 @@
                 <w:color w:val="000000"/>
                 <w:sz w:val="22"/>
                 <w:szCs w:val="22"/>
+                <w:lang w:val="fr-CH"/>
               </w:rPr>
               <w:t xml:space="preserve">5</w:t>
             </w:r>
@@ -15313,61 +16517,63 @@
         </w:tc>
         <w:tc>
           <w:tcPr>
-            <w:tcW w:type="dxa" w:w="3600"/>
-            <w:tcBorders>
-              <w:top w:val="single" w:color="CCCCCC" w:sz="1"/>
-              <w:left w:val="single" w:color="CCCCCC" w:sz="1"/>
-              <w:bottom w:val="single" w:color="CCCCCC" w:sz="1"/>
-              <w:right w:val="single" w:color="CCCCCC" w:sz="1"/>
-            </w:tcBorders>
-            <w:tcMar>
-              <w:top w:type="dxa" w:w="60"/>
-              <w:left w:type="dxa" w:w="100"/>
-              <w:bottom w:type="dxa" w:w="60"/>
-              <w:right w:type="dxa" w:w="100"/>
-            </w:tcMar>
-            <w:vAlign w:val="top"/>
-          </w:tcPr>
-          <w:p>
-            <w:r>
-              <w:rPr>
-                <w:rFonts w:ascii="Arial" w:cs="Arial" w:eastAsia="Arial" w:hAnsi="Arial"/>
-                <w:i w:val="false"/>
-                <w:iCs w:val="false"/>
-                <w:color w:val="000000"/>
-                <w:sz w:val="22"/>
-                <w:szCs w:val="22"/>
-              </w:rPr>
-              <w:t xml:space="preserve"/>
-            </w:r>
-          </w:p>
-        </w:tc>
-        <w:tc>
-          <w:tcPr>
-            <w:tcW w:type="dxa" w:w="1000"/>
-            <w:tcBorders>
-              <w:top w:val="single" w:color="CCCCCC" w:sz="1"/>
-              <w:left w:val="single" w:color="CCCCCC" w:sz="1"/>
-              <w:bottom w:val="single" w:color="CCCCCC" w:sz="1"/>
-              <w:right w:val="single" w:color="CCCCCC" w:sz="1"/>
-            </w:tcBorders>
-            <w:tcMar>
-              <w:top w:type="dxa" w:w="60"/>
-              <w:left w:type="dxa" w:w="100"/>
-              <w:bottom w:type="dxa" w:w="60"/>
-              <w:right w:type="dxa" w:w="100"/>
-            </w:tcMar>
-            <w:vAlign w:val="top"/>
-          </w:tcPr>
-          <w:p>
-            <w:r>
-              <w:rPr>
-                <w:rFonts w:ascii="Arial" w:cs="Arial" w:eastAsia="Arial" w:hAnsi="Arial"/>
-                <w:i w:val="false"/>
-                <w:iCs w:val="false"/>
-                <w:color w:val="000000"/>
-                <w:sz w:val="22"/>
-                <w:szCs w:val="22"/>
+            <w:tcW w:type="dxa" w:w="3300"/>
+            <w:tcBorders>
+              <w:top w:val="single" w:color="CCCCCC" w:sz="1"/>
+              <w:left w:val="single" w:color="CCCCCC" w:sz="1"/>
+              <w:bottom w:val="single" w:color="CCCCCC" w:sz="1"/>
+              <w:right w:val="single" w:color="CCCCCC" w:sz="1"/>
+            </w:tcBorders>
+            <w:tcMar>
+              <w:top w:type="dxa" w:w="60"/>
+              <w:left w:type="dxa" w:w="100"/>
+              <w:bottom w:type="dxa" w:w="60"/>
+              <w:right w:type="dxa" w:w="100"/>
+            </w:tcMar>
+            <w:vAlign w:val="top"/>
+          </w:tcPr>
+          <w:p>
+            <w:r>
+              <w:rPr>
+                <w:rFonts w:ascii="Arial" w:cs="Arial" w:eastAsia="Arial" w:hAnsi="Arial"/>
+                <w:i w:val="false"/>
+                <w:iCs w:val="false"/>
+                <w:color w:val="000000"/>
+                <w:sz w:val="22"/>
+                <w:szCs w:val="22"/>
+                <w:lang w:val="fr-CH"/>
+              </w:rPr>
+              <w:t xml:space="preserve"/>
+            </w:r>
+          </w:p>
+        </w:tc>
+        <w:tc>
+          <w:tcPr>
+            <w:tcW w:type="dxa" w:w="1300"/>
+            <w:tcBorders>
+              <w:top w:val="single" w:color="CCCCCC" w:sz="1"/>
+              <w:left w:val="single" w:color="CCCCCC" w:sz="1"/>
+              <w:bottom w:val="single" w:color="CCCCCC" w:sz="1"/>
+              <w:right w:val="single" w:color="CCCCCC" w:sz="1"/>
+            </w:tcBorders>
+            <w:tcMar>
+              <w:top w:type="dxa" w:w="60"/>
+              <w:left w:type="dxa" w:w="100"/>
+              <w:bottom w:type="dxa" w:w="60"/>
+              <w:right w:type="dxa" w:w="100"/>
+            </w:tcMar>
+            <w:vAlign w:val="top"/>
+          </w:tcPr>
+          <w:p>
+            <w:r>
+              <w:rPr>
+                <w:rFonts w:ascii="Arial" w:cs="Arial" w:eastAsia="Arial" w:hAnsi="Arial"/>
+                <w:i w:val="false"/>
+                <w:iCs w:val="false"/>
+                <w:color w:val="000000"/>
+                <w:sz w:val="22"/>
+                <w:szCs w:val="22"/>
+                <w:lang w:val="fr-CH"/>
               </w:rPr>
               <w:t xml:space="preserve"/>
             </w:r>
@@ -15399,6 +16605,7 @@
                 <w:color w:val="000000"/>
                 <w:sz w:val="22"/>
                 <w:szCs w:val="22"/>
+                <w:lang w:val="fr-CH"/>
               </w:rPr>
               <w:t xml:space="preserve"/>
             </w:r>
@@ -15430,6 +16637,7 @@
                 <w:color w:val="000000"/>
                 <w:sz w:val="22"/>
                 <w:szCs w:val="22"/>
+                <w:lang w:val="fr-CH"/>
               </w:rPr>
               <w:t xml:space="preserve"/>
             </w:r>
@@ -15461,6 +16669,7 @@
                 <w:color w:val="000000"/>
                 <w:sz w:val="22"/>
                 <w:szCs w:val="22"/>
+                <w:lang w:val="fr-CH"/>
               </w:rPr>
               <w:t xml:space="preserve"/>
             </w:r>
@@ -15468,6 +16677,9 @@
         </w:tc>
       </w:tr>
       <w:tr>
+        <w:trPr>
+          <w:cantSplit/>
+        </w:trPr>
         <w:tc>
           <w:tcPr>
             <w:tcW w:type="dxa" w:w="500"/>
@@ -15492,6 +16704,7 @@
                 <w:color w:val="000000"/>
                 <w:sz w:val="22"/>
                 <w:szCs w:val="22"/>
+                <w:lang w:val="fr-CH"/>
               </w:rPr>
               <w:t xml:space="preserve">6</w:t>
             </w:r>
@@ -15499,61 +16712,63 @@
         </w:tc>
         <w:tc>
           <w:tcPr>
-            <w:tcW w:type="dxa" w:w="3600"/>
-            <w:tcBorders>
-              <w:top w:val="single" w:color="CCCCCC" w:sz="1"/>
-              <w:left w:val="single" w:color="CCCCCC" w:sz="1"/>
-              <w:bottom w:val="single" w:color="CCCCCC" w:sz="1"/>
-              <w:right w:val="single" w:color="CCCCCC" w:sz="1"/>
-            </w:tcBorders>
-            <w:tcMar>
-              <w:top w:type="dxa" w:w="60"/>
-              <w:left w:type="dxa" w:w="100"/>
-              <w:bottom w:type="dxa" w:w="60"/>
-              <w:right w:type="dxa" w:w="100"/>
-            </w:tcMar>
-            <w:vAlign w:val="top"/>
-          </w:tcPr>
-          <w:p>
-            <w:r>
-              <w:rPr>
-                <w:rFonts w:ascii="Arial" w:cs="Arial" w:eastAsia="Arial" w:hAnsi="Arial"/>
-                <w:i w:val="false"/>
-                <w:iCs w:val="false"/>
-                <w:color w:val="000000"/>
-                <w:sz w:val="22"/>
-                <w:szCs w:val="22"/>
-              </w:rPr>
-              <w:t xml:space="preserve"/>
-            </w:r>
-          </w:p>
-        </w:tc>
-        <w:tc>
-          <w:tcPr>
-            <w:tcW w:type="dxa" w:w="1000"/>
-            <w:tcBorders>
-              <w:top w:val="single" w:color="CCCCCC" w:sz="1"/>
-              <w:left w:val="single" w:color="CCCCCC" w:sz="1"/>
-              <w:bottom w:val="single" w:color="CCCCCC" w:sz="1"/>
-              <w:right w:val="single" w:color="CCCCCC" w:sz="1"/>
-            </w:tcBorders>
-            <w:tcMar>
-              <w:top w:type="dxa" w:w="60"/>
-              <w:left w:type="dxa" w:w="100"/>
-              <w:bottom w:type="dxa" w:w="60"/>
-              <w:right w:type="dxa" w:w="100"/>
-            </w:tcMar>
-            <w:vAlign w:val="top"/>
-          </w:tcPr>
-          <w:p>
-            <w:r>
-              <w:rPr>
-                <w:rFonts w:ascii="Arial" w:cs="Arial" w:eastAsia="Arial" w:hAnsi="Arial"/>
-                <w:i w:val="false"/>
-                <w:iCs w:val="false"/>
-                <w:color w:val="000000"/>
-                <w:sz w:val="22"/>
-                <w:szCs w:val="22"/>
+            <w:tcW w:type="dxa" w:w="3300"/>
+            <w:tcBorders>
+              <w:top w:val="single" w:color="CCCCCC" w:sz="1"/>
+              <w:left w:val="single" w:color="CCCCCC" w:sz="1"/>
+              <w:bottom w:val="single" w:color="CCCCCC" w:sz="1"/>
+              <w:right w:val="single" w:color="CCCCCC" w:sz="1"/>
+            </w:tcBorders>
+            <w:tcMar>
+              <w:top w:type="dxa" w:w="60"/>
+              <w:left w:type="dxa" w:w="100"/>
+              <w:bottom w:type="dxa" w:w="60"/>
+              <w:right w:type="dxa" w:w="100"/>
+            </w:tcMar>
+            <w:vAlign w:val="top"/>
+          </w:tcPr>
+          <w:p>
+            <w:r>
+              <w:rPr>
+                <w:rFonts w:ascii="Arial" w:cs="Arial" w:eastAsia="Arial" w:hAnsi="Arial"/>
+                <w:i w:val="false"/>
+                <w:iCs w:val="false"/>
+                <w:color w:val="000000"/>
+                <w:sz w:val="22"/>
+                <w:szCs w:val="22"/>
+                <w:lang w:val="fr-CH"/>
+              </w:rPr>
+              <w:t xml:space="preserve"/>
+            </w:r>
+          </w:p>
+        </w:tc>
+        <w:tc>
+          <w:tcPr>
+            <w:tcW w:type="dxa" w:w="1300"/>
+            <w:tcBorders>
+              <w:top w:val="single" w:color="CCCCCC" w:sz="1"/>
+              <w:left w:val="single" w:color="CCCCCC" w:sz="1"/>
+              <w:bottom w:val="single" w:color="CCCCCC" w:sz="1"/>
+              <w:right w:val="single" w:color="CCCCCC" w:sz="1"/>
+            </w:tcBorders>
+            <w:tcMar>
+              <w:top w:type="dxa" w:w="60"/>
+              <w:left w:type="dxa" w:w="100"/>
+              <w:bottom w:type="dxa" w:w="60"/>
+              <w:right w:type="dxa" w:w="100"/>
+            </w:tcMar>
+            <w:vAlign w:val="top"/>
+          </w:tcPr>
+          <w:p>
+            <w:r>
+              <w:rPr>
+                <w:rFonts w:ascii="Arial" w:cs="Arial" w:eastAsia="Arial" w:hAnsi="Arial"/>
+                <w:i w:val="false"/>
+                <w:iCs w:val="false"/>
+                <w:color w:val="000000"/>
+                <w:sz w:val="22"/>
+                <w:szCs w:val="22"/>
+                <w:lang w:val="fr-CH"/>
               </w:rPr>
               <w:t xml:space="preserve"/>
             </w:r>
@@ -15585,6 +16800,7 @@
                 <w:color w:val="000000"/>
                 <w:sz w:val="22"/>
                 <w:szCs w:val="22"/>
+                <w:lang w:val="fr-CH"/>
               </w:rPr>
               <w:t xml:space="preserve"/>
             </w:r>
@@ -15616,6 +16832,7 @@
                 <w:color w:val="000000"/>
                 <w:sz w:val="22"/>
                 <w:szCs w:val="22"/>
+                <w:lang w:val="fr-CH"/>
               </w:rPr>
               <w:t xml:space="preserve"/>
             </w:r>
@@ -15647,6 +16864,7 @@
                 <w:color w:val="000000"/>
                 <w:sz w:val="22"/>
                 <w:szCs w:val="22"/>
+                <w:lang w:val="fr-CH"/>
               </w:rPr>
               <w:t xml:space="preserve"/>
             </w:r>
@@ -15654,6 +16872,9 @@
         </w:tc>
       </w:tr>
       <w:tr>
+        <w:trPr>
+          <w:cantSplit/>
+        </w:trPr>
         <w:tc>
           <w:tcPr>
             <w:tcW w:type="dxa" w:w="500"/>
@@ -15678,6 +16899,7 @@
                 <w:color w:val="000000"/>
                 <w:sz w:val="22"/>
                 <w:szCs w:val="22"/>
+                <w:lang w:val="fr-CH"/>
               </w:rPr>
               <w:t xml:space="preserve">7</w:t>
             </w:r>
@@ -15685,61 +16907,63 @@
         </w:tc>
         <w:tc>
           <w:tcPr>
-            <w:tcW w:type="dxa" w:w="3600"/>
-            <w:tcBorders>
-              <w:top w:val="single" w:color="CCCCCC" w:sz="1"/>
-              <w:left w:val="single" w:color="CCCCCC" w:sz="1"/>
-              <w:bottom w:val="single" w:color="CCCCCC" w:sz="1"/>
-              <w:right w:val="single" w:color="CCCCCC" w:sz="1"/>
-            </w:tcBorders>
-            <w:tcMar>
-              <w:top w:type="dxa" w:w="60"/>
-              <w:left w:type="dxa" w:w="100"/>
-              <w:bottom w:type="dxa" w:w="60"/>
-              <w:right w:type="dxa" w:w="100"/>
-            </w:tcMar>
-            <w:vAlign w:val="top"/>
-          </w:tcPr>
-          <w:p>
-            <w:r>
-              <w:rPr>
-                <w:rFonts w:ascii="Arial" w:cs="Arial" w:eastAsia="Arial" w:hAnsi="Arial"/>
-                <w:i w:val="false"/>
-                <w:iCs w:val="false"/>
-                <w:color w:val="000000"/>
-                <w:sz w:val="22"/>
-                <w:szCs w:val="22"/>
-              </w:rPr>
-              <w:t xml:space="preserve"/>
-            </w:r>
-          </w:p>
-        </w:tc>
-        <w:tc>
-          <w:tcPr>
-            <w:tcW w:type="dxa" w:w="1000"/>
-            <w:tcBorders>
-              <w:top w:val="single" w:color="CCCCCC" w:sz="1"/>
-              <w:left w:val="single" w:color="CCCCCC" w:sz="1"/>
-              <w:bottom w:val="single" w:color="CCCCCC" w:sz="1"/>
-              <w:right w:val="single" w:color="CCCCCC" w:sz="1"/>
-            </w:tcBorders>
-            <w:tcMar>
-              <w:top w:type="dxa" w:w="60"/>
-              <w:left w:type="dxa" w:w="100"/>
-              <w:bottom w:type="dxa" w:w="60"/>
-              <w:right w:type="dxa" w:w="100"/>
-            </w:tcMar>
-            <w:vAlign w:val="top"/>
-          </w:tcPr>
-          <w:p>
-            <w:r>
-              <w:rPr>
-                <w:rFonts w:ascii="Arial" w:cs="Arial" w:eastAsia="Arial" w:hAnsi="Arial"/>
-                <w:i w:val="false"/>
-                <w:iCs w:val="false"/>
-                <w:color w:val="000000"/>
-                <w:sz w:val="22"/>
-                <w:szCs w:val="22"/>
+            <w:tcW w:type="dxa" w:w="3300"/>
+            <w:tcBorders>
+              <w:top w:val="single" w:color="CCCCCC" w:sz="1"/>
+              <w:left w:val="single" w:color="CCCCCC" w:sz="1"/>
+              <w:bottom w:val="single" w:color="CCCCCC" w:sz="1"/>
+              <w:right w:val="single" w:color="CCCCCC" w:sz="1"/>
+            </w:tcBorders>
+            <w:tcMar>
+              <w:top w:type="dxa" w:w="60"/>
+              <w:left w:type="dxa" w:w="100"/>
+              <w:bottom w:type="dxa" w:w="60"/>
+              <w:right w:type="dxa" w:w="100"/>
+            </w:tcMar>
+            <w:vAlign w:val="top"/>
+          </w:tcPr>
+          <w:p>
+            <w:r>
+              <w:rPr>
+                <w:rFonts w:ascii="Arial" w:cs="Arial" w:eastAsia="Arial" w:hAnsi="Arial"/>
+                <w:i w:val="false"/>
+                <w:iCs w:val="false"/>
+                <w:color w:val="000000"/>
+                <w:sz w:val="22"/>
+                <w:szCs w:val="22"/>
+                <w:lang w:val="fr-CH"/>
+              </w:rPr>
+              <w:t xml:space="preserve"/>
+            </w:r>
+          </w:p>
+        </w:tc>
+        <w:tc>
+          <w:tcPr>
+            <w:tcW w:type="dxa" w:w="1300"/>
+            <w:tcBorders>
+              <w:top w:val="single" w:color="CCCCCC" w:sz="1"/>
+              <w:left w:val="single" w:color="CCCCCC" w:sz="1"/>
+              <w:bottom w:val="single" w:color="CCCCCC" w:sz="1"/>
+              <w:right w:val="single" w:color="CCCCCC" w:sz="1"/>
+            </w:tcBorders>
+            <w:tcMar>
+              <w:top w:type="dxa" w:w="60"/>
+              <w:left w:type="dxa" w:w="100"/>
+              <w:bottom w:type="dxa" w:w="60"/>
+              <w:right w:type="dxa" w:w="100"/>
+            </w:tcMar>
+            <w:vAlign w:val="top"/>
+          </w:tcPr>
+          <w:p>
+            <w:r>
+              <w:rPr>
+                <w:rFonts w:ascii="Arial" w:cs="Arial" w:eastAsia="Arial" w:hAnsi="Arial"/>
+                <w:i w:val="false"/>
+                <w:iCs w:val="false"/>
+                <w:color w:val="000000"/>
+                <w:sz w:val="22"/>
+                <w:szCs w:val="22"/>
+                <w:lang w:val="fr-CH"/>
               </w:rPr>
               <w:t xml:space="preserve"/>
             </w:r>
@@ -15771,6 +16995,7 @@
                 <w:color w:val="000000"/>
                 <w:sz w:val="22"/>
                 <w:szCs w:val="22"/>
+                <w:lang w:val="fr-CH"/>
               </w:rPr>
               <w:t xml:space="preserve"/>
             </w:r>
@@ -15802,6 +17027,7 @@
                 <w:color w:val="000000"/>
                 <w:sz w:val="22"/>
                 <w:szCs w:val="22"/>
+                <w:lang w:val="fr-CH"/>
               </w:rPr>
               <w:t xml:space="preserve"/>
             </w:r>
@@ -15833,6 +17059,7 @@
                 <w:color w:val="000000"/>
                 <w:sz w:val="22"/>
                 <w:szCs w:val="22"/>
+                <w:lang w:val="fr-CH"/>
               </w:rPr>
               <w:t xml:space="preserve"/>
             </w:r>
@@ -15840,6 +17067,9 @@
         </w:tc>
       </w:tr>
       <w:tr>
+        <w:trPr>
+          <w:cantSplit/>
+        </w:trPr>
         <w:tc>
           <w:tcPr>
             <w:tcW w:type="dxa" w:w="500"/>
@@ -15864,6 +17094,7 @@
                 <w:color w:val="000000"/>
                 <w:sz w:val="22"/>
                 <w:szCs w:val="22"/>
+                <w:lang w:val="fr-CH"/>
               </w:rPr>
               <w:t xml:space="preserve">8</w:t>
             </w:r>
@@ -15871,61 +17102,63 @@
         </w:tc>
         <w:tc>
           <w:tcPr>
-            <w:tcW w:type="dxa" w:w="3600"/>
-            <w:tcBorders>
-              <w:top w:val="single" w:color="CCCCCC" w:sz="1"/>
-              <w:left w:val="single" w:color="CCCCCC" w:sz="1"/>
-              <w:bottom w:val="single" w:color="CCCCCC" w:sz="1"/>
-              <w:right w:val="single" w:color="CCCCCC" w:sz="1"/>
-            </w:tcBorders>
-            <w:tcMar>
-              <w:top w:type="dxa" w:w="60"/>
-              <w:left w:type="dxa" w:w="100"/>
-              <w:bottom w:type="dxa" w:w="60"/>
-              <w:right w:type="dxa" w:w="100"/>
-            </w:tcMar>
-            <w:vAlign w:val="top"/>
-          </w:tcPr>
-          <w:p>
-            <w:r>
-              <w:rPr>
-                <w:rFonts w:ascii="Arial" w:cs="Arial" w:eastAsia="Arial" w:hAnsi="Arial"/>
-                <w:i w:val="false"/>
-                <w:iCs w:val="false"/>
-                <w:color w:val="000000"/>
-                <w:sz w:val="22"/>
-                <w:szCs w:val="22"/>
-              </w:rPr>
-              <w:t xml:space="preserve"/>
-            </w:r>
-          </w:p>
-        </w:tc>
-        <w:tc>
-          <w:tcPr>
-            <w:tcW w:type="dxa" w:w="1000"/>
-            <w:tcBorders>
-              <w:top w:val="single" w:color="CCCCCC" w:sz="1"/>
-              <w:left w:val="single" w:color="CCCCCC" w:sz="1"/>
-              <w:bottom w:val="single" w:color="CCCCCC" w:sz="1"/>
-              <w:right w:val="single" w:color="CCCCCC" w:sz="1"/>
-            </w:tcBorders>
-            <w:tcMar>
-              <w:top w:type="dxa" w:w="60"/>
-              <w:left w:type="dxa" w:w="100"/>
-              <w:bottom w:type="dxa" w:w="60"/>
-              <w:right w:type="dxa" w:w="100"/>
-            </w:tcMar>
-            <w:vAlign w:val="top"/>
-          </w:tcPr>
-          <w:p>
-            <w:r>
-              <w:rPr>
-                <w:rFonts w:ascii="Arial" w:cs="Arial" w:eastAsia="Arial" w:hAnsi="Arial"/>
-                <w:i w:val="false"/>
-                <w:iCs w:val="false"/>
-                <w:color w:val="000000"/>
-                <w:sz w:val="22"/>
-                <w:szCs w:val="22"/>
+            <w:tcW w:type="dxa" w:w="3300"/>
+            <w:tcBorders>
+              <w:top w:val="single" w:color="CCCCCC" w:sz="1"/>
+              <w:left w:val="single" w:color="CCCCCC" w:sz="1"/>
+              <w:bottom w:val="single" w:color="CCCCCC" w:sz="1"/>
+              <w:right w:val="single" w:color="CCCCCC" w:sz="1"/>
+            </w:tcBorders>
+            <w:tcMar>
+              <w:top w:type="dxa" w:w="60"/>
+              <w:left w:type="dxa" w:w="100"/>
+              <w:bottom w:type="dxa" w:w="60"/>
+              <w:right w:type="dxa" w:w="100"/>
+            </w:tcMar>
+            <w:vAlign w:val="top"/>
+          </w:tcPr>
+          <w:p>
+            <w:r>
+              <w:rPr>
+                <w:rFonts w:ascii="Arial" w:cs="Arial" w:eastAsia="Arial" w:hAnsi="Arial"/>
+                <w:i w:val="false"/>
+                <w:iCs w:val="false"/>
+                <w:color w:val="000000"/>
+                <w:sz w:val="22"/>
+                <w:szCs w:val="22"/>
+                <w:lang w:val="fr-CH"/>
+              </w:rPr>
+              <w:t xml:space="preserve"/>
+            </w:r>
+          </w:p>
+        </w:tc>
+        <w:tc>
+          <w:tcPr>
+            <w:tcW w:type="dxa" w:w="1300"/>
+            <w:tcBorders>
+              <w:top w:val="single" w:color="CCCCCC" w:sz="1"/>
+              <w:left w:val="single" w:color="CCCCCC" w:sz="1"/>
+              <w:bottom w:val="single" w:color="CCCCCC" w:sz="1"/>
+              <w:right w:val="single" w:color="CCCCCC" w:sz="1"/>
+            </w:tcBorders>
+            <w:tcMar>
+              <w:top w:type="dxa" w:w="60"/>
+              <w:left w:type="dxa" w:w="100"/>
+              <w:bottom w:type="dxa" w:w="60"/>
+              <w:right w:type="dxa" w:w="100"/>
+            </w:tcMar>
+            <w:vAlign w:val="top"/>
+          </w:tcPr>
+          <w:p>
+            <w:r>
+              <w:rPr>
+                <w:rFonts w:ascii="Arial" w:cs="Arial" w:eastAsia="Arial" w:hAnsi="Arial"/>
+                <w:i w:val="false"/>
+                <w:iCs w:val="false"/>
+                <w:color w:val="000000"/>
+                <w:sz w:val="22"/>
+                <w:szCs w:val="22"/>
+                <w:lang w:val="fr-CH"/>
               </w:rPr>
               <w:t xml:space="preserve"/>
             </w:r>
@@ -15957,6 +17190,7 @@
                 <w:color w:val="000000"/>
                 <w:sz w:val="22"/>
                 <w:szCs w:val="22"/>
+                <w:lang w:val="fr-CH"/>
               </w:rPr>
               <w:t xml:space="preserve"/>
             </w:r>
@@ -15988,6 +17222,7 @@
                 <w:color w:val="000000"/>
                 <w:sz w:val="22"/>
                 <w:szCs w:val="22"/>
+                <w:lang w:val="fr-CH"/>
               </w:rPr>
               <w:t xml:space="preserve"/>
             </w:r>
@@ -16019,6 +17254,7 @@
                 <w:color w:val="000000"/>
                 <w:sz w:val="22"/>
                 <w:szCs w:val="22"/>
+                <w:lang w:val="fr-CH"/>
               </w:rPr>
               <w:t xml:space="preserve"/>
             </w:r>
@@ -16033,6 +17269,7 @@
           <w:color w:val="000000"/>
           <w:sz w:val="6"/>
           <w:szCs w:val="6"/>
+          <w:lang w:val="fr-CH"/>
         </w:rPr>
         <w:t xml:space="preserve"/>
       </w:r>
@@ -16053,6 +17290,9 @@
         <w:gridCol w:w="10466"/>
       </w:tblGrid>
       <w:tr>
+        <w:trPr>
+          <w:cantSplit/>
+        </w:trPr>
         <w:tc>
           <w:tcPr>
             <w:tcW w:type="dxa" w:w="10466"/>
@@ -16080,8 +17320,9 @@
                 <w:color w:val="666666"/>
                 <w:sz w:val="22"/>
                 <w:szCs w:val="22"/>
-              </w:rPr>
-              <w:t xml:space="preserve">Cette enquête est un outil d’apprentissage, pas une recherche de coupables.</w:t>
+                <w:lang w:val="fr-CH"/>
+              </w:rPr>
+              <w:t xml:space="preserve">Consigner les dangers identifiés, les causes contributives, les mesures convenues et les résultats des contrôles d’efficacité.</w:t>
             </w:r>
             <w:r>
               <w:rPr>
@@ -16091,8 +17332,9 @@
                 <w:color w:val="666666"/>
                 <w:sz w:val="22"/>
                 <w:szCs w:val="22"/>
-              </w:rPr>
-              <w:t xml:space="preserve"> Elle crée une trace vérifiable que les dangers ont été identifiés, les causes analysées et des mesures efficaces définies.</w:t>
+                <w:lang w:val="fr-CH"/>
+              </w:rPr>
+              <w:t xml:space="preserve"/>
             </w:r>
           </w:p>
           <w:p>
@@ -16102,6 +17344,7 @@
                 <w:color w:val="000000"/>
                 <w:sz w:val="6"/>
                 <w:szCs w:val="6"/>
+                <w:lang w:val="fr-CH"/>
               </w:rPr>
               <w:t xml:space="preserve"/>
             </w:r>
@@ -16115,8 +17358,9 @@
                 <w:color w:val="666666"/>
                 <w:sz w:val="22"/>
                 <w:szCs w:val="22"/>
-              </w:rPr>
-              <w:t xml:space="preserve">Conserver au minimum 5 ans. Partager les leçons apprises avec toutes les équipes concernées.</w:t>
+                <w:lang w:val="fr-CH"/>
+              </w:rPr>
+              <w:t xml:space="preserve">Conserver au moins 5 ans. Partager les constats avec toutes les équipes concernées.</w:t>
             </w:r>
           </w:p>
         </w:tc>
@@ -16154,7 +17398,7 @@
         <w:sz w:val="18"/>
         <w:szCs w:val="18"/>
       </w:rPr>
-      <w:t xml:space="preserve">Enquête d’événement v1.0</w:t>
+      <w:t xml:space="preserve">Analyse d’événement v1.0</w:t>
     </w:r>
     <w:r>
       <w:rPr>
@@ -16215,7 +17459,7 @@
         <w:sz w:val="18"/>
         <w:szCs w:val="18"/>
       </w:rPr>
-      <w:t xml:space="preserve">Formulaire d’enquête v1.0</w:t>
+      <w:t xml:space="preserve">Formulaire d’analyse d’événement v1.0</w:t>
     </w:r>
     <w:r>
       <w:rPr>
@@ -16311,7 +17555,7 @@
         <w:sz w:val="18"/>
         <w:szCs w:val="18"/>
       </w:rPr>
-      <w:t xml:space="preserve">[Nom de l’entreprise]</w:t>
+      <w:t xml:space="preserve">[Nom de l’entreprise]  |  Analyse d’événement</w:t>
     </w:r>
     <w:r>
       <w:rPr>
@@ -16320,7 +17564,7 @@
         <w:sz w:val="18"/>
         <w:szCs w:val="18"/>
       </w:rPr>
-      <w:t xml:space="preserve">  |  </w:t>
+      <w:t xml:space="preserve"/>
     </w:r>
     <w:r>
       <w:rPr>
@@ -16329,7 +17573,7 @@
         <w:sz w:val="18"/>
         <w:szCs w:val="18"/>
       </w:rPr>
-      <w:t xml:space="preserve">Enquête d’événement</w:t>
+      <w:t xml:space="preserve"/>
     </w:r>
   </w:p>
 </w:hdr>
@@ -16349,7 +17593,7 @@
         <w:sz w:val="18"/>
         <w:szCs w:val="18"/>
       </w:rPr>
-      <w:t xml:space="preserve">[Nom de l’entreprise]</w:t>
+      <w:t xml:space="preserve">[Nom de l’entreprise]  |  Analyse d’événement</w:t>
     </w:r>
     <w:r>
       <w:rPr>
@@ -16358,7 +17602,7 @@
         <w:sz w:val="18"/>
         <w:szCs w:val="18"/>
       </w:rPr>
-      <w:t xml:space="preserve">  |  </w:t>
+      <w:t xml:space="preserve"/>
     </w:r>
     <w:r>
       <w:rPr>
@@ -16367,7 +17611,7 @@
         <w:sz w:val="18"/>
         <w:szCs w:val="18"/>
       </w:rPr>
-      <w:t xml:space="preserve">Enquête d’événement</w:t>
+      <w:t xml:space="preserve"/>
     </w:r>
   </w:p>
 </w:hdr>
